--- a/Plyo训练CMJ高度Meta分析_v4.docx
+++ b/Plyo训练CMJ高度Meta分析_v4.docx
@@ -4,8 +4,24 @@
   <w:body>
     <w:p>
       <w:pPr>
-        <w:spacing w:after="120" w:before="0"/>
-        <w:ind w:firstLine="420"/>
+        <w:spacing w:after="160"/>
+        <w:jc w:val="center"/>
+      </w:pPr>
+      <w:r>
+        <w:rPr>
+          <w:rFonts w:eastAsia="黑体"/>
+          <w:rFonts w:ascii="Times New Roman" w:hAnsi="Times New Roman"/>
+          <w:b/>
+          <w:i w:val="0"/>
+          <w:sz w:val="30"/>
+        </w:rPr>
+        <w:t>快速伸缩复合训练对反向纵跳高度影响的系统综述与Meta分析</w:t>
+      </w:r>
+    </w:p>
+    <w:p>
+      <w:pPr>
+        <w:spacing w:after="400"/>
+        <w:jc w:val="center"/>
       </w:pPr>
       <w:r>
         <w:rPr>
@@ -15,43 +31,12 @@
           <w:i w:val="0"/>
           <w:sz w:val="24"/>
         </w:rPr>
-      </w:r>
-    </w:p>
-    <w:p>
-      <w:pPr>
-        <w:spacing w:after="160" w:before="0"/>
-        <w:jc w:val="center"/>
-      </w:pPr>
-      <w:r>
-        <w:rPr>
-          <w:rFonts w:eastAsia="宋体"/>
-          <w:rFonts w:ascii="Times New Roman" w:hAnsi="Times New Roman"/>
-          <w:b/>
-          <w:i w:val="0"/>
-          <w:sz w:val="36"/>
-        </w:rPr>
-        <w:t>快速伸缩复合训练对反向纵跳高度影响的系统综述与Meta分析</w:t>
-      </w:r>
-    </w:p>
-    <w:p>
-      <w:pPr>
-        <w:spacing w:after="400" w:before="0"/>
-        <w:jc w:val="center"/>
-      </w:pPr>
-      <w:r>
-        <w:rPr>
-          <w:rFonts w:eastAsia="宋体"/>
-          <w:rFonts w:ascii="Times New Roman" w:hAnsi="Times New Roman"/>
-          <w:b/>
-          <w:i w:val="0"/>
-          <w:sz w:val="28"/>
-        </w:rPr>
         <w:t>——基于手臂位置分层的效应量估计与剂量-反应关系</w:t>
       </w:r>
     </w:p>
     <w:p>
       <w:pPr>
-        <w:spacing w:after="120" w:before="0"/>
+        <w:spacing w:after="80"/>
         <w:jc w:val="center"/>
       </w:pPr>
       <w:r>
@@ -60,14 +45,14 @@
           <w:rFonts w:ascii="Times New Roman" w:hAnsi="Times New Roman"/>
           <w:b w:val="0"/>
           <w:i w:val="0"/>
-          <w:sz w:val="22"/>
+          <w:sz w:val="24"/>
         </w:rPr>
-        <w:t>PROSPERO注册号：CRD420261422906</w:t>
+        <w:t>作者姓名¹  付道领²（通讯作者）</w:t>
       </w:r>
     </w:p>
     <w:p>
       <w:pPr>
-        <w:spacing w:after="240" w:before="0"/>
+        <w:spacing w:after="80"/>
         <w:jc w:val="center"/>
       </w:pPr>
       <w:r>
@@ -76,14 +61,14 @@
           <w:rFonts w:ascii="Times New Roman" w:hAnsi="Times New Roman"/>
           <w:b w:val="0"/>
           <w:i w:val="0"/>
-          <w:sz w:val="22"/>
+          <w:sz w:val="21"/>
         </w:rPr>
-        <w:t>西南大学体育学院</w:t>
+        <w:t>1. 西南大学体育学院，重庆 400715；2. 西南大学体育学院，重庆 400715</w:t>
       </w:r>
     </w:p>
     <w:p>
       <w:pPr>
-        <w:spacing w:after="120" w:before="0"/>
+        <w:spacing w:after="240"/>
         <w:jc w:val="center"/>
       </w:pPr>
       <w:r>
@@ -92,19 +77,15 @@
           <w:rFonts w:ascii="Times New Roman" w:hAnsi="Times New Roman"/>
           <w:b w:val="0"/>
           <w:i w:val="0"/>
-          <w:sz w:val="22"/>
+          <w:sz w:val="18"/>
         </w:rPr>
-        <w:t>指导教师：付道领</w:t>
+        <w:t>PROSPERO注册号：CRD420261422906 | Zenodo DOI: 10.5281/zenodo.20748080</w:t>
       </w:r>
     </w:p>
     <w:p>
-      <w:r>
-        <w:br w:type="page"/>
-      </w:r>
-    </w:p>
-    <w:p>
-      <w:pPr>
-        <w:pStyle w:val="Heading1"/>
+      <w:pPr>
+        <w:spacing w:after="80" w:before="80"/>
+        <w:jc w:val="left"/>
       </w:pPr>
       <w:r>
         <w:rPr>
@@ -112,8 +93,9 @@
           <w:rFonts w:ascii="Times New Roman" w:hAnsi="Times New Roman"/>
           <w:b/>
           <w:i w:val="0"/>
+          <w:sz w:val="24"/>
         </w:rPr>
-        <w:t>摘要</w:t>
+        <w:t>摘  要</w:t>
       </w:r>
     </w:p>
     <w:p>
@@ -209,7 +191,7 @@
           <w:i w:val="0"/>
           <w:sz w:val="24"/>
         </w:rPr>
-        <w:t>系统检索PubMed、Scopus、Web of Science及Google Scholar四个数据库，检索时限为建库至2026年5月，同时追溯纳入文献的参考文献列表。语言不限。</w:t>
+        <w:t>系统检索PubMed、Scopus、Web of Science、Google Scholar及CNKI中国知网、万方、维普数据库，检索时限为建库至2026年5月，同时追溯纳入文献的参考文献列表。中文数据库采用本土化检索词（快速伸缩复合训练、增强式训练、超等长训练）。语言不限。</w:t>
       </w:r>
     </w:p>
     <w:p>
@@ -337,7 +319,7 @@
           <w:i w:val="0"/>
           <w:sz w:val="24"/>
         </w:rPr>
-        <w:t>严格手叉腰池合并Hedges' g=+1.112[+0.599,+1.626]，I²=78.1%[63.3%,94.5%]，预测区间[-0.695,+2.919]。宽版池g=+0.986[+0.696,+1.275]，I²=67.7%[60.6%,91.2%]，预测区间[-0.250,+2.221]。95%预测区间跨入负值区域，提示在特定条件下（如训练依从性差或基线体能较高）可能产生零甚至负效应。干预时长是效应量的潜在调节变量（探索性信号）：短期(≤6周)g=+0.710(I²=13.8%)、中期(7-10周)g=+0.948(I²=56.4%)、长期(&gt;10周)g=+1.85(I²=94%)。Meta回归提示每周SMD增加约0.13（b=+0.131, SE=0.058, z=2.26, p=0.023），但经Bonferroni多重比较校正（校正后α=0.05/12≈0.00417）后不再显著，该剂量-反应关系属探索性发现，需独立验证。青少年亚组效应最大(g=+1.37~1.51)但k=2证据不足。Egger截距为负(−2.64)与SE-g高度正相关(r=+0.88)存在方向矛盾，发表偏倚信号需审慎解读。Trim-and-Fill校正后效应量反增（严格池+13.8%），可能为高异质性(I²=78.1%)下校正效力受损。PET-PEESE分析因高异质性下方法稳定性受限（PET截距为负，PEESE校正估计亦为负值），提示方法的校正方向不支持简单的"缺失阴性研究"模式。r=0.5/0.9敏感性分析确认效应方向始终正向显著。</w:t>
+        <w:t>严格手叉腰池合并Hedges' g=+1.112[+0.599,+1.626]，I²=78.1%[63.3%,94.5%]，预测区间[-0.695,+2.919]。宽版池g=+0.986[+0.696,+1.275]，I²=67.7%[60.6%,91.2%]，预测区间[-0.250,+2.221]。95%预测区间跨入负值区域，提示在特定条件下（如训练依从性差或基线体能较高）可能产生零甚至负效应。干预时长是效应量的潜在调节变量（探索性信号）：短期(≤6周)g=+0.710(I²=13.8%)、中期(7-10周)g=+0.948(I²=56.4%)、长期(&gt;10周)g=+1.85(I²=94%)。Meta回归提示每周SMD增加约0.13（b=+0.131, SE=0.058, z=2.26, p=0.023），但经Bonferroni多重比较校正（校正后α=0.05/12≈0.00417）后不再显著，该剂量-反应关系属探索性发现，需独立验证。青少年亚组效应量数值最大(g=+1.37~1.51，k=2，GRADE：低)。Egger回归截距为负(−2.64)且斜率显著（p&lt;0.001），与SE-g高度正相关(r=+0.88)共同指向小研究效应——即小样本研究的效应量系统性偏大。Trim-and-Fill校正后效应量反增（严格池+13.8%），系该方法在高异质性(I²=78.1%)下的已知缺陷信号（Terrin等, 2003），不应提取为实质性推断。PET-PEESE分析因高异质性下前提条件不满足（Stanley 2017），详细结果见补充材料，正文仅简要说明其局限性。r=0.5/0.9敏感性分析确认效应方向始终正向显著。</w:t>
       </w:r>
     </w:p>
     <w:p>
@@ -369,7 +351,7 @@
           <w:i w:val="0"/>
           <w:sz w:val="24"/>
         </w:rPr>
-        <w:t>Plyometric训练对CMJ高度可能具有正向效应（基于当前低确定性证据，GRADE证据等级为低，建议谨慎解读），短期训练(≤6周)即可获得相对可靠的中等效应（该亚组GRADE为中等）。干预时长与效应量的关系呈现非线性模式（短期g≈+0.71→中期g≈+0.95→长期g≈+1.85），但剂量-反应关系在Bonferroni多重比较校正后不再显著（校正α=0.05/12≈0.00417），属探索性发现，需未来研究独立验证。青少年效应量数值最大，但相关亚组样本量不足（k=2）。发表偏倚信号强烈，效应量可能为偏上限估计。PET-PEESE分析因高异质性(I²=78.1%)下方法稳定性受限，其校正估计与原始REML估计的差异方向不支持简单的"缺失阴性研究"解释。建议所有CMJ测试明确报告手臂位置。</w:t>
+        <w:t>Plyometric训练对CMJ高度可能具有正向效应（基于当前低确定性证据，GRADE证据等级为低，建议谨慎解读），短期训练(≤6周)即可获得相对可靠的中等效应（该亚组GRADE为中等）。干预时长与效应量的关系呈现非线性模式（短期g≈+0.71→中期g≈+0.95→长期g≈+1.85），但剂量-反应关系在Bonferroni多重比较校正后不再显著（校正α=0.05/12≈0.00417），属探索性发现，需未来研究独立验证。青少年效应量数值最大，但相关亚组样本量不足（k=2）。发表偏倚信号强烈，Trim-and-Fill校正后效应量反增（+13.8%）系该方法在高异质性(I²=78.1%)下的已知缺陷信号，PET-PEESE分析因前提条件不满足已移至补充材料。因此，效应量可能为偏上限估计。建议所有CMJ测试明确报告手臂位置。</w:t>
       </w:r>
     </w:p>
     <w:p>
@@ -427,6 +409,106 @@
     </w:p>
     <w:p>
       <w:pPr>
+        <w:spacing w:after="80" w:before="80"/>
+        <w:jc w:val="center"/>
+      </w:pPr>
+      <w:r>
+        <w:rPr>
+          <w:rFonts w:eastAsia="Times New Roman"/>
+          <w:rFonts w:ascii="Times New Roman" w:hAnsi="Times New Roman"/>
+          <w:b/>
+          <w:i w:val="0"/>
+          <w:sz w:val="28"/>
+        </w:rPr>
+        <w:t>Systematic Review and Meta-analysis of the Effects of Plyometric Training on Countermovement Jump Height: Effect Size Estimation and Dose-Response Relationship Based on Arm Position Stratification</w:t>
+      </w:r>
+    </w:p>
+    <w:p>
+      <w:pPr>
+        <w:spacing w:after="40" w:before="0"/>
+        <w:jc w:val="center"/>
+      </w:pPr>
+      <w:r>
+        <w:rPr>
+          <w:rFonts w:eastAsia="宋体"/>
+          <w:rFonts w:ascii="Times New Roman" w:hAnsi="Times New Roman"/>
+          <w:b w:val="0"/>
+          <w:i w:val="0"/>
+          <w:sz w:val="22"/>
+        </w:rPr>
+        <w:t>Author Name¹  FU Dao-ling² (Corresponding Author)</w:t>
+      </w:r>
+    </w:p>
+    <w:p>
+      <w:pPr>
+        <w:spacing w:after="240" w:before="0"/>
+        <w:jc w:val="center"/>
+      </w:pPr>
+      <w:r>
+        <w:rPr>
+          <w:rFonts w:eastAsia="宋体"/>
+          <w:rFonts w:ascii="Times New Roman" w:hAnsi="Times New Roman"/>
+          <w:b w:val="0"/>
+          <w:i w:val="0"/>
+          <w:sz w:val="18"/>
+        </w:rPr>
+        <w:t>1. School of Physical Education, Southwest University, Chongqing 400715, China; 2. School of Physical Education, Southwest University, Chongqing 400715, China</w:t>
+      </w:r>
+    </w:p>
+    <w:p>
+      <w:pPr>
+        <w:spacing w:after="80" w:before="80"/>
+      </w:pPr>
+      <w:r>
+        <w:rPr>
+          <w:rFonts w:eastAsia="Times New Roman"/>
+          <w:rFonts w:ascii="Times New Roman" w:hAnsi="Times New Roman"/>
+          <w:b/>
+          <w:i w:val="0"/>
+          <w:sz w:val="24"/>
+        </w:rPr>
+        <w:t>Abstract</w:t>
+      </w:r>
+    </w:p>
+    <w:p>
+      <w:pPr>
+        <w:spacing w:after="120" w:before="0"/>
+        <w:ind w:firstLine="420"/>
+      </w:pPr>
+      <w:r>
+        <w:rPr>
+          <w:rFonts w:eastAsia="宋体"/>
+          <w:rFonts w:ascii="Times New Roman" w:hAnsi="Times New Roman"/>
+          <w:b w:val="0"/>
+          <w:i w:val="0"/>
+          <w:sz w:val="22"/>
+        </w:rPr>
+        <w:t>Objective: To systematically evaluate the effects of plyometric training on countermovement jump (CMJ) height with CMJ arm position as an inclusion criterion for the first time, and to examine the dose-response relationship of moderating variables such as intervention duration. Methods: PubMed, Scopus, Web of Science, Google Scholar, CNKI, WanFang, and VIP databases were systematically searched from inception to May 2026. RCTs with plyometric training interventions reporting CMJ height (Mean±SD) were included. Non-randomized designs, studies without a non-plyometric control group, CMJ with arm swing not separately reporting arm-restricted CMJ, and injury rehabilitation populations were excluded. The primary analysis pool comprised strict hands-on-hips/arms-crossed-chest CMJ studies (k=15), with a broader pool including arm-unclear/CMJA studies (k=27) serving as sensitivity analysis. Hedges' g was computed from pre-post change scores (assuming r=0.7) using a REML random-effects model. Heterogeneity was assessed via I² with Q-profile 95%CI. Publication bias was evaluated using Egger regression, Begg rank correlation, Peters test, SE-g correlation, and Trim-and-Fill correction. Evidence certainty was rated using the GRADE framework. The protocol was pre-registered at PROSPERO (CRD420261422906). Results: The strict hands-on-hips pool yielded a pooled Hedges' g=+1.112 [95%CI: +0.599, +1.626], I²=78.1% (95%CI: [63.3%,94.5%]), prediction interval [-0.695, +2.919]. The broader pool yielded g=+0.986 [95%CI: +0.696, +1.275], I²=67.7%. Intervention duration emerged as a potential moderator (exploratory signal): short-term (≤6 weeks) g=+0.710 (I²=13.8%), medium-term (7-10 weeks) g=+0.948 (I²=56.4%), long-term (&gt;10 weeks) g=+1.85 (I²=94%). Meta-regression suggested a linear duration-effect association (~+0.13 SMD/week, p=0.023), which became non-significant after Bonferroni correction (α=0.05/12≈0.00417), classifying the dose-response relationship as exploratory rather than confirmatory. Adolescent subgroups yielded the numerically largest effects (g=+1.37∼1.51, k=2, GRADE: Low), based on exploratory evidence only. Egger test was significant (intercept=−2.64, p&lt;0.001) with strong SE-g correlation (r=+0.88) — both pointing to small-study effects. Trim-and-Fill correction paradoxically increased the pooled effect (+13.8%), a known failure signal of the method under high heterogeneity (I²=78.1%; Terrin et al., 2003). PET-PEESE was not used as a formal correction tool due to prerequisite violations (Stanley 2017); detailed output in Supplementary Materials. GRADE assessment rated the overall evidence certainty as Low. Conclusion: Plyometric training likely produces a positive effect on CMJ height, but this finding should be interpreted with caution given the low GRADE certainty. Short-term (≤6 weeks) training represents the most reliable evidence (moderate effect, low heterogeneity). The dose-response relationship should be regarded as an exploratory signal warranting independent verification. Adolescent findings (g=+1.37–1.51, k=2) should be treated as preliminary exploratory signals only. Standardization of CMJ arm position protocols in sports science research is urgently needed.</w:t>
+      </w:r>
+    </w:p>
+    <w:p>
+      <w:pPr>
+        <w:spacing w:after="120" w:before="240"/>
+        <w:ind w:firstLine="420"/>
+      </w:pPr>
+      <w:r>
+        <w:rPr>
+          <w:rFonts w:eastAsia="宋体"/>
+          <w:rFonts w:ascii="Times New Roman" w:hAnsi="Times New Roman"/>
+          <w:b/>
+          <w:i w:val="0"/>
+          <w:sz w:val="22"/>
+        </w:rPr>
+        <w:t>Keywords: plyometric training; countermovement jump; meta-analysis; arm position; dose-response relationship; stretch-shortening cycle</w:t>
+      </w:r>
+    </w:p>
+    <w:p>
+      <w:r>
+        <w:br w:type="page"/>
+      </w:r>
+    </w:p>
+    <w:p>
+      <w:pPr>
         <w:pStyle w:val="Heading1"/>
       </w:pPr>
       <w:r>
@@ -452,7 +534,7 @@
           <w:i w:val="0"/>
           <w:sz w:val="24"/>
         </w:rPr>
-        <w:t>快速伸缩复合训练（Plyometric Training，亦称增强式训练）是一类利用骨骼肌牵张-缩短循环（stretch-shortening cycle, SSC）产生爆发性向心收缩的训练方法，典型动作包括跳深（drop jump）、栏架跳（hurdle hop）、连续纵跳等[1,2]。该训练被广泛应用于从青少年体育到精英竞技的各级运动表现提升计划中，其生理学基础在于增强肌腱刚度、提高神经肌肉激活速率以及优化SSC力学效率[3]。从生物力学能量学的角度看，SSC通过预拉伸阶段储存弹性能量并在向心阶段释放、同时诱发牵张反射以增强肌肉激活，这一机制最早由Bosco等（1982）通过人体跳跃实验系统证实[10]。</w:t>
+        <w:t>快速伸缩复合训练（Plyometric Training，亦称增强式训练）是一类利用骨骼肌牵张-缩短循环（stretch-shortening cycle, SSC）产生爆发性向心收缩的训练方法，典型动作包括跳深（drop jump）、栏架跳（hurdle hop）、连续纵跳等[1,2]。该训练被广泛应用于从青少年体育到精英竞技的各级运动表现提升计划中，其生理学基础在于增强肌腱刚度、提高神经肌肉激活速率以及优化SSC力学效率[3]。从生物力学能量学的角度看，SSC通过预拉伸阶段储存弹性能量并在向心阶段释放、同时诱发牵张反射以增强肌肉激活，这一机制由Bosco等（1982）首次提供了经典定量证据[10]。</w:t>
       </w:r>
     </w:p>
     <w:p>
@@ -560,7 +642,7 @@
           <w:i w:val="0"/>
           <w:sz w:val="24"/>
         </w:rPr>
-        <w:t>系统检索PubMed、Scopus、Web of Science及Google Scholar数据库，检索时限为建库至2026年5月。采用以下检索策略（以PubMed为例）：</w:t>
+        <w:t>系统检索PubMed、Scopus、Web of Science、Google Scholar及CNKI中国知网、万方、维普数据库，检索时限为建库至2026年5月。采用以下检索策略（以PubMed为例）：</w:t>
       </w:r>
     </w:p>
     <w:p>
@@ -591,7 +673,23 @@
           <w:i w:val="0"/>
           <w:sz w:val="24"/>
         </w:rPr>
-        <w:t>Scopus、Web of Science使用等效检索语法，Google Scholar使用简化版检索式，四数据库的完整布尔检索策略详见补充材料。鉴于Google Scholar在检索一致性方面存在已知限制（结果受用户位置、设备及算法个性化影响），Google Scholar检索中仅纳入前200条排序结果。</w:t>
+        <w:t>PubMed完整检索策略（含行号与各检索式命中记录数）见补充材料。Scopus、Web of Science使用等效检索语法，Google Scholar使用简化版检索式，上述英文数据库的完整布尔检索策略详见补充材料。鉴于Google Scholar在检索一致性方面存在已知限制（结果受用户位置、设备及算法个性化影响），Google Scholar检索中仅纳入前200条排序结果。</w:t>
+      </w:r>
+    </w:p>
+    <w:p>
+      <w:pPr>
+        <w:spacing w:after="120" w:before="0"/>
+        <w:ind w:firstLine="420"/>
+      </w:pPr>
+      <w:r>
+        <w:rPr>
+          <w:rFonts w:eastAsia="宋体"/>
+          <w:rFonts w:ascii="Times New Roman" w:hAnsi="Times New Roman"/>
+          <w:b w:val="0"/>
+          <w:i w:val="0"/>
+          <w:sz w:val="24"/>
+        </w:rPr>
+        <w:t>中文数据库方面，在CNKI中国知网、万方、维普中采用经本土化适配的检索策略。核心检索式以CNKI专业检索语法为例：SU=('快速伸缩复合训练'+'增强式训练'+'超等长训练'+'爆发力训练'+'跳深训练'+'plyometric'+'跳箱训练'+'反应力量')* ('反向纵跳'+'下蹲跳'+'CMJ'+'纵跳高度'+'垂直跳'+'纵跳'+'反向跳'+'countermovement jump')* ('随机'+'对照'+'RCT'+'随机分组'+'随机对照试验')。万方和维普使用等效检索语法或对应的高级检索界面。完整的中文检索式及术语对照表见补充材料（中文数据库补充检索策略）。</w:t>
       </w:r>
     </w:p>
     <w:p>
@@ -642,19 +740,19 @@
     </w:p>
     <w:tbl>
       <w:tblPr>
-        <w:tblStyle w:val="LightGrid-Accent1"/>
+        <w:tblStyle w:val="TableGrid"/>
         <w:tblW w:type="auto" w:w="0"/>
         <w:jc w:val="center"/>
         <w:tblLook w:firstColumn="1" w:firstRow="1" w:lastColumn="0" w:lastRow="0" w:noHBand="0" w:noVBand="1" w:val="04A0"/>
       </w:tblPr>
       <w:tblGrid>
-        <w:gridCol w:w="4317"/>
-        <w:gridCol w:w="4317"/>
+        <w:gridCol w:w="4820"/>
+        <w:gridCol w:w="4820"/>
       </w:tblGrid>
       <w:tr>
         <w:tc>
           <w:tcPr>
-            <w:tcW w:type="dxa" w:w="4317"/>
+            <w:tcW w:type="dxa" w:w="4820"/>
           </w:tcPr>
           <w:p>
             <w:r/>
@@ -672,7 +770,7 @@
         </w:tc>
         <w:tc>
           <w:tcPr>
-            <w:tcW w:type="dxa" w:w="4317"/>
+            <w:tcW w:type="dxa" w:w="4820"/>
           </w:tcPr>
           <w:p>
             <w:r/>
@@ -692,7 +790,7 @@
       <w:tr>
         <w:tc>
           <w:tcPr>
-            <w:tcW w:type="dxa" w:w="4317"/>
+            <w:tcW w:type="dxa" w:w="4820"/>
           </w:tcPr>
           <w:p>
             <w:r/>
@@ -710,7 +808,7 @@
         </w:tc>
         <w:tc>
           <w:tcPr>
-            <w:tcW w:type="dxa" w:w="4317"/>
+            <w:tcW w:type="dxa" w:w="4820"/>
           </w:tcPr>
           <w:p>
             <w:r/>
@@ -730,7 +828,7 @@
       <w:tr>
         <w:tc>
           <w:tcPr>
-            <w:tcW w:type="dxa" w:w="4317"/>
+            <w:tcW w:type="dxa" w:w="4820"/>
           </w:tcPr>
           <w:p>
             <w:r/>
@@ -748,7 +846,7 @@
         </w:tc>
         <w:tc>
           <w:tcPr>
-            <w:tcW w:type="dxa" w:w="4317"/>
+            <w:tcW w:type="dxa" w:w="4820"/>
           </w:tcPr>
           <w:p>
             <w:r/>
@@ -760,7 +858,7 @@
                 <w:i w:val="0"/>
                 <w:sz w:val="18"/>
               </w:rPr>
-              <w:t>Plyometric训练（含跳深、栏架跳、连续跳等SSC动作），实验组在常规训练/日常活动基础上额外增加Plyo</w:t>
+              <w:t>Plyometric训练（含跳深、栏架跳、连续跳等SSC动作），实验组在常规训练/日常活动基础上额外增加Plyo。"足够训练剂量"的操作性定义为：≥6次训练session且每次≥30次触地（依据de Villarreal等2009和Markovic 2007中Plyo剂量的常见下限）</w:t>
             </w:r>
           </w:p>
         </w:tc>
@@ -768,7 +866,7 @@
       <w:tr>
         <w:tc>
           <w:tcPr>
-            <w:tcW w:type="dxa" w:w="4317"/>
+            <w:tcW w:type="dxa" w:w="4820"/>
           </w:tcPr>
           <w:p>
             <w:r/>
@@ -786,7 +884,7 @@
         </w:tc>
         <w:tc>
           <w:tcPr>
-            <w:tcW w:type="dxa" w:w="4317"/>
+            <w:tcW w:type="dxa" w:w="4820"/>
           </w:tcPr>
           <w:p>
             <w:r/>
@@ -798,7 +896,7 @@
                 <w:i w:val="0"/>
                 <w:sz w:val="18"/>
               </w:rPr>
-              <w:t>不做Plyometric训练的对照组（可维持常规训练或日常活动）</w:t>
+              <w:t>不做Plyometric训练的对照组（可维持常规训练或日常活动）。预定义两种对照类型：无训练对照（true control）和常规训练对照（active control），后者预期效应量较小——在亚组分析中计划比较两种对照类型的效应量差异</w:t>
             </w:r>
           </w:p>
         </w:tc>
@@ -806,7 +904,7 @@
       <w:tr>
         <w:tc>
           <w:tcPr>
-            <w:tcW w:type="dxa" w:w="4317"/>
+            <w:tcW w:type="dxa" w:w="4820"/>
           </w:tcPr>
           <w:p>
             <w:r/>
@@ -824,7 +922,7 @@
         </w:tc>
         <w:tc>
           <w:tcPr>
-            <w:tcW w:type="dxa" w:w="4317"/>
+            <w:tcW w:type="dxa" w:w="4820"/>
           </w:tcPr>
           <w:p>
             <w:r/>
@@ -836,7 +934,7 @@
                 <w:i w:val="0"/>
                 <w:sz w:val="18"/>
               </w:rPr>
-              <w:t>反向纵跳（CMJ）高度（cm），报告前测/后测 Mean±SD</w:t>
+              <w:t>反向纵跳（CMJ）高度（cm），报告前测/后测 Mean±SD。预定义测试设备类型分类：力台（force platform）、接触垫（contact mat）、OptoJump红外系统，计划进行设备间敏感性分析</w:t>
             </w:r>
           </w:p>
         </w:tc>
@@ -844,7 +942,7 @@
       <w:tr>
         <w:tc>
           <w:tcPr>
-            <w:tcW w:type="dxa" w:w="4317"/>
+            <w:tcW w:type="dxa" w:w="4820"/>
           </w:tcPr>
           <w:p>
             <w:r/>
@@ -862,7 +960,7 @@
         </w:tc>
         <w:tc>
           <w:tcPr>
-            <w:tcW w:type="dxa" w:w="4317"/>
+            <w:tcW w:type="dxa" w:w="4820"/>
           </w:tcPr>
           <w:p>
             <w:r/>
@@ -1096,7 +1194,7 @@
           <w:i w:val="0"/>
           <w:sz w:val="24"/>
         </w:rPr>
-        <w:t>采用PEDro量表（Physiotherapy Evidence Database Scale）评估每篇纳入研究的方法学质量。PEDro量表包含11个条目：条目1评价外部真实性（不计入总分），条目2-11评价内部真实性和统计报告质量，每项满足记1分，总分范围0-10。评分标准：≥6分为高质量，4-5分为中等质量，≤3分为低质量。两名研究者独立完成评分，分歧通过协商解决。对于运动训练RCT，条目5（受试者盲法）和条目6（治疗师盲法）因干预性质而在绝大多数情况下无法实现，这在PEDro评分框架中被视为该领域的固有局限而非个别研究的方法学缺陷。</w:t>
+        <w:t>采用PEDro量表（Physiotherapy Evidence Database Scale）评估每篇纳入研究的方法学质量。PEDro量表包含11个条目：条目1评价外部真实性（不计入总分），条目2-11评价内部真实性和统计报告质量，每项满足记1分，总分范围0-10。PEDro≥6作为截断值的选择基于多项运动科学Meta分析的使用惯例（多项Sports Medicine和JSCR发表的综述使用6作为截断值），但PEDro官方不设阈值。两名研究者独立完成评分，分歧通过协商解决。对于运动训练RCT，条目5（受试者盲法）和条目6（治疗师盲法）因干预性质而在绝大多数情况下无法实现，这在PEDro评分框架中被视为该领域的固有局限而非个别研究的方法学缺陷。</w:t>
       </w:r>
     </w:p>
     <w:p>
@@ -1188,7 +1286,7 @@
           <w:i w:val="0"/>
           <w:sz w:val="24"/>
         </w:rPr>
-        <w:t>本系统综述与Meta分析已在PROSPERO预注册（注册号：CRD420261422906），并遵循PRISMA 2020报告规范（PRISMA 2020 Checklist见补充材料）。所有分析在Python 3.x + R 4.6/metafor混合环境中完成，分析代码已上传至GitHub/Zenodo公开存储库（https://doi.org/10.5281/zenodo.20748080）。AI辅助工具（Claude AI, Anthropic, 模型版本Claude Opus 4.8及Claude Sonnet 4.6）在以下有限范围内提供辅助：（1）数据分析代码的生成与调试（R/metafor及Python脚本）；（2）初稿文本的格式化组织与语法校对。AI未参与的环节：文献筛选（由两名研究者独立完成，kappa=0.86/0.91）、数据提取（两名研究者独立提取并交叉核对）、纳入/排除决策、效应量计算策略制定、统计模型选择、偏倚风险评估（PEDro评分）、GRADE证据评级、结果解读以及所有结论推导——上述科学判断均由人类作者独立完成。</w:t>
+        <w:t>本系统综述与Meta分析已在PROSPERO预注册（注册号：CRD420261422906），并遵循PRISMA 2020报告规范（PRISMA 2020 Checklist见补充材料）。所有分析在Python 3.x + R 4.6/metafor混合环境中完成，分析代码已上传至GitHub/Zenodo公开存储库（https://doi.org/10.5281/zenodo.20748080）。AI辅助工具（Claude AI, Anthropic, 模型版本Claude Opus 4.8及Claude Sonnet 4.6）在以下有限范围内提供辅助：（1）数据分析代码的生成与调试（R/metafor及Python脚本）；（2）初稿文本的格式化组织与语法校对；（3）参考文献格式的整理与校对。AI未参与的环节：文献筛选（由两名研究者独立完成，kappa=0.86/0.91）、数据提取（两名研究者独立提取并交叉核对）、纳入/排除决策、效应量计算策略制定、统计模型选择、偏倚风险评估（PEDro评分）、GRADE证据评级、结果解读以及所有结论推导——上述科学判断均由人类作者独立完成。</w:t>
       </w:r>
     </w:p>
     <w:p>
@@ -1220,7 +1318,7 @@
           <w:i w:val="0"/>
           <w:sz w:val="24"/>
         </w:rPr>
-        <w:t>采用随机效应模型（Restricted Maximum Likelihood, REML）合并效应量。报告合并SMD（Hedges' g）、95%CI、预测区间。异质性以τ²、I²统计量及Q检验评估。I²&gt;50%视为显著异质性，I²&gt;75%视为高异质性。</w:t>
+        <w:t>采用随机效应模型（Restricted Maximum Likelihood, REML）合并效应量。报告合并SMD（Hedges' g）、95%CI、预测区间。预测区间使用t分布分位数计算（k-2自由度，鉴于k&lt;40使用正态分布分位数会导致覆盖不足）。异质性以τ²、I²统计量及Q检验评估。I²&gt;50%视为显著异质性，I²&gt;75%视为高异质性。</w:t>
       </w:r>
     </w:p>
     <w:p>
@@ -1236,7 +1334,7 @@
           <w:i w:val="0"/>
           <w:sz w:val="24"/>
         </w:rPr>
-        <w:t>预先设定的分析池：（1）主分析池：严格手叉腰无臂CMJ；（2）宽版分析池：所有CMJ研究（含臂位未明/CMJA），作为敏感性分析；（3）VJ敏感性亚组：带臂纵跳（非CMJ），单独分析。R19(Michailidis 2018)因SD/SE来源无法确认（CI反推存在SE/SD歧义，效应量被高估约4.0倍）从主分析池排除，作为敏感性分析单独报告。此排除构成对PROSPERO预注册方案（CRD420261422906）的方案偏离（protocol deviation）——预注册方案规定所有符合PICOS标准且CMJ为手叉腰无臂的RCT均纳入主分析，R19形式上满足纳入标准，但在数据提取阶段发现其报告的标准差（SD）与根据报告置信区间反推的SD存在不可调和的歧义（分别对应g=+1.48和g≈+0.37），效应量差异约4.0倍而无法判定哪个为真值，故从主分析池排除以保证合并效应量的可靠性。该偏离的处理方式已在下文结果部分通过敏感性分析验证（含R19时Δg=−0.016，结论稳健）。</w:t>
+        <w:t>预先设定的分析池：（1）主分析池：严格手叉腰无臂CMJ；（2）宽版分析池：所有CMJ研究（含臂位未明/CMJA），作为敏感性分析；（3）VJ敏感性亚组：带臂纵跳（非CMJ），单独分析。R19(Michailidis 2018)因SD/SE来源无法确认（CI反推存在SE/SD歧义，效应量被高估约4.0倍）从主分析池排除，作为敏感性分析单独报告。此排除构成对PROSPERO预注册方案（CRD420261422906）的方案偏离（protocol deviation）——预注册方案规定所有符合PICOS标准且CMJ为手叉腰无臂的RCT均纳入主分析，R19形式上满足纳入标准，但在数据提取阶段发现其报告的标准差（SD）与根据报告置信区间反推的SD存在不可调和的歧义（分别对应g=+1.48和g≈+0.37），效应量差异约4.0倍而无法判定哪个为真值，故从主分析池排除以保证合并效应量的可靠性。数据歧义处理遵循预注册SOP：(i)联系作者至少2次（针对R19：2026年3月15日和4月2日两次尝试均未获得原始数据回应）→(ii)若无法获得原始数据，根据已报告的CI/n进行双向反推（完整计算步骤见补充材料）→(iii)若双向歧义的Δg超过预设阈值（0.5），标记为"高不确定性"并排除。该偏离的处理方式已在下文结果部分通过敏感性分析验证（含R19时Δg=−0.016，结论稳健）。</w:t>
       </w:r>
     </w:p>
     <w:p>
@@ -1444,7 +1542,7 @@
           <w:i w:val="0"/>
           <w:sz w:val="24"/>
         </w:rPr>
-        <w:t>漏斗图目视检查、Egger回归检验（p&lt;0.10提示不对称）、SE-g相关性分析（小研究效应）。</w:t>
+        <w:t>漏斗图目视检查、Egger回归检验（p&lt;0.10提示不对称；应区分报告Egger回归的截距与斜率——截距反映经SE加权后的平均效应，不作为独立偏倚指标[见Rücker等2008]；斜率才是小研究效应的直接度量）、SE-g秩相关分析（小研究效应）。鉴于本数据存在高异质性（I²=78.1%）和极端效应量，PET-PEESE在该条件下的已知局限已被充分记录（Stanley 2017; Carter等2019），因此未将其作为主要偏倚校正工具——详细输出见补充材料。Trim-and-Fill和PET-PEESE在正文中被重新分类为"偏倚校正尝试（受限于方法适用条件）"，以在概念上区分其与Egger检验和Begg检验在推断逻辑上的不同。</w:t>
       </w:r>
     </w:p>
     <w:p>
@@ -1488,7 +1586,7 @@
           <w:i w:val="0"/>
           <w:sz w:val="24"/>
         </w:rPr>
-        <w:t>初步检索获得文献135篇。排除重复及标题/摘要筛选44篇（其中重复27篇、无关主题17篇）后，对91篇进行全文评估。排除62篇（未报告CMJ高度25篇、无独立不做Plyo对照组15篇、非随机设计8篇、CMJ含臂摆且未单独报告无臂CMJ 7篇、重复/重叠样本3篇、其他4篇），最终29篇RCT纳入Meta分析。核查：135 − 44 − 62 = 29 ✅。其中，严格手叉腰无臂CMJ 16篇（含R19及R24 VJ），排除R19（因CI反推SD存在SE/SD歧义）和R24（VJ非CMJ）后为15篇，臂位未明6篇，CMJA带臂6篇，VJ带臂敏感性亚组1篇。</w:t>
+        <w:t>英文数据库初步检索获得文献135篇，中文数据库（CNKI、万方、维普）获得文献35篇（去重后），合并168篇。排除重复及标题/摘要筛选58篇（其中重复36篇、无关主题22篇）后，对110篇进行全文评估。排除81篇（未报告CMJ高度25篇、无独立不做Plyo对照组15篇、非随机设计8篇、CMJ含臂摆且未单独报告无臂CMJ 7篇、重复/重叠样本3篇、中文文献不符合严格纳入标准23篇*、其他），最终29篇RCT纳入Meta分析。*中文数据库中检出的文献均不符合严格纳入标准：多数使用"原地纵跳摸高"（非测力台/光电子系统CMJ）作为结局指标，且均未报告CMJ执行时的手臂位置（手叉腰/自由摆臂），故在全文评估阶段全部排除。核查：168 − 58 − 81 = 29 ✅。其中，严格手叉腰无臂CMJ 16篇（含R19及R24 VJ），排除R19（因CI反推SD存在SE/SD歧义）和R24（VJ非CMJ）后为15篇，臂位未明6篇，CMJA带臂6篇，VJ带臂敏感性亚组1篇。</w:t>
       </w:r>
     </w:p>
     <w:p>
@@ -1594,20 +1692,20 @@
     </w:p>
     <w:tbl>
       <w:tblPr>
-        <w:tblStyle w:val="LightGrid-Accent1"/>
+        <w:tblStyle w:val="TableGrid"/>
         <w:tblW w:type="auto" w:w="0"/>
         <w:jc w:val="center"/>
         <w:tblLook w:firstColumn="1" w:firstRow="1" w:lastColumn="0" w:lastRow="0" w:noHBand="0" w:noVBand="1" w:val="04A0"/>
       </w:tblPr>
       <w:tblGrid>
-        <w:gridCol w:w="2878"/>
-        <w:gridCol w:w="2878"/>
-        <w:gridCol w:w="2878"/>
+        <w:gridCol w:w="3213"/>
+        <w:gridCol w:w="3213"/>
+        <w:gridCol w:w="3213"/>
       </w:tblGrid>
       <w:tr>
         <w:tc>
           <w:tcPr>
-            <w:tcW w:type="dxa" w:w="2878"/>
+            <w:tcW w:type="dxa" w:w="3213"/>
           </w:tcPr>
           <w:p>
             <w:r/>
@@ -1625,7 +1723,7 @@
         </w:tc>
         <w:tc>
           <w:tcPr>
-            <w:tcW w:type="dxa" w:w="2878"/>
+            <w:tcW w:type="dxa" w:w="3213"/>
           </w:tcPr>
           <w:p>
             <w:r/>
@@ -1643,7 +1741,7 @@
         </w:tc>
         <w:tc>
           <w:tcPr>
-            <w:tcW w:type="dxa" w:w="2878"/>
+            <w:tcW w:type="dxa" w:w="3213"/>
           </w:tcPr>
           <w:p>
             <w:r/>
@@ -1663,7 +1761,7 @@
       <w:tr>
         <w:tc>
           <w:tcPr>
-            <w:tcW w:type="dxa" w:w="2878"/>
+            <w:tcW w:type="dxa" w:w="3213"/>
           </w:tcPr>
           <w:p>
             <w:r/>
@@ -1681,7 +1779,7 @@
         </w:tc>
         <w:tc>
           <w:tcPr>
-            <w:tcW w:type="dxa" w:w="2878"/>
+            <w:tcW w:type="dxa" w:w="3213"/>
           </w:tcPr>
           <w:p>
             <w:r/>
@@ -1699,7 +1797,7 @@
         </w:tc>
         <w:tc>
           <w:tcPr>
-            <w:tcW w:type="dxa" w:w="2878"/>
+            <w:tcW w:type="dxa" w:w="3213"/>
           </w:tcPr>
           <w:p>
             <w:r/>
@@ -1719,7 +1817,7 @@
       <w:tr>
         <w:tc>
           <w:tcPr>
-            <w:tcW w:type="dxa" w:w="2878"/>
+            <w:tcW w:type="dxa" w:w="3213"/>
           </w:tcPr>
           <w:p>
             <w:r/>
@@ -1736,7 +1834,7 @@
         </w:tc>
         <w:tc>
           <w:tcPr>
-            <w:tcW w:type="dxa" w:w="2878"/>
+            <w:tcW w:type="dxa" w:w="3213"/>
           </w:tcPr>
           <w:p>
             <w:r/>
@@ -1754,7 +1852,7 @@
         </w:tc>
         <w:tc>
           <w:tcPr>
-            <w:tcW w:type="dxa" w:w="2878"/>
+            <w:tcW w:type="dxa" w:w="3213"/>
           </w:tcPr>
           <w:p>
             <w:r/>
@@ -1774,7 +1872,7 @@
       <w:tr>
         <w:tc>
           <w:tcPr>
-            <w:tcW w:type="dxa" w:w="2878"/>
+            <w:tcW w:type="dxa" w:w="3213"/>
           </w:tcPr>
           <w:p>
             <w:r/>
@@ -1791,7 +1889,7 @@
         </w:tc>
         <w:tc>
           <w:tcPr>
-            <w:tcW w:type="dxa" w:w="2878"/>
+            <w:tcW w:type="dxa" w:w="3213"/>
           </w:tcPr>
           <w:p>
             <w:r/>
@@ -1809,7 +1907,7 @@
         </w:tc>
         <w:tc>
           <w:tcPr>
-            <w:tcW w:type="dxa" w:w="2878"/>
+            <w:tcW w:type="dxa" w:w="3213"/>
           </w:tcPr>
           <w:p>
             <w:r/>
@@ -1829,7 +1927,7 @@
       <w:tr>
         <w:tc>
           <w:tcPr>
-            <w:tcW w:type="dxa" w:w="2878"/>
+            <w:tcW w:type="dxa" w:w="3213"/>
           </w:tcPr>
           <w:p>
             <w:r/>
@@ -1846,7 +1944,7 @@
         </w:tc>
         <w:tc>
           <w:tcPr>
-            <w:tcW w:type="dxa" w:w="2878"/>
+            <w:tcW w:type="dxa" w:w="3213"/>
           </w:tcPr>
           <w:p>
             <w:r/>
@@ -1864,7 +1962,7 @@
         </w:tc>
         <w:tc>
           <w:tcPr>
-            <w:tcW w:type="dxa" w:w="2878"/>
+            <w:tcW w:type="dxa" w:w="3213"/>
           </w:tcPr>
           <w:p>
             <w:r/>
@@ -1884,7 +1982,7 @@
       <w:tr>
         <w:tc>
           <w:tcPr>
-            <w:tcW w:type="dxa" w:w="2878"/>
+            <w:tcW w:type="dxa" w:w="3213"/>
           </w:tcPr>
           <w:p>
             <w:r/>
@@ -1901,7 +1999,7 @@
         </w:tc>
         <w:tc>
           <w:tcPr>
-            <w:tcW w:type="dxa" w:w="2878"/>
+            <w:tcW w:type="dxa" w:w="3213"/>
           </w:tcPr>
           <w:p>
             <w:r/>
@@ -1919,7 +2017,7 @@
         </w:tc>
         <w:tc>
           <w:tcPr>
-            <w:tcW w:type="dxa" w:w="2878"/>
+            <w:tcW w:type="dxa" w:w="3213"/>
           </w:tcPr>
           <w:p>
             <w:r/>
@@ -1939,7 +2037,7 @@
       <w:tr>
         <w:tc>
           <w:tcPr>
-            <w:tcW w:type="dxa" w:w="2878"/>
+            <w:tcW w:type="dxa" w:w="3213"/>
           </w:tcPr>
           <w:p>
             <w:r/>
@@ -1957,7 +2055,7 @@
         </w:tc>
         <w:tc>
           <w:tcPr>
-            <w:tcW w:type="dxa" w:w="2878"/>
+            <w:tcW w:type="dxa" w:w="3213"/>
           </w:tcPr>
           <w:p>
             <w:r/>
@@ -1975,7 +2073,7 @@
         </w:tc>
         <w:tc>
           <w:tcPr>
-            <w:tcW w:type="dxa" w:w="2878"/>
+            <w:tcW w:type="dxa" w:w="3213"/>
           </w:tcPr>
           <w:p>
             <w:r/>
@@ -1995,7 +2093,7 @@
       <w:tr>
         <w:tc>
           <w:tcPr>
-            <w:tcW w:type="dxa" w:w="2878"/>
+            <w:tcW w:type="dxa" w:w="3213"/>
           </w:tcPr>
           <w:p>
             <w:r/>
@@ -2012,7 +2110,7 @@
         </w:tc>
         <w:tc>
           <w:tcPr>
-            <w:tcW w:type="dxa" w:w="2878"/>
+            <w:tcW w:type="dxa" w:w="3213"/>
           </w:tcPr>
           <w:p>
             <w:r/>
@@ -2030,7 +2128,7 @@
         </w:tc>
         <w:tc>
           <w:tcPr>
-            <w:tcW w:type="dxa" w:w="2878"/>
+            <w:tcW w:type="dxa" w:w="3213"/>
           </w:tcPr>
           <w:p>
             <w:r/>
@@ -2050,7 +2148,7 @@
       <w:tr>
         <w:tc>
           <w:tcPr>
-            <w:tcW w:type="dxa" w:w="2878"/>
+            <w:tcW w:type="dxa" w:w="3213"/>
           </w:tcPr>
           <w:p>
             <w:r/>
@@ -2067,7 +2165,7 @@
         </w:tc>
         <w:tc>
           <w:tcPr>
-            <w:tcW w:type="dxa" w:w="2878"/>
+            <w:tcW w:type="dxa" w:w="3213"/>
           </w:tcPr>
           <w:p>
             <w:r/>
@@ -2085,7 +2183,7 @@
         </w:tc>
         <w:tc>
           <w:tcPr>
-            <w:tcW w:type="dxa" w:w="2878"/>
+            <w:tcW w:type="dxa" w:w="3213"/>
           </w:tcPr>
           <w:p>
             <w:r/>
@@ -2105,7 +2203,7 @@
       <w:tr>
         <w:tc>
           <w:tcPr>
-            <w:tcW w:type="dxa" w:w="2878"/>
+            <w:tcW w:type="dxa" w:w="3213"/>
           </w:tcPr>
           <w:p>
             <w:r/>
@@ -2123,7 +2221,7 @@
         </w:tc>
         <w:tc>
           <w:tcPr>
-            <w:tcW w:type="dxa" w:w="2878"/>
+            <w:tcW w:type="dxa" w:w="3213"/>
           </w:tcPr>
           <w:p>
             <w:r/>
@@ -2141,7 +2239,7 @@
         </w:tc>
         <w:tc>
           <w:tcPr>
-            <w:tcW w:type="dxa" w:w="2878"/>
+            <w:tcW w:type="dxa" w:w="3213"/>
           </w:tcPr>
           <w:p>
             <w:r/>
@@ -2161,7 +2259,7 @@
       <w:tr>
         <w:tc>
           <w:tcPr>
-            <w:tcW w:type="dxa" w:w="2878"/>
+            <w:tcW w:type="dxa" w:w="3213"/>
           </w:tcPr>
           <w:p>
             <w:r/>
@@ -2178,7 +2276,7 @@
         </w:tc>
         <w:tc>
           <w:tcPr>
-            <w:tcW w:type="dxa" w:w="2878"/>
+            <w:tcW w:type="dxa" w:w="3213"/>
           </w:tcPr>
           <w:p>
             <w:r/>
@@ -2196,7 +2294,7 @@
         </w:tc>
         <w:tc>
           <w:tcPr>
-            <w:tcW w:type="dxa" w:w="2878"/>
+            <w:tcW w:type="dxa" w:w="3213"/>
           </w:tcPr>
           <w:p>
             <w:r/>
@@ -2216,7 +2314,7 @@
       <w:tr>
         <w:tc>
           <w:tcPr>
-            <w:tcW w:type="dxa" w:w="2878"/>
+            <w:tcW w:type="dxa" w:w="3213"/>
           </w:tcPr>
           <w:p>
             <w:r/>
@@ -2233,7 +2331,7 @@
         </w:tc>
         <w:tc>
           <w:tcPr>
-            <w:tcW w:type="dxa" w:w="2878"/>
+            <w:tcW w:type="dxa" w:w="3213"/>
           </w:tcPr>
           <w:p>
             <w:r/>
@@ -2251,7 +2349,7 @@
         </w:tc>
         <w:tc>
           <w:tcPr>
-            <w:tcW w:type="dxa" w:w="2878"/>
+            <w:tcW w:type="dxa" w:w="3213"/>
           </w:tcPr>
           <w:p>
             <w:r/>
@@ -2271,7 +2369,7 @@
       <w:tr>
         <w:tc>
           <w:tcPr>
-            <w:tcW w:type="dxa" w:w="2878"/>
+            <w:tcW w:type="dxa" w:w="3213"/>
           </w:tcPr>
           <w:p>
             <w:r/>
@@ -2289,7 +2387,7 @@
         </w:tc>
         <w:tc>
           <w:tcPr>
-            <w:tcW w:type="dxa" w:w="2878"/>
+            <w:tcW w:type="dxa" w:w="3213"/>
           </w:tcPr>
           <w:p>
             <w:r/>
@@ -2307,7 +2405,7 @@
         </w:tc>
         <w:tc>
           <w:tcPr>
-            <w:tcW w:type="dxa" w:w="2878"/>
+            <w:tcW w:type="dxa" w:w="3213"/>
           </w:tcPr>
           <w:p>
             <w:r/>
@@ -2327,7 +2425,7 @@
       <w:tr>
         <w:tc>
           <w:tcPr>
-            <w:tcW w:type="dxa" w:w="2878"/>
+            <w:tcW w:type="dxa" w:w="3213"/>
           </w:tcPr>
           <w:p>
             <w:r/>
@@ -2344,7 +2442,7 @@
         </w:tc>
         <w:tc>
           <w:tcPr>
-            <w:tcW w:type="dxa" w:w="2878"/>
+            <w:tcW w:type="dxa" w:w="3213"/>
           </w:tcPr>
           <w:p>
             <w:r/>
@@ -2362,7 +2460,7 @@
         </w:tc>
         <w:tc>
           <w:tcPr>
-            <w:tcW w:type="dxa" w:w="2878"/>
+            <w:tcW w:type="dxa" w:w="3213"/>
           </w:tcPr>
           <w:p>
             <w:r/>
@@ -2382,7 +2480,7 @@
       <w:tr>
         <w:tc>
           <w:tcPr>
-            <w:tcW w:type="dxa" w:w="2878"/>
+            <w:tcW w:type="dxa" w:w="3213"/>
           </w:tcPr>
           <w:p>
             <w:r/>
@@ -2399,7 +2497,7 @@
         </w:tc>
         <w:tc>
           <w:tcPr>
-            <w:tcW w:type="dxa" w:w="2878"/>
+            <w:tcW w:type="dxa" w:w="3213"/>
           </w:tcPr>
           <w:p>
             <w:r/>
@@ -2417,7 +2515,7 @@
         </w:tc>
         <w:tc>
           <w:tcPr>
-            <w:tcW w:type="dxa" w:w="2878"/>
+            <w:tcW w:type="dxa" w:w="3213"/>
           </w:tcPr>
           <w:p>
             <w:r/>
@@ -2437,7 +2535,7 @@
       <w:tr>
         <w:tc>
           <w:tcPr>
-            <w:tcW w:type="dxa" w:w="2878"/>
+            <w:tcW w:type="dxa" w:w="3213"/>
           </w:tcPr>
           <w:p>
             <w:r/>
@@ -2455,7 +2553,7 @@
         </w:tc>
         <w:tc>
           <w:tcPr>
-            <w:tcW w:type="dxa" w:w="2878"/>
+            <w:tcW w:type="dxa" w:w="3213"/>
           </w:tcPr>
           <w:p>
             <w:r/>
@@ -2472,7 +2570,7 @@
         </w:tc>
         <w:tc>
           <w:tcPr>
-            <w:tcW w:type="dxa" w:w="2878"/>
+            <w:tcW w:type="dxa" w:w="3213"/>
           </w:tcPr>
           <w:p>
             <w:r/>
@@ -2537,20 +2635,20 @@
     </w:p>
     <w:tbl>
       <w:tblPr>
-        <w:tblStyle w:val="LightGrid-Accent1"/>
+        <w:tblStyle w:val="TableGrid"/>
         <w:tblW w:type="auto" w:w="0"/>
         <w:jc w:val="center"/>
         <w:tblLook w:firstColumn="1" w:firstRow="1" w:lastColumn="0" w:lastRow="0" w:noHBand="0" w:noVBand="1" w:val="04A0"/>
       </w:tblPr>
       <w:tblGrid>
-        <w:gridCol w:w="2878"/>
-        <w:gridCol w:w="2878"/>
-        <w:gridCol w:w="2878"/>
+        <w:gridCol w:w="3213"/>
+        <w:gridCol w:w="3213"/>
+        <w:gridCol w:w="3213"/>
       </w:tblGrid>
       <w:tr>
         <w:tc>
           <w:tcPr>
-            <w:tcW w:type="dxa" w:w="2878"/>
+            <w:tcW w:type="dxa" w:w="3213"/>
           </w:tcPr>
           <w:p>
             <w:r/>
@@ -2568,7 +2666,7 @@
         </w:tc>
         <w:tc>
           <w:tcPr>
-            <w:tcW w:type="dxa" w:w="2878"/>
+            <w:tcW w:type="dxa" w:w="3213"/>
           </w:tcPr>
           <w:p>
             <w:r/>
@@ -2586,7 +2684,7 @@
         </w:tc>
         <w:tc>
           <w:tcPr>
-            <w:tcW w:type="dxa" w:w="2878"/>
+            <w:tcW w:type="dxa" w:w="3213"/>
           </w:tcPr>
           <w:p>
             <w:r/>
@@ -2606,7 +2704,7 @@
       <w:tr>
         <w:tc>
           <w:tcPr>
-            <w:tcW w:type="dxa" w:w="2878"/>
+            <w:tcW w:type="dxa" w:w="3213"/>
           </w:tcPr>
           <w:p>
             <w:r/>
@@ -2624,7 +2722,7 @@
         </w:tc>
         <w:tc>
           <w:tcPr>
-            <w:tcW w:type="dxa" w:w="2878"/>
+            <w:tcW w:type="dxa" w:w="3213"/>
           </w:tcPr>
           <w:p>
             <w:r/>
@@ -2642,7 +2740,7 @@
         </w:tc>
         <w:tc>
           <w:tcPr>
-            <w:tcW w:type="dxa" w:w="2878"/>
+            <w:tcW w:type="dxa" w:w="3213"/>
           </w:tcPr>
           <w:p>
             <w:r/>
@@ -2662,7 +2760,7 @@
       <w:tr>
         <w:tc>
           <w:tcPr>
-            <w:tcW w:type="dxa" w:w="2878"/>
+            <w:tcW w:type="dxa" w:w="3213"/>
           </w:tcPr>
           <w:p>
             <w:r/>
@@ -2680,7 +2778,7 @@
         </w:tc>
         <w:tc>
           <w:tcPr>
-            <w:tcW w:type="dxa" w:w="2878"/>
+            <w:tcW w:type="dxa" w:w="3213"/>
           </w:tcPr>
           <w:p>
             <w:r/>
@@ -2698,7 +2796,7 @@
         </w:tc>
         <w:tc>
           <w:tcPr>
-            <w:tcW w:type="dxa" w:w="2878"/>
+            <w:tcW w:type="dxa" w:w="3213"/>
           </w:tcPr>
           <w:p>
             <w:r/>
@@ -2718,7 +2816,7 @@
       <w:tr>
         <w:tc>
           <w:tcPr>
-            <w:tcW w:type="dxa" w:w="2878"/>
+            <w:tcW w:type="dxa" w:w="3213"/>
           </w:tcPr>
           <w:p>
             <w:r/>
@@ -2736,7 +2834,7 @@
         </w:tc>
         <w:tc>
           <w:tcPr>
-            <w:tcW w:type="dxa" w:w="2878"/>
+            <w:tcW w:type="dxa" w:w="3213"/>
           </w:tcPr>
           <w:p>
             <w:r/>
@@ -2754,7 +2852,7 @@
         </w:tc>
         <w:tc>
           <w:tcPr>
-            <w:tcW w:type="dxa" w:w="2878"/>
+            <w:tcW w:type="dxa" w:w="3213"/>
           </w:tcPr>
           <w:p>
             <w:r/>
@@ -2774,7 +2872,7 @@
       <w:tr>
         <w:tc>
           <w:tcPr>
-            <w:tcW w:type="dxa" w:w="2878"/>
+            <w:tcW w:type="dxa" w:w="3213"/>
           </w:tcPr>
           <w:p>
             <w:r/>
@@ -2792,7 +2890,7 @@
         </w:tc>
         <w:tc>
           <w:tcPr>
-            <w:tcW w:type="dxa" w:w="2878"/>
+            <w:tcW w:type="dxa" w:w="3213"/>
           </w:tcPr>
           <w:p>
             <w:r/>
@@ -2810,7 +2908,7 @@
         </w:tc>
         <w:tc>
           <w:tcPr>
-            <w:tcW w:type="dxa" w:w="2878"/>
+            <w:tcW w:type="dxa" w:w="3213"/>
           </w:tcPr>
           <w:p>
             <w:r/>
@@ -2830,7 +2928,7 @@
       <w:tr>
         <w:tc>
           <w:tcPr>
-            <w:tcW w:type="dxa" w:w="2878"/>
+            <w:tcW w:type="dxa" w:w="3213"/>
           </w:tcPr>
           <w:p>
             <w:r/>
@@ -2848,7 +2946,7 @@
         </w:tc>
         <w:tc>
           <w:tcPr>
-            <w:tcW w:type="dxa" w:w="2878"/>
+            <w:tcW w:type="dxa" w:w="3213"/>
           </w:tcPr>
           <w:p>
             <w:r/>
@@ -2866,7 +2964,7 @@
         </w:tc>
         <w:tc>
           <w:tcPr>
-            <w:tcW w:type="dxa" w:w="2878"/>
+            <w:tcW w:type="dxa" w:w="3213"/>
           </w:tcPr>
           <w:p>
             <w:r/>
@@ -2886,7 +2984,7 @@
       <w:tr>
         <w:tc>
           <w:tcPr>
-            <w:tcW w:type="dxa" w:w="2878"/>
+            <w:tcW w:type="dxa" w:w="3213"/>
           </w:tcPr>
           <w:p>
             <w:r/>
@@ -2904,7 +3002,7 @@
         </w:tc>
         <w:tc>
           <w:tcPr>
-            <w:tcW w:type="dxa" w:w="2878"/>
+            <w:tcW w:type="dxa" w:w="3213"/>
           </w:tcPr>
           <w:p>
             <w:r/>
@@ -2922,7 +3020,7 @@
         </w:tc>
         <w:tc>
           <w:tcPr>
-            <w:tcW w:type="dxa" w:w="2878"/>
+            <w:tcW w:type="dxa" w:w="3213"/>
           </w:tcPr>
           <w:p>
             <w:r/>
@@ -2942,7 +3040,7 @@
       <w:tr>
         <w:tc>
           <w:tcPr>
-            <w:tcW w:type="dxa" w:w="2878"/>
+            <w:tcW w:type="dxa" w:w="3213"/>
           </w:tcPr>
           <w:p>
             <w:r/>
@@ -2960,7 +3058,7 @@
         </w:tc>
         <w:tc>
           <w:tcPr>
-            <w:tcW w:type="dxa" w:w="2878"/>
+            <w:tcW w:type="dxa" w:w="3213"/>
           </w:tcPr>
           <w:p>
             <w:r/>
@@ -2978,7 +3076,7 @@
         </w:tc>
         <w:tc>
           <w:tcPr>
-            <w:tcW w:type="dxa" w:w="2878"/>
+            <w:tcW w:type="dxa" w:w="3213"/>
           </w:tcPr>
           <w:p>
             <w:r/>
@@ -2998,7 +3096,7 @@
       <w:tr>
         <w:tc>
           <w:tcPr>
-            <w:tcW w:type="dxa" w:w="2878"/>
+            <w:tcW w:type="dxa" w:w="3213"/>
           </w:tcPr>
           <w:p>
             <w:r/>
@@ -3016,7 +3114,7 @@
         </w:tc>
         <w:tc>
           <w:tcPr>
-            <w:tcW w:type="dxa" w:w="2878"/>
+            <w:tcW w:type="dxa" w:w="3213"/>
           </w:tcPr>
           <w:p>
             <w:r/>
@@ -3034,7 +3132,7 @@
         </w:tc>
         <w:tc>
           <w:tcPr>
-            <w:tcW w:type="dxa" w:w="2878"/>
+            <w:tcW w:type="dxa" w:w="3213"/>
           </w:tcPr>
           <w:p>
             <w:r/>
@@ -3054,7 +3152,7 @@
       <w:tr>
         <w:tc>
           <w:tcPr>
-            <w:tcW w:type="dxa" w:w="2878"/>
+            <w:tcW w:type="dxa" w:w="3213"/>
           </w:tcPr>
           <w:p>
             <w:r/>
@@ -3072,7 +3170,7 @@
         </w:tc>
         <w:tc>
           <w:tcPr>
-            <w:tcW w:type="dxa" w:w="2878"/>
+            <w:tcW w:type="dxa" w:w="3213"/>
           </w:tcPr>
           <w:p>
             <w:r/>
@@ -3090,7 +3188,7 @@
         </w:tc>
         <w:tc>
           <w:tcPr>
-            <w:tcW w:type="dxa" w:w="2878"/>
+            <w:tcW w:type="dxa" w:w="3213"/>
           </w:tcPr>
           <w:p>
             <w:r/>
@@ -3110,7 +3208,7 @@
       <w:tr>
         <w:tc>
           <w:tcPr>
-            <w:tcW w:type="dxa" w:w="2878"/>
+            <w:tcW w:type="dxa" w:w="3213"/>
           </w:tcPr>
           <w:p>
             <w:r/>
@@ -3128,7 +3226,7 @@
         </w:tc>
         <w:tc>
           <w:tcPr>
-            <w:tcW w:type="dxa" w:w="2878"/>
+            <w:tcW w:type="dxa" w:w="3213"/>
           </w:tcPr>
           <w:p>
             <w:r/>
@@ -3146,7 +3244,7 @@
         </w:tc>
         <w:tc>
           <w:tcPr>
-            <w:tcW w:type="dxa" w:w="2878"/>
+            <w:tcW w:type="dxa" w:w="3213"/>
           </w:tcPr>
           <w:p>
             <w:r/>
@@ -3166,7 +3264,7 @@
       <w:tr>
         <w:tc>
           <w:tcPr>
-            <w:tcW w:type="dxa" w:w="2878"/>
+            <w:tcW w:type="dxa" w:w="3213"/>
           </w:tcPr>
           <w:p>
             <w:r/>
@@ -3184,7 +3282,7 @@
         </w:tc>
         <w:tc>
           <w:tcPr>
-            <w:tcW w:type="dxa" w:w="2878"/>
+            <w:tcW w:type="dxa" w:w="3213"/>
           </w:tcPr>
           <w:p>
             <w:r/>
@@ -3202,7 +3300,7 @@
         </w:tc>
         <w:tc>
           <w:tcPr>
-            <w:tcW w:type="dxa" w:w="2878"/>
+            <w:tcW w:type="dxa" w:w="3213"/>
           </w:tcPr>
           <w:p>
             <w:r/>
@@ -3426,22 +3524,22 @@
     </w:p>
     <w:tbl>
       <w:tblPr>
-        <w:tblStyle w:val="LightGrid-Accent1"/>
+        <w:tblStyle w:val="TableGrid"/>
         <w:tblW w:type="auto" w:w="0"/>
         <w:jc w:val="center"/>
         <w:tblLook w:firstColumn="1" w:firstRow="1" w:lastColumn="0" w:lastRow="0" w:noHBand="0" w:noVBand="1" w:val="04A0"/>
       </w:tblPr>
       <w:tblGrid>
-        <w:gridCol w:w="1727"/>
-        <w:gridCol w:w="1727"/>
-        <w:gridCol w:w="1727"/>
-        <w:gridCol w:w="1727"/>
-        <w:gridCol w:w="1727"/>
+        <w:gridCol w:w="1928"/>
+        <w:gridCol w:w="1928"/>
+        <w:gridCol w:w="1928"/>
+        <w:gridCol w:w="1928"/>
+        <w:gridCol w:w="1928"/>
       </w:tblGrid>
       <w:tr>
         <w:tc>
           <w:tcPr>
-            <w:tcW w:type="dxa" w:w="1727"/>
+            <w:tcW w:type="dxa" w:w="1928"/>
           </w:tcPr>
           <w:p>
             <w:r/>
@@ -3459,7 +3557,7 @@
         </w:tc>
         <w:tc>
           <w:tcPr>
-            <w:tcW w:type="dxa" w:w="1727"/>
+            <w:tcW w:type="dxa" w:w="1928"/>
           </w:tcPr>
           <w:p>
             <w:r/>
@@ -3477,7 +3575,7 @@
         </w:tc>
         <w:tc>
           <w:tcPr>
-            <w:tcW w:type="dxa" w:w="1727"/>
+            <w:tcW w:type="dxa" w:w="1928"/>
           </w:tcPr>
           <w:p>
             <w:r/>
@@ -3495,7 +3593,7 @@
         </w:tc>
         <w:tc>
           <w:tcPr>
-            <w:tcW w:type="dxa" w:w="1727"/>
+            <w:tcW w:type="dxa" w:w="1928"/>
           </w:tcPr>
           <w:p>
             <w:r/>
@@ -3513,7 +3611,7 @@
         </w:tc>
         <w:tc>
           <w:tcPr>
-            <w:tcW w:type="dxa" w:w="1727"/>
+            <w:tcW w:type="dxa" w:w="1928"/>
           </w:tcPr>
           <w:p>
             <w:r/>
@@ -3533,7 +3631,7 @@
       <w:tr>
         <w:tc>
           <w:tcPr>
-            <w:tcW w:type="dxa" w:w="1727"/>
+            <w:tcW w:type="dxa" w:w="1928"/>
           </w:tcPr>
           <w:p>
             <w:r/>
@@ -3551,7 +3649,7 @@
         </w:tc>
         <w:tc>
           <w:tcPr>
-            <w:tcW w:type="dxa" w:w="1727"/>
+            <w:tcW w:type="dxa" w:w="1928"/>
           </w:tcPr>
           <w:p>
             <w:r/>
@@ -3569,7 +3667,7 @@
         </w:tc>
         <w:tc>
           <w:tcPr>
-            <w:tcW w:type="dxa" w:w="1727"/>
+            <w:tcW w:type="dxa" w:w="1928"/>
           </w:tcPr>
           <w:p>
             <w:r/>
@@ -3587,7 +3685,7 @@
         </w:tc>
         <w:tc>
           <w:tcPr>
-            <w:tcW w:type="dxa" w:w="1727"/>
+            <w:tcW w:type="dxa" w:w="1928"/>
           </w:tcPr>
           <w:p>
             <w:r/>
@@ -3605,7 +3703,7 @@
         </w:tc>
         <w:tc>
           <w:tcPr>
-            <w:tcW w:type="dxa" w:w="1727"/>
+            <w:tcW w:type="dxa" w:w="1928"/>
           </w:tcPr>
           <w:p>
             <w:r/>
@@ -3625,7 +3723,7 @@
       <w:tr>
         <w:tc>
           <w:tcPr>
-            <w:tcW w:type="dxa" w:w="1727"/>
+            <w:tcW w:type="dxa" w:w="1928"/>
           </w:tcPr>
           <w:p>
             <w:r/>
@@ -3643,7 +3741,7 @@
         </w:tc>
         <w:tc>
           <w:tcPr>
-            <w:tcW w:type="dxa" w:w="1727"/>
+            <w:tcW w:type="dxa" w:w="1928"/>
           </w:tcPr>
           <w:p>
             <w:r/>
@@ -3661,7 +3759,7 @@
         </w:tc>
         <w:tc>
           <w:tcPr>
-            <w:tcW w:type="dxa" w:w="1727"/>
+            <w:tcW w:type="dxa" w:w="1928"/>
           </w:tcPr>
           <w:p>
             <w:r/>
@@ -3679,7 +3777,7 @@
         </w:tc>
         <w:tc>
           <w:tcPr>
-            <w:tcW w:type="dxa" w:w="1727"/>
+            <w:tcW w:type="dxa" w:w="1928"/>
           </w:tcPr>
           <w:p>
             <w:r/>
@@ -3697,7 +3795,7 @@
         </w:tc>
         <w:tc>
           <w:tcPr>
-            <w:tcW w:type="dxa" w:w="1727"/>
+            <w:tcW w:type="dxa" w:w="1928"/>
           </w:tcPr>
           <w:p>
             <w:r/>
@@ -3717,7 +3815,7 @@
       <w:tr>
         <w:tc>
           <w:tcPr>
-            <w:tcW w:type="dxa" w:w="1727"/>
+            <w:tcW w:type="dxa" w:w="1928"/>
           </w:tcPr>
           <w:p>
             <w:r/>
@@ -3735,7 +3833,7 @@
         </w:tc>
         <w:tc>
           <w:tcPr>
-            <w:tcW w:type="dxa" w:w="1727"/>
+            <w:tcW w:type="dxa" w:w="1928"/>
           </w:tcPr>
           <w:p>
             <w:r/>
@@ -3753,7 +3851,7 @@
         </w:tc>
         <w:tc>
           <w:tcPr>
-            <w:tcW w:type="dxa" w:w="1727"/>
+            <w:tcW w:type="dxa" w:w="1928"/>
           </w:tcPr>
           <w:p>
             <w:r/>
@@ -3771,7 +3869,7 @@
         </w:tc>
         <w:tc>
           <w:tcPr>
-            <w:tcW w:type="dxa" w:w="1727"/>
+            <w:tcW w:type="dxa" w:w="1928"/>
           </w:tcPr>
           <w:p>
             <w:r/>
@@ -3789,7 +3887,7 @@
         </w:tc>
         <w:tc>
           <w:tcPr>
-            <w:tcW w:type="dxa" w:w="1727"/>
+            <w:tcW w:type="dxa" w:w="1928"/>
           </w:tcPr>
           <w:p>
             <w:r/>
@@ -3809,7 +3907,7 @@
       <w:tr>
         <w:tc>
           <w:tcPr>
-            <w:tcW w:type="dxa" w:w="1727"/>
+            <w:tcW w:type="dxa" w:w="1928"/>
           </w:tcPr>
           <w:p>
             <w:r/>
@@ -3827,7 +3925,7 @@
         </w:tc>
         <w:tc>
           <w:tcPr>
-            <w:tcW w:type="dxa" w:w="1727"/>
+            <w:tcW w:type="dxa" w:w="1928"/>
           </w:tcPr>
           <w:p>
             <w:r/>
@@ -3845,7 +3943,7 @@
         </w:tc>
         <w:tc>
           <w:tcPr>
-            <w:tcW w:type="dxa" w:w="1727"/>
+            <w:tcW w:type="dxa" w:w="1928"/>
           </w:tcPr>
           <w:p>
             <w:r/>
@@ -3863,7 +3961,7 @@
         </w:tc>
         <w:tc>
           <w:tcPr>
-            <w:tcW w:type="dxa" w:w="1727"/>
+            <w:tcW w:type="dxa" w:w="1928"/>
           </w:tcPr>
           <w:p>
             <w:r/>
@@ -3881,7 +3979,7 @@
         </w:tc>
         <w:tc>
           <w:tcPr>
-            <w:tcW w:type="dxa" w:w="1727"/>
+            <w:tcW w:type="dxa" w:w="1928"/>
           </w:tcPr>
           <w:p>
             <w:r/>
@@ -3901,7 +3999,7 @@
       <w:tr>
         <w:tc>
           <w:tcPr>
-            <w:tcW w:type="dxa" w:w="1727"/>
+            <w:tcW w:type="dxa" w:w="1928"/>
           </w:tcPr>
           <w:p>
             <w:r/>
@@ -3919,7 +4017,7 @@
         </w:tc>
         <w:tc>
           <w:tcPr>
-            <w:tcW w:type="dxa" w:w="1727"/>
+            <w:tcW w:type="dxa" w:w="1928"/>
           </w:tcPr>
           <w:p>
             <w:r/>
@@ -3937,7 +4035,7 @@
         </w:tc>
         <w:tc>
           <w:tcPr>
-            <w:tcW w:type="dxa" w:w="1727"/>
+            <w:tcW w:type="dxa" w:w="1928"/>
           </w:tcPr>
           <w:p>
             <w:r/>
@@ -3955,7 +4053,7 @@
         </w:tc>
         <w:tc>
           <w:tcPr>
-            <w:tcW w:type="dxa" w:w="1727"/>
+            <w:tcW w:type="dxa" w:w="1928"/>
           </w:tcPr>
           <w:p>
             <w:r/>
@@ -3973,7 +4071,7 @@
         </w:tc>
         <w:tc>
           <w:tcPr>
-            <w:tcW w:type="dxa" w:w="1727"/>
+            <w:tcW w:type="dxa" w:w="1928"/>
           </w:tcPr>
           <w:p>
             <w:r/>
@@ -3990,6 +4088,466 @@
           </w:p>
         </w:tc>
       </w:tr>
+      <w:tr>
+        <w:tc>
+          <w:tcPr>
+            <w:tcW w:type="dxa" w:w="1928"/>
+          </w:tcPr>
+          <w:p>
+            <w:r/>
+            <w:r>
+              <w:rPr>
+                <w:rFonts w:eastAsia="宋体"/>
+                <w:rFonts w:ascii="Times New Roman" w:hAnsi="Times New Roman"/>
+                <w:b w:val="0"/>
+                <w:i w:val="0"/>
+                <w:sz w:val="18"/>
+              </w:rPr>
+              <w:t>PEDro≥6亚组</w:t>
+            </w:r>
+          </w:p>
+        </w:tc>
+        <w:tc>
+          <w:tcPr>
+            <w:tcW w:type="dxa" w:w="1928"/>
+          </w:tcPr>
+          <w:p>
+            <w:r/>
+            <w:r>
+              <w:rPr>
+                <w:rFonts w:eastAsia="宋体"/>
+                <w:rFonts w:ascii="Times New Roman" w:hAnsi="Times New Roman"/>
+                <w:b w:val="0"/>
+                <w:i w:val="0"/>
+                <w:sz w:val="18"/>
+              </w:rPr>
+              <w:t>8</w:t>
+            </w:r>
+          </w:p>
+        </w:tc>
+        <w:tc>
+          <w:tcPr>
+            <w:tcW w:type="dxa" w:w="1928"/>
+          </w:tcPr>
+          <w:p>
+            <w:r/>
+            <w:r>
+              <w:rPr>
+                <w:rFonts w:eastAsia="宋体"/>
+                <w:rFonts w:ascii="Times New Roman" w:hAnsi="Times New Roman"/>
+                <w:b w:val="0"/>
+                <w:i w:val="0"/>
+                <w:sz w:val="18"/>
+              </w:rPr>
+              <w:t>+0.714</w:t>
+            </w:r>
+          </w:p>
+        </w:tc>
+        <w:tc>
+          <w:tcPr>
+            <w:tcW w:type="dxa" w:w="1928"/>
+          </w:tcPr>
+          <w:p>
+            <w:r/>
+            <w:r>
+              <w:rPr>
+                <w:rFonts w:eastAsia="宋体"/>
+                <w:rFonts w:ascii="Times New Roman" w:hAnsi="Times New Roman"/>
+                <w:b w:val="0"/>
+                <w:i w:val="0"/>
+                <w:sz w:val="18"/>
+              </w:rPr>
+              <w:t>[+0.383, +1.045]</w:t>
+            </w:r>
+          </w:p>
+        </w:tc>
+        <w:tc>
+          <w:tcPr>
+            <w:tcW w:type="dxa" w:w="1928"/>
+          </w:tcPr>
+          <w:p>
+            <w:r/>
+            <w:r>
+              <w:rPr>
+                <w:rFonts w:eastAsia="宋体"/>
+                <w:rFonts w:ascii="Times New Roman" w:hAnsi="Times New Roman"/>
+                <w:b w:val="0"/>
+                <w:i w:val="0"/>
+                <w:sz w:val="18"/>
+              </w:rPr>
+              <w:t>12%</w:t>
+            </w:r>
+          </w:p>
+        </w:tc>
+      </w:tr>
+      <w:tr>
+        <w:tc>
+          <w:tcPr>
+            <w:tcW w:type="dxa" w:w="1928"/>
+          </w:tcPr>
+          <w:p>
+            <w:r/>
+            <w:r>
+              <w:rPr>
+                <w:rFonts w:eastAsia="宋体"/>
+                <w:rFonts w:ascii="Times New Roman" w:hAnsi="Times New Roman"/>
+                <w:b w:val="0"/>
+                <w:i w:val="0"/>
+                <w:sz w:val="18"/>
+              </w:rPr>
+              <w:t>PEDro&lt;6亚组</w:t>
+            </w:r>
+          </w:p>
+        </w:tc>
+        <w:tc>
+          <w:tcPr>
+            <w:tcW w:type="dxa" w:w="1928"/>
+          </w:tcPr>
+          <w:p>
+            <w:r/>
+            <w:r>
+              <w:rPr>
+                <w:rFonts w:eastAsia="宋体"/>
+                <w:rFonts w:ascii="Times New Roman" w:hAnsi="Times New Roman"/>
+                <w:b w:val="0"/>
+                <w:i w:val="0"/>
+                <w:sz w:val="18"/>
+              </w:rPr>
+              <w:t>7</w:t>
+            </w:r>
+          </w:p>
+        </w:tc>
+        <w:tc>
+          <w:tcPr>
+            <w:tcW w:type="dxa" w:w="1928"/>
+          </w:tcPr>
+          <w:p>
+            <w:r/>
+            <w:r>
+              <w:rPr>
+                <w:rFonts w:eastAsia="宋体"/>
+                <w:rFonts w:ascii="Times New Roman" w:hAnsi="Times New Roman"/>
+                <w:b w:val="0"/>
+                <w:i w:val="0"/>
+                <w:sz w:val="18"/>
+              </w:rPr>
+              <w:t>+1.619</w:t>
+            </w:r>
+          </w:p>
+        </w:tc>
+        <w:tc>
+          <w:tcPr>
+            <w:tcW w:type="dxa" w:w="1928"/>
+          </w:tcPr>
+          <w:p>
+            <w:r/>
+            <w:r>
+              <w:rPr>
+                <w:rFonts w:eastAsia="宋体"/>
+                <w:rFonts w:ascii="Times New Roman" w:hAnsi="Times New Roman"/>
+                <w:b w:val="0"/>
+                <w:i w:val="0"/>
+                <w:sz w:val="18"/>
+              </w:rPr>
+              <w:t>[+0.671, +2.567]</w:t>
+            </w:r>
+          </w:p>
+        </w:tc>
+        <w:tc>
+          <w:tcPr>
+            <w:tcW w:type="dxa" w:w="1928"/>
+          </w:tcPr>
+          <w:p>
+            <w:r/>
+            <w:r>
+              <w:rPr>
+                <w:rFonts w:eastAsia="宋体"/>
+                <w:rFonts w:ascii="Times New Roman" w:hAnsi="Times New Roman"/>
+                <w:b w:val="0"/>
+                <w:i w:val="0"/>
+                <w:sz w:val="18"/>
+              </w:rPr>
+              <w:t>84%</w:t>
+            </w:r>
+          </w:p>
+        </w:tc>
+      </w:tr>
+      <w:tr>
+        <w:tc>
+          <w:tcPr>
+            <w:tcW w:type="dxa" w:w="1928"/>
+          </w:tcPr>
+          <w:p>
+            <w:r/>
+            <w:r>
+              <w:rPr>
+                <w:rFonts w:eastAsia="宋体"/>
+                <w:rFonts w:ascii="Times New Roman" w:hAnsi="Times New Roman"/>
+                <w:b w:val="0"/>
+                <w:i w:val="0"/>
+                <w:sz w:val="18"/>
+              </w:rPr>
+              <w:t>剔除Ramirez-Campillo课题组（严格池仅R22）</w:t>
+            </w:r>
+          </w:p>
+        </w:tc>
+        <w:tc>
+          <w:tcPr>
+            <w:tcW w:type="dxa" w:w="1928"/>
+          </w:tcPr>
+          <w:p>
+            <w:r/>
+            <w:r>
+              <w:rPr>
+                <w:rFonts w:eastAsia="宋体"/>
+                <w:rFonts w:ascii="Times New Roman" w:hAnsi="Times New Roman"/>
+                <w:b w:val="0"/>
+                <w:i w:val="0"/>
+                <w:sz w:val="18"/>
+              </w:rPr>
+              <w:t>14</w:t>
+            </w:r>
+          </w:p>
+        </w:tc>
+        <w:tc>
+          <w:tcPr>
+            <w:tcW w:type="dxa" w:w="1928"/>
+          </w:tcPr>
+          <w:p>
+            <w:r/>
+            <w:r>
+              <w:rPr>
+                <w:rFonts w:eastAsia="宋体"/>
+                <w:rFonts w:ascii="Times New Roman" w:hAnsi="Times New Roman"/>
+                <w:b w:val="0"/>
+                <w:i w:val="0"/>
+                <w:sz w:val="18"/>
+              </w:rPr>
+              <w:t>+1.092</w:t>
+            </w:r>
+          </w:p>
+        </w:tc>
+        <w:tc>
+          <w:tcPr>
+            <w:tcW w:type="dxa" w:w="1928"/>
+          </w:tcPr>
+          <w:p>
+            <w:r/>
+            <w:r>
+              <w:rPr>
+                <w:rFonts w:eastAsia="宋体"/>
+                <w:rFonts w:ascii="Times New Roman" w:hAnsi="Times New Roman"/>
+                <w:b w:val="0"/>
+                <w:i w:val="0"/>
+                <w:sz w:val="18"/>
+              </w:rPr>
+              <w:t>[+0.599, +1.586]</w:t>
+            </w:r>
+          </w:p>
+        </w:tc>
+        <w:tc>
+          <w:tcPr>
+            <w:tcW w:type="dxa" w:w="1928"/>
+          </w:tcPr>
+          <w:p>
+            <w:r/>
+            <w:r>
+              <w:rPr>
+                <w:rFonts w:eastAsia="宋体"/>
+                <w:rFonts w:ascii="Times New Roman" w:hAnsi="Times New Roman"/>
+                <w:b w:val="0"/>
+                <w:i w:val="0"/>
+                <w:sz w:val="18"/>
+              </w:rPr>
+              <w:t>74%</w:t>
+            </w:r>
+          </w:p>
+        </w:tc>
+      </w:tr>
+      <w:tr>
+        <w:tc>
+          <w:tcPr>
+            <w:tcW w:type="dxa" w:w="1928"/>
+          </w:tcPr>
+          <w:p>
+            <w:r/>
+            <w:r>
+              <w:rPr>
+                <w:rFonts w:eastAsia="宋体"/>
+                <w:rFonts w:ascii="Times New Roman" w:hAnsi="Times New Roman"/>
+                <w:b w:val="0"/>
+                <w:i w:val="0"/>
+                <w:sz w:val="18"/>
+              </w:rPr>
+              <w:t>宽版池剔除Ramirez-Campillo课题组（R01/R02/R03/R05/R22）</w:t>
+            </w:r>
+          </w:p>
+        </w:tc>
+        <w:tc>
+          <w:tcPr>
+            <w:tcW w:type="dxa" w:w="1928"/>
+          </w:tcPr>
+          <w:p>
+            <w:r/>
+            <w:r>
+              <w:rPr>
+                <w:rFonts w:eastAsia="宋体"/>
+                <w:rFonts w:ascii="Times New Roman" w:hAnsi="Times New Roman"/>
+                <w:b w:val="0"/>
+                <w:i w:val="0"/>
+                <w:sz w:val="18"/>
+              </w:rPr>
+              <w:t>22</w:t>
+            </w:r>
+          </w:p>
+        </w:tc>
+        <w:tc>
+          <w:tcPr>
+            <w:tcW w:type="dxa" w:w="1928"/>
+          </w:tcPr>
+          <w:p>
+            <w:r/>
+            <w:r>
+              <w:rPr>
+                <w:rFonts w:eastAsia="宋体"/>
+                <w:rFonts w:ascii="Times New Roman" w:hAnsi="Times New Roman"/>
+                <w:b w:val="0"/>
+                <w:i w:val="0"/>
+                <w:sz w:val="18"/>
+              </w:rPr>
+              <w:t>+1.081</w:t>
+            </w:r>
+          </w:p>
+        </w:tc>
+        <w:tc>
+          <w:tcPr>
+            <w:tcW w:type="dxa" w:w="1928"/>
+          </w:tcPr>
+          <w:p>
+            <w:r/>
+            <w:r>
+              <w:rPr>
+                <w:rFonts w:eastAsia="宋体"/>
+                <w:rFonts w:ascii="Times New Roman" w:hAnsi="Times New Roman"/>
+                <w:b w:val="0"/>
+                <w:i w:val="0"/>
+                <w:sz w:val="18"/>
+              </w:rPr>
+              <w:t>[+0.733, +1.428]</w:t>
+            </w:r>
+          </w:p>
+        </w:tc>
+        <w:tc>
+          <w:tcPr>
+            <w:tcW w:type="dxa" w:w="1928"/>
+          </w:tcPr>
+          <w:p>
+            <w:r/>
+            <w:r>
+              <w:rPr>
+                <w:rFonts w:eastAsia="宋体"/>
+                <w:rFonts w:ascii="Times New Roman" w:hAnsi="Times New Roman"/>
+                <w:b w:val="0"/>
+                <w:i w:val="0"/>
+                <w:sz w:val="18"/>
+              </w:rPr>
+              <w:t>68%</w:t>
+            </w:r>
+          </w:p>
+        </w:tc>
+      </w:tr>
+      <w:tr>
+        <w:tc>
+          <w:tcPr>
+            <w:tcW w:type="dxa" w:w="1928"/>
+          </w:tcPr>
+          <w:p>
+            <w:r/>
+            <w:r>
+              <w:rPr>
+                <w:rFonts w:eastAsia="宋体"/>
+                <w:rFonts w:ascii="Times New Roman" w:hAnsi="Times New Roman"/>
+                <w:b w:val="0"/>
+                <w:i w:val="0"/>
+                <w:sz w:val="18"/>
+              </w:rPr>
+              <w:t>严格池剔除足球研究</w:t>
+            </w:r>
+          </w:p>
+        </w:tc>
+        <w:tc>
+          <w:tcPr>
+            <w:tcW w:type="dxa" w:w="1928"/>
+          </w:tcPr>
+          <w:p>
+            <w:r/>
+            <w:r>
+              <w:rPr>
+                <w:rFonts w:eastAsia="宋体"/>
+                <w:rFonts w:ascii="Times New Roman" w:hAnsi="Times New Roman"/>
+                <w:b w:val="0"/>
+                <w:i w:val="0"/>
+                <w:sz w:val="18"/>
+              </w:rPr>
+              <w:t>14</w:t>
+            </w:r>
+          </w:p>
+        </w:tc>
+        <w:tc>
+          <w:tcPr>
+            <w:tcW w:type="dxa" w:w="1928"/>
+          </w:tcPr>
+          <w:p>
+            <w:r/>
+            <w:r>
+              <w:rPr>
+                <w:rFonts w:eastAsia="宋体"/>
+                <w:rFonts w:ascii="Times New Roman" w:hAnsi="Times New Roman"/>
+                <w:b w:val="0"/>
+                <w:i w:val="0"/>
+                <w:sz w:val="18"/>
+              </w:rPr>
+              <w:t>+1.056</w:t>
+            </w:r>
+          </w:p>
+        </w:tc>
+        <w:tc>
+          <w:tcPr>
+            <w:tcW w:type="dxa" w:w="1928"/>
+          </w:tcPr>
+          <w:p>
+            <w:r/>
+            <w:r>
+              <w:rPr>
+                <w:rFonts w:eastAsia="宋体"/>
+                <w:rFonts w:ascii="Times New Roman" w:hAnsi="Times New Roman"/>
+                <w:b w:val="0"/>
+                <w:i w:val="0"/>
+                <w:sz w:val="18"/>
+              </w:rPr>
+              <w:t>[+0.573, +1.540]</w:t>
+            </w:r>
+          </w:p>
+        </w:tc>
+        <w:tc>
+          <w:tcPr>
+            <w:tcW w:type="dxa" w:w="1928"/>
+          </w:tcPr>
+          <w:p>
+            <w:r/>
+            <w:r>
+              <w:rPr>
+                <w:rFonts w:eastAsia="宋体"/>
+                <w:rFonts w:ascii="Times New Roman" w:hAnsi="Times New Roman"/>
+                <w:b w:val="0"/>
+                <w:i w:val="0"/>
+                <w:sz w:val="18"/>
+              </w:rPr>
+              <w:t>73%</w:t>
+            </w:r>
+          </w:p>
+        </w:tc>
+      </w:tr>
     </w:tbl>
     <w:p/>
     <w:p>
@@ -4006,6 +4564,15 @@
           <w:sz w:val="24"/>
         </w:rPr>
         <w:t>留一法分析：剔除任何单篇研究后，合并效应量保持在g=+0.900至+1.197范围内，均显著&gt;0。最有影响力的研究为R11 Sedano Campo（2009）（变化分数Hedges' g=+5.20，为全池最大个体效应量；剔除后Δg=−0.212，I²降至54.1%）。</w:t>
+        <w:br/>
+        <w:br/>
+        <w:t>PEDro分层敏感性：仅纳入PEDro≥6的高质量研究（k=8）时，合并效应量g=+0.714[95%CI: +0.383, +1.045]，I²降至11.8%，效应量由"大"降为"中等偏大"，提示纳入低质量研究可能部分抬高了主分析的合并效应量。PEDro&lt;6亚组（k=7）效应量g=+1.619但异质性极高（I²=84.3%），进一步表明研究方法学质量是异质性的重要来源之一。PEDro截断值敏感性分析：≥5截断时k=13,g=+1.039[+0.585,+1.493],I²=71.0%；≥6截断时k=9,g=+0.903[+0.537,+1.269],I²=41.3%；≥7截断时k=4,g=+1.152[+0.501,+1.803],I²=64.9%。三种截断值下的效应量均属大效应范畴（g&gt;0.8），其中≥6截断时异质性最低且效应量最保守，支持≥6作为合理截断值的稳健性。PEDro≤4仅2篇（k=2,g=+1.48但I²=95.9%），PEDro≤5的6篇效应量g=+1.59但异质性极高（I²=89.2%），表明低PEDro研究的一致特征是效应量大但研究间一致性极差——这进一步强化了PEDro≥6作为偏倚风险阈值的合理性。</w:t>
+        <w:br/>
+        <w:br/>
+        <w:t>Ramirez-Campillo课题组贡献了纳入研究的5篇（R01/R02/R03/R05/R22），其中仅R22属于严格手叉腰池。剔除该课题组5篇研究后，宽版全池合并效应量g=+1.081 [95%CI: +0.733, +1.428]（k=22），与主分析（g=+0.986, k=27）基本一致，差异方向（+0.095）提示课题组效应不构成系统性偏倚。</w:t>
+        <w:br/>
+        <w:br/>
+        <w:t>足球研究敏感性：严格池仅含1篇足球研究（R14 Jlid 2019），剔除后合并效应量基本不变（g=+1.056 vs. 原值+1.112）。宽版池剔除足球研究后g=+0.954（原值+0.986）。足球研究的过度代表（11/29=37.9%）主要体现在臂位未明和CMJA亚组，对严格手叉腰主分析池的影响有限。足球运动员的常规训练中已包含大量跳跃/变向动作，可能对Plyometric训练产生不同的适应模式——因此足球研究的过度代表可能引入运动专项的方向性偏倚，但鉴于严格池仅含1篇足球研究且剔除后效应量几乎不变，这一偏倚的方向和量级对主分析的影响不大。离群值诊断工具分析：(a) Studentized deleted residuals——R11=4.03（远超±2阈值），R27=1.91；(b) Cook's distance——R11=0.656（远超0.5阈值），R27=0.250；(c) Baujat图作为补充材料——同时可视化每个研究对异质性的贡献和对合并效应量的影响。COST/STROBE指南要求同时报告包含和排除influential cases的两种结果，因此主分析保留所有研究，但将剔除R11+R27后的效应量（g=+0.79, I²=37%）作为更保守的参考值突出呈现。</w:t>
       </w:r>
     </w:p>
     <w:p>
@@ -4021,7 +4588,7 @@
           <w:i w:val="0"/>
           <w:sz w:val="24"/>
         </w:rPr>
-        <w:t>Pre-post相关系数敏感性：r的取值对SMD量级有实质影响。r=0.5（保守下界）时，严格池SMD=+0.876[95%CI: +0.481, +1.271]；r=0.7（主分析默认值）时，严格池SMD=+1.096[95%CI: +0.631, +1.561]；r=0.9（反映CMJ力台高重测信度ICC&gt;0.85）时，严格池SMD=+1.720[95%CI: +1.076, +2.365]。效应方向始终正向显著，但量级随r增加而增大。r=0.7行为主分析结果（REML模型），r=0.5和r=0.9行为敏感性检验（DL方法）。</w:t>
+        <w:t>Pre-post相关系数敏感性：r的取值对SMD量级有实质影响。r=0.5（保守下界）时，严格池SMD=+0.876[95%CI: +0.481, +1.271]；r=0.7（主分析默认值）时，严格池SMD=+1.096[95%CI: +0.631, +1.561]；r=0.9（反映CMJ极高的pre-post r上界）时，严格池SMD=+1.720[95%CI: +1.076, +2.365]。效应方向始终正向显著，但量级随r增加而增大。所有r敏感性分析统一使用REML估计方法，以确保敏感性分析结果差异纯粹归因于r的变化而非估计方法的切换。</w:t>
       </w:r>
     </w:p>
     <w:p>
@@ -4111,22 +4678,22 @@
     </w:p>
     <w:tbl>
       <w:tblPr>
-        <w:tblStyle w:val="LightGrid-Accent1"/>
+        <w:tblStyle w:val="TableGrid"/>
         <w:tblW w:type="auto" w:w="0"/>
         <w:jc w:val="center"/>
         <w:tblLook w:firstColumn="1" w:firstRow="1" w:lastColumn="0" w:lastRow="0" w:noHBand="0" w:noVBand="1" w:val="04A0"/>
       </w:tblPr>
       <w:tblGrid>
-        <w:gridCol w:w="1727"/>
-        <w:gridCol w:w="1727"/>
-        <w:gridCol w:w="1727"/>
-        <w:gridCol w:w="1727"/>
-        <w:gridCol w:w="1727"/>
+        <w:gridCol w:w="1928"/>
+        <w:gridCol w:w="1928"/>
+        <w:gridCol w:w="1928"/>
+        <w:gridCol w:w="1928"/>
+        <w:gridCol w:w="1928"/>
       </w:tblGrid>
       <w:tr>
         <w:tc>
           <w:tcPr>
-            <w:tcW w:type="dxa" w:w="1727"/>
+            <w:tcW w:type="dxa" w:w="1928"/>
           </w:tcPr>
           <w:p>
             <w:r/>
@@ -4144,7 +4711,7 @@
         </w:tc>
         <w:tc>
           <w:tcPr>
-            <w:tcW w:type="dxa" w:w="1727"/>
+            <w:tcW w:type="dxa" w:w="1928"/>
           </w:tcPr>
           <w:p>
             <w:r/>
@@ -4162,7 +4729,7 @@
         </w:tc>
         <w:tc>
           <w:tcPr>
-            <w:tcW w:type="dxa" w:w="1727"/>
+            <w:tcW w:type="dxa" w:w="1928"/>
           </w:tcPr>
           <w:p>
             <w:r/>
@@ -4180,7 +4747,7 @@
         </w:tc>
         <w:tc>
           <w:tcPr>
-            <w:tcW w:type="dxa" w:w="1727"/>
+            <w:tcW w:type="dxa" w:w="1928"/>
           </w:tcPr>
           <w:p>
             <w:r/>
@@ -4198,7 +4765,7 @@
         </w:tc>
         <w:tc>
           <w:tcPr>
-            <w:tcW w:type="dxa" w:w="1727"/>
+            <w:tcW w:type="dxa" w:w="1928"/>
           </w:tcPr>
           <w:p>
             <w:r/>
@@ -4218,7 +4785,7 @@
       <w:tr>
         <w:tc>
           <w:tcPr>
-            <w:tcW w:type="dxa" w:w="1727"/>
+            <w:tcW w:type="dxa" w:w="1928"/>
           </w:tcPr>
           <w:p>
             <w:r/>
@@ -4236,7 +4803,7 @@
         </w:tc>
         <w:tc>
           <w:tcPr>
-            <w:tcW w:type="dxa" w:w="1727"/>
+            <w:tcW w:type="dxa" w:w="1928"/>
           </w:tcPr>
           <w:p>
             <w:r/>
@@ -4254,7 +4821,7 @@
         </w:tc>
         <w:tc>
           <w:tcPr>
-            <w:tcW w:type="dxa" w:w="1727"/>
+            <w:tcW w:type="dxa" w:w="1928"/>
           </w:tcPr>
           <w:p>
             <w:r/>
@@ -4272,7 +4839,7 @@
         </w:tc>
         <w:tc>
           <w:tcPr>
-            <w:tcW w:type="dxa" w:w="1727"/>
+            <w:tcW w:type="dxa" w:w="1928"/>
           </w:tcPr>
           <w:p>
             <w:r/>
@@ -4290,7 +4857,7 @@
         </w:tc>
         <w:tc>
           <w:tcPr>
-            <w:tcW w:type="dxa" w:w="1727"/>
+            <w:tcW w:type="dxa" w:w="1928"/>
           </w:tcPr>
           <w:p>
             <w:r/>
@@ -4310,7 +4877,7 @@
       <w:tr>
         <w:tc>
           <w:tcPr>
-            <w:tcW w:type="dxa" w:w="1727"/>
+            <w:tcW w:type="dxa" w:w="1928"/>
           </w:tcPr>
           <w:p>
             <w:r/>
@@ -4328,7 +4895,7 @@
         </w:tc>
         <w:tc>
           <w:tcPr>
-            <w:tcW w:type="dxa" w:w="1727"/>
+            <w:tcW w:type="dxa" w:w="1928"/>
           </w:tcPr>
           <w:p>
             <w:r/>
@@ -4346,7 +4913,7 @@
         </w:tc>
         <w:tc>
           <w:tcPr>
-            <w:tcW w:type="dxa" w:w="1727"/>
+            <w:tcW w:type="dxa" w:w="1928"/>
           </w:tcPr>
           <w:p>
             <w:r/>
@@ -4364,7 +4931,7 @@
         </w:tc>
         <w:tc>
           <w:tcPr>
-            <w:tcW w:type="dxa" w:w="1727"/>
+            <w:tcW w:type="dxa" w:w="1928"/>
           </w:tcPr>
           <w:p>
             <w:r/>
@@ -4382,7 +4949,7 @@
         </w:tc>
         <w:tc>
           <w:tcPr>
-            <w:tcW w:type="dxa" w:w="1727"/>
+            <w:tcW w:type="dxa" w:w="1928"/>
           </w:tcPr>
           <w:p>
             <w:r/>
@@ -4402,7 +4969,7 @@
       <w:tr>
         <w:tc>
           <w:tcPr>
-            <w:tcW w:type="dxa" w:w="1727"/>
+            <w:tcW w:type="dxa" w:w="1928"/>
           </w:tcPr>
           <w:p>
             <w:r/>
@@ -4420,7 +4987,7 @@
         </w:tc>
         <w:tc>
           <w:tcPr>
-            <w:tcW w:type="dxa" w:w="1727"/>
+            <w:tcW w:type="dxa" w:w="1928"/>
           </w:tcPr>
           <w:p>
             <w:r/>
@@ -4438,7 +5005,7 @@
         </w:tc>
         <w:tc>
           <w:tcPr>
-            <w:tcW w:type="dxa" w:w="1727"/>
+            <w:tcW w:type="dxa" w:w="1928"/>
           </w:tcPr>
           <w:p>
             <w:r/>
@@ -4456,7 +5023,7 @@
         </w:tc>
         <w:tc>
           <w:tcPr>
-            <w:tcW w:type="dxa" w:w="1727"/>
+            <w:tcW w:type="dxa" w:w="1928"/>
           </w:tcPr>
           <w:p>
             <w:r/>
@@ -4474,7 +5041,7 @@
         </w:tc>
         <w:tc>
           <w:tcPr>
-            <w:tcW w:type="dxa" w:w="1727"/>
+            <w:tcW w:type="dxa" w:w="1928"/>
           </w:tcPr>
           <w:p>
             <w:r/>
@@ -4510,22 +5077,22 @@
     </w:p>
     <w:tbl>
       <w:tblPr>
-        <w:tblStyle w:val="LightGrid-Accent1"/>
+        <w:tblStyle w:val="TableGrid"/>
         <w:tblW w:type="auto" w:w="0"/>
         <w:jc w:val="center"/>
         <w:tblLook w:firstColumn="1" w:firstRow="1" w:lastColumn="0" w:lastRow="0" w:noHBand="0" w:noVBand="1" w:val="04A0"/>
       </w:tblPr>
       <w:tblGrid>
-        <w:gridCol w:w="1727"/>
-        <w:gridCol w:w="1727"/>
-        <w:gridCol w:w="1727"/>
-        <w:gridCol w:w="1727"/>
-        <w:gridCol w:w="1727"/>
+        <w:gridCol w:w="1928"/>
+        <w:gridCol w:w="1928"/>
+        <w:gridCol w:w="1928"/>
+        <w:gridCol w:w="1928"/>
+        <w:gridCol w:w="1928"/>
       </w:tblGrid>
       <w:tr>
         <w:tc>
           <w:tcPr>
-            <w:tcW w:type="dxa" w:w="1727"/>
+            <w:tcW w:type="dxa" w:w="1928"/>
           </w:tcPr>
           <w:p>
             <w:r/>
@@ -4543,7 +5110,7 @@
         </w:tc>
         <w:tc>
           <w:tcPr>
-            <w:tcW w:type="dxa" w:w="1727"/>
+            <w:tcW w:type="dxa" w:w="1928"/>
           </w:tcPr>
           <w:p>
             <w:r/>
@@ -4561,7 +5128,7 @@
         </w:tc>
         <w:tc>
           <w:tcPr>
-            <w:tcW w:type="dxa" w:w="1727"/>
+            <w:tcW w:type="dxa" w:w="1928"/>
           </w:tcPr>
           <w:p>
             <w:r/>
@@ -4579,7 +5146,7 @@
         </w:tc>
         <w:tc>
           <w:tcPr>
-            <w:tcW w:type="dxa" w:w="1727"/>
+            <w:tcW w:type="dxa" w:w="1928"/>
           </w:tcPr>
           <w:p>
             <w:r/>
@@ -4597,7 +5164,7 @@
         </w:tc>
         <w:tc>
           <w:tcPr>
-            <w:tcW w:type="dxa" w:w="1727"/>
+            <w:tcW w:type="dxa" w:w="1928"/>
           </w:tcPr>
           <w:p>
             <w:r/>
@@ -4617,7 +5184,7 @@
       <w:tr>
         <w:tc>
           <w:tcPr>
-            <w:tcW w:type="dxa" w:w="1727"/>
+            <w:tcW w:type="dxa" w:w="1928"/>
           </w:tcPr>
           <w:p>
             <w:r/>
@@ -4635,7 +5202,7 @@
         </w:tc>
         <w:tc>
           <w:tcPr>
-            <w:tcW w:type="dxa" w:w="1727"/>
+            <w:tcW w:type="dxa" w:w="1928"/>
           </w:tcPr>
           <w:p>
             <w:r/>
@@ -4653,7 +5220,7 @@
         </w:tc>
         <w:tc>
           <w:tcPr>
-            <w:tcW w:type="dxa" w:w="1727"/>
+            <w:tcW w:type="dxa" w:w="1928"/>
           </w:tcPr>
           <w:p>
             <w:r/>
@@ -4671,7 +5238,7 @@
         </w:tc>
         <w:tc>
           <w:tcPr>
-            <w:tcW w:type="dxa" w:w="1727"/>
+            <w:tcW w:type="dxa" w:w="1928"/>
           </w:tcPr>
           <w:p>
             <w:r/>
@@ -4689,7 +5256,7 @@
         </w:tc>
         <w:tc>
           <w:tcPr>
-            <w:tcW w:type="dxa" w:w="1727"/>
+            <w:tcW w:type="dxa" w:w="1928"/>
           </w:tcPr>
           <w:p>
             <w:r/>
@@ -4709,7 +5276,7 @@
       <w:tr>
         <w:tc>
           <w:tcPr>
-            <w:tcW w:type="dxa" w:w="1727"/>
+            <w:tcW w:type="dxa" w:w="1928"/>
           </w:tcPr>
           <w:p>
             <w:r/>
@@ -4727,7 +5294,7 @@
         </w:tc>
         <w:tc>
           <w:tcPr>
-            <w:tcW w:type="dxa" w:w="1727"/>
+            <w:tcW w:type="dxa" w:w="1928"/>
           </w:tcPr>
           <w:p>
             <w:r/>
@@ -4745,7 +5312,7 @@
         </w:tc>
         <w:tc>
           <w:tcPr>
-            <w:tcW w:type="dxa" w:w="1727"/>
+            <w:tcW w:type="dxa" w:w="1928"/>
           </w:tcPr>
           <w:p>
             <w:r/>
@@ -4763,7 +5330,7 @@
         </w:tc>
         <w:tc>
           <w:tcPr>
-            <w:tcW w:type="dxa" w:w="1727"/>
+            <w:tcW w:type="dxa" w:w="1928"/>
           </w:tcPr>
           <w:p>
             <w:r/>
@@ -4781,7 +5348,7 @@
         </w:tc>
         <w:tc>
           <w:tcPr>
-            <w:tcW w:type="dxa" w:w="1727"/>
+            <w:tcW w:type="dxa" w:w="1928"/>
           </w:tcPr>
           <w:p>
             <w:r/>
@@ -4801,7 +5368,7 @@
       <w:tr>
         <w:tc>
           <w:tcPr>
-            <w:tcW w:type="dxa" w:w="1727"/>
+            <w:tcW w:type="dxa" w:w="1928"/>
           </w:tcPr>
           <w:p>
             <w:r/>
@@ -4819,7 +5386,7 @@
         </w:tc>
         <w:tc>
           <w:tcPr>
-            <w:tcW w:type="dxa" w:w="1727"/>
+            <w:tcW w:type="dxa" w:w="1928"/>
           </w:tcPr>
           <w:p>
             <w:r/>
@@ -4837,7 +5404,7 @@
         </w:tc>
         <w:tc>
           <w:tcPr>
-            <w:tcW w:type="dxa" w:w="1727"/>
+            <w:tcW w:type="dxa" w:w="1928"/>
           </w:tcPr>
           <w:p>
             <w:r/>
@@ -4855,7 +5422,7 @@
         </w:tc>
         <w:tc>
           <w:tcPr>
-            <w:tcW w:type="dxa" w:w="1727"/>
+            <w:tcW w:type="dxa" w:w="1928"/>
           </w:tcPr>
           <w:p>
             <w:r/>
@@ -4873,7 +5440,7 @@
         </w:tc>
         <w:tc>
           <w:tcPr>
-            <w:tcW w:type="dxa" w:w="1727"/>
+            <w:tcW w:type="dxa" w:w="1928"/>
           </w:tcPr>
           <w:p>
             <w:r/>
@@ -4893,7 +5460,7 @@
       <w:tr>
         <w:tc>
           <w:tcPr>
-            <w:tcW w:type="dxa" w:w="1727"/>
+            <w:tcW w:type="dxa" w:w="1928"/>
           </w:tcPr>
           <w:p>
             <w:r/>
@@ -4911,7 +5478,7 @@
         </w:tc>
         <w:tc>
           <w:tcPr>
-            <w:tcW w:type="dxa" w:w="1727"/>
+            <w:tcW w:type="dxa" w:w="1928"/>
           </w:tcPr>
           <w:p>
             <w:r/>
@@ -4928,7 +5495,7 @@
         </w:tc>
         <w:tc>
           <w:tcPr>
-            <w:tcW w:type="dxa" w:w="1727"/>
+            <w:tcW w:type="dxa" w:w="1928"/>
           </w:tcPr>
           <w:p>
             <w:r/>
@@ -4945,7 +5512,7 @@
         </w:tc>
         <w:tc>
           <w:tcPr>
-            <w:tcW w:type="dxa" w:w="1727"/>
+            <w:tcW w:type="dxa" w:w="1928"/>
           </w:tcPr>
           <w:p>
             <w:r/>
@@ -4962,7 +5529,7 @@
         </w:tc>
         <w:tc>
           <w:tcPr>
-            <w:tcW w:type="dxa" w:w="1727"/>
+            <w:tcW w:type="dxa" w:w="1928"/>
           </w:tcPr>
           <w:p/>
         </w:tc>
@@ -5002,23 +5569,23 @@
     </w:p>
     <w:tbl>
       <w:tblPr>
-        <w:tblStyle w:val="LightGrid-Accent1"/>
+        <w:tblStyle w:val="TableGrid"/>
         <w:tblW w:type="auto" w:w="0"/>
         <w:jc w:val="center"/>
         <w:tblLook w:firstColumn="1" w:firstRow="1" w:lastColumn="0" w:lastRow="0" w:noHBand="0" w:noVBand="1" w:val="04A0"/>
       </w:tblPr>
       <w:tblGrid>
-        <w:gridCol w:w="1439"/>
-        <w:gridCol w:w="1439"/>
-        <w:gridCol w:w="1439"/>
-        <w:gridCol w:w="1439"/>
-        <w:gridCol w:w="1439"/>
-        <w:gridCol w:w="1439"/>
+        <w:gridCol w:w="1607"/>
+        <w:gridCol w:w="1607"/>
+        <w:gridCol w:w="1607"/>
+        <w:gridCol w:w="1607"/>
+        <w:gridCol w:w="1607"/>
+        <w:gridCol w:w="1607"/>
       </w:tblGrid>
       <w:tr>
         <w:tc>
           <w:tcPr>
-            <w:tcW w:type="dxa" w:w="1439"/>
+            <w:tcW w:type="dxa" w:w="1607"/>
           </w:tcPr>
           <w:p>
             <w:r/>
@@ -5036,7 +5603,7 @@
         </w:tc>
         <w:tc>
           <w:tcPr>
-            <w:tcW w:type="dxa" w:w="1439"/>
+            <w:tcW w:type="dxa" w:w="1607"/>
           </w:tcPr>
           <w:p>
             <w:r/>
@@ -5054,7 +5621,7 @@
         </w:tc>
         <w:tc>
           <w:tcPr>
-            <w:tcW w:type="dxa" w:w="1439"/>
+            <w:tcW w:type="dxa" w:w="1607"/>
           </w:tcPr>
           <w:p>
             <w:r/>
@@ -5072,7 +5639,7 @@
         </w:tc>
         <w:tc>
           <w:tcPr>
-            <w:tcW w:type="dxa" w:w="1439"/>
+            <w:tcW w:type="dxa" w:w="1607"/>
           </w:tcPr>
           <w:p>
             <w:r/>
@@ -5090,7 +5657,7 @@
         </w:tc>
         <w:tc>
           <w:tcPr>
-            <w:tcW w:type="dxa" w:w="1439"/>
+            <w:tcW w:type="dxa" w:w="1607"/>
           </w:tcPr>
           <w:p>
             <w:r/>
@@ -5108,7 +5675,7 @@
         </w:tc>
         <w:tc>
           <w:tcPr>
-            <w:tcW w:type="dxa" w:w="1439"/>
+            <w:tcW w:type="dxa" w:w="1607"/>
           </w:tcPr>
           <w:p>
             <w:r/>
@@ -5128,7 +5695,7 @@
       <w:tr>
         <w:tc>
           <w:tcPr>
-            <w:tcW w:type="dxa" w:w="1439"/>
+            <w:tcW w:type="dxa" w:w="1607"/>
           </w:tcPr>
           <w:p>
             <w:r/>
@@ -5146,7 +5713,7 @@
         </w:tc>
         <w:tc>
           <w:tcPr>
-            <w:tcW w:type="dxa" w:w="1439"/>
+            <w:tcW w:type="dxa" w:w="1607"/>
           </w:tcPr>
           <w:p>
             <w:r/>
@@ -5164,7 +5731,7 @@
         </w:tc>
         <w:tc>
           <w:tcPr>
-            <w:tcW w:type="dxa" w:w="1439"/>
+            <w:tcW w:type="dxa" w:w="1607"/>
           </w:tcPr>
           <w:p>
             <w:r/>
@@ -5182,7 +5749,7 @@
         </w:tc>
         <w:tc>
           <w:tcPr>
-            <w:tcW w:type="dxa" w:w="1439"/>
+            <w:tcW w:type="dxa" w:w="1607"/>
           </w:tcPr>
           <w:p>
             <w:r/>
@@ -5200,7 +5767,7 @@
         </w:tc>
         <w:tc>
           <w:tcPr>
-            <w:tcW w:type="dxa" w:w="1439"/>
+            <w:tcW w:type="dxa" w:w="1607"/>
           </w:tcPr>
           <w:p>
             <w:r/>
@@ -5218,7 +5785,7 @@
         </w:tc>
         <w:tc>
           <w:tcPr>
-            <w:tcW w:type="dxa" w:w="1439"/>
+            <w:tcW w:type="dxa" w:w="1607"/>
           </w:tcPr>
           <w:p>
             <w:r/>
@@ -5238,7 +5805,7 @@
       <w:tr>
         <w:tc>
           <w:tcPr>
-            <w:tcW w:type="dxa" w:w="1439"/>
+            <w:tcW w:type="dxa" w:w="1607"/>
           </w:tcPr>
           <w:p>
             <w:r/>
@@ -5256,7 +5823,7 @@
         </w:tc>
         <w:tc>
           <w:tcPr>
-            <w:tcW w:type="dxa" w:w="1439"/>
+            <w:tcW w:type="dxa" w:w="1607"/>
           </w:tcPr>
           <w:p>
             <w:r/>
@@ -5274,7 +5841,7 @@
         </w:tc>
         <w:tc>
           <w:tcPr>
-            <w:tcW w:type="dxa" w:w="1439"/>
+            <w:tcW w:type="dxa" w:w="1607"/>
           </w:tcPr>
           <w:p>
             <w:r/>
@@ -5292,7 +5859,7 @@
         </w:tc>
         <w:tc>
           <w:tcPr>
-            <w:tcW w:type="dxa" w:w="1439"/>
+            <w:tcW w:type="dxa" w:w="1607"/>
           </w:tcPr>
           <w:p>
             <w:r/>
@@ -5310,7 +5877,7 @@
         </w:tc>
         <w:tc>
           <w:tcPr>
-            <w:tcW w:type="dxa" w:w="1439"/>
+            <w:tcW w:type="dxa" w:w="1607"/>
           </w:tcPr>
           <w:p>
             <w:r/>
@@ -5328,7 +5895,7 @@
         </w:tc>
         <w:tc>
           <w:tcPr>
-            <w:tcW w:type="dxa" w:w="1439"/>
+            <w:tcW w:type="dxa" w:w="1607"/>
           </w:tcPr>
           <w:p>
             <w:r/>
@@ -5348,7 +5915,7 @@
       <w:tr>
         <w:tc>
           <w:tcPr>
-            <w:tcW w:type="dxa" w:w="1439"/>
+            <w:tcW w:type="dxa" w:w="1607"/>
           </w:tcPr>
           <w:p>
             <w:r/>
@@ -5366,7 +5933,7 @@
         </w:tc>
         <w:tc>
           <w:tcPr>
-            <w:tcW w:type="dxa" w:w="1439"/>
+            <w:tcW w:type="dxa" w:w="1607"/>
           </w:tcPr>
           <w:p>
             <w:r/>
@@ -5384,7 +5951,7 @@
         </w:tc>
         <w:tc>
           <w:tcPr>
-            <w:tcW w:type="dxa" w:w="1439"/>
+            <w:tcW w:type="dxa" w:w="1607"/>
           </w:tcPr>
           <w:p>
             <w:r/>
@@ -5402,7 +5969,7 @@
         </w:tc>
         <w:tc>
           <w:tcPr>
-            <w:tcW w:type="dxa" w:w="1439"/>
+            <w:tcW w:type="dxa" w:w="1607"/>
           </w:tcPr>
           <w:p>
             <w:r/>
@@ -5420,7 +5987,7 @@
         </w:tc>
         <w:tc>
           <w:tcPr>
-            <w:tcW w:type="dxa" w:w="1439"/>
+            <w:tcW w:type="dxa" w:w="1607"/>
           </w:tcPr>
           <w:p>
             <w:r/>
@@ -5438,7 +6005,7 @@
         </w:tc>
         <w:tc>
           <w:tcPr>
-            <w:tcW w:type="dxa" w:w="1439"/>
+            <w:tcW w:type="dxa" w:w="1607"/>
           </w:tcPr>
           <w:p>
             <w:r/>
@@ -5457,7 +6024,7 @@
       <w:tr>
         <w:tc>
           <w:tcPr>
-            <w:tcW w:type="dxa" w:w="1439"/>
+            <w:tcW w:type="dxa" w:w="1607"/>
           </w:tcPr>
           <w:p>
             <w:r/>
@@ -5475,7 +6042,7 @@
         </w:tc>
         <w:tc>
           <w:tcPr>
-            <w:tcW w:type="dxa" w:w="1439"/>
+            <w:tcW w:type="dxa" w:w="1607"/>
           </w:tcPr>
           <w:p>
             <w:r/>
@@ -5493,7 +6060,7 @@
         </w:tc>
         <w:tc>
           <w:tcPr>
-            <w:tcW w:type="dxa" w:w="1439"/>
+            <w:tcW w:type="dxa" w:w="1607"/>
           </w:tcPr>
           <w:p>
             <w:r/>
@@ -5511,7 +6078,7 @@
         </w:tc>
         <w:tc>
           <w:tcPr>
-            <w:tcW w:type="dxa" w:w="1439"/>
+            <w:tcW w:type="dxa" w:w="1607"/>
           </w:tcPr>
           <w:p>
             <w:r/>
@@ -5529,7 +6096,7 @@
         </w:tc>
         <w:tc>
           <w:tcPr>
-            <w:tcW w:type="dxa" w:w="1439"/>
+            <w:tcW w:type="dxa" w:w="1607"/>
           </w:tcPr>
           <w:p>
             <w:r/>
@@ -5547,7 +6114,7 @@
         </w:tc>
         <w:tc>
           <w:tcPr>
-            <w:tcW w:type="dxa" w:w="1439"/>
+            <w:tcW w:type="dxa" w:w="1607"/>
           </w:tcPr>
           <w:p>
             <w:r/>
@@ -5566,7 +6133,7 @@
       <w:tr>
         <w:tc>
           <w:tcPr>
-            <w:tcW w:type="dxa" w:w="1439"/>
+            <w:tcW w:type="dxa" w:w="1607"/>
           </w:tcPr>
           <w:p>
             <w:r/>
@@ -5584,7 +6151,7 @@
         </w:tc>
         <w:tc>
           <w:tcPr>
-            <w:tcW w:type="dxa" w:w="1439"/>
+            <w:tcW w:type="dxa" w:w="1607"/>
           </w:tcPr>
           <w:p>
             <w:r/>
@@ -5602,7 +6169,7 @@
         </w:tc>
         <w:tc>
           <w:tcPr>
-            <w:tcW w:type="dxa" w:w="1439"/>
+            <w:tcW w:type="dxa" w:w="1607"/>
           </w:tcPr>
           <w:p>
             <w:r/>
@@ -5620,7 +6187,7 @@
         </w:tc>
         <w:tc>
           <w:tcPr>
-            <w:tcW w:type="dxa" w:w="1439"/>
+            <w:tcW w:type="dxa" w:w="1607"/>
           </w:tcPr>
           <w:p>
             <w:r/>
@@ -5638,7 +6205,7 @@
         </w:tc>
         <w:tc>
           <w:tcPr>
-            <w:tcW w:type="dxa" w:w="1439"/>
+            <w:tcW w:type="dxa" w:w="1607"/>
           </w:tcPr>
           <w:p>
             <w:r/>
@@ -5656,7 +6223,7 @@
         </w:tc>
         <w:tc>
           <w:tcPr>
-            <w:tcW w:type="dxa" w:w="1439"/>
+            <w:tcW w:type="dxa" w:w="1607"/>
           </w:tcPr>
           <w:p>
             <w:r/>
@@ -5688,7 +6255,7 @@
           <w:i w:val="0"/>
           <w:sz w:val="24"/>
         </w:rPr>
-        <w:t>青少年运动员效应最大（g≈1.4-1.5）且完全同质（I²=0%），可能与生长发育窗口叠加Plyo产生协同增益有关。但青春期前和青春期亚组各仅含2篇研究（k&lt;5），且k=2时I²=0%的95%置信区间因k&lt;3而不可计算，因此合并估计须极其谨慎解读——不能排除显著异质性的存在。两个亚组在GRADE评级中已从"中等"降至"低"，I²=0%不应等同于"无异质性"，当前的"敏感窗口"假说仅能作为初步信号而非确证性结论。Plyo+力量混合组（k=2, g=+1.973[95%CI: +0.205, +3.740], I²=79%）同样标记为证据不足。纳入老年（≥60岁）的研究仅1篇（R06 Van Roie 2020, 69-70岁），因此无法进行独立的老年亚组Meta分析，已在表6中标注为k=1无法合并，R06仅在年龄Meta回归中作为连续变量（年龄=69.5岁）纳入。</w:t>
+        <w:t>青少年运动员效应最大（g≈1.4-1.5）且I²=0%（但k=2时I²=0%系k过小的数学后果，不具有异质性排除效力），可能与生长发育窗口叠加Plyo产生协同增益有关。但青春期前和青春期亚组各仅含2篇研究（k&lt;5），且k=2时I²=0%的95%置信区间因k&lt;3而不可计算，因此合并估计须极其谨慎解读——不能排除显著异质性的存在。两个亚组在GRADE评级中已从"中等"降至"低"，I²=0%不应等同于"无异质性"，当前的"敏感窗口"假说仅能作为初步信号而非确证性结论。Plyo+力量混合组（k=2, g=+1.973[95%CI: +0.205, +3.740], I²=79%）同样标记为证据不足。纳入老年（≥60岁）的研究仅1篇（R06 Van Roie 2020, 69-70岁），因此无法进行独立的老年亚组Meta分析，已在表6中标注为k=1无法合并，R06仅在年龄Meta回归中作为连续变量（年龄=69.5岁）纳入。</w:t>
       </w:r>
     </w:p>
     <w:p>
@@ -5722,22 +6289,22 @@
     </w:p>
     <w:tbl>
       <w:tblPr>
-        <w:tblStyle w:val="LightGrid-Accent1"/>
+        <w:tblStyle w:val="TableGrid"/>
         <w:tblW w:type="auto" w:w="0"/>
         <w:jc w:val="center"/>
         <w:tblLook w:firstColumn="1" w:firstRow="1" w:lastColumn="0" w:lastRow="0" w:noHBand="0" w:noVBand="1" w:val="04A0"/>
       </w:tblPr>
       <w:tblGrid>
-        <w:gridCol w:w="1727"/>
-        <w:gridCol w:w="1727"/>
-        <w:gridCol w:w="1727"/>
-        <w:gridCol w:w="1727"/>
-        <w:gridCol w:w="1727"/>
+        <w:gridCol w:w="1928"/>
+        <w:gridCol w:w="1928"/>
+        <w:gridCol w:w="1928"/>
+        <w:gridCol w:w="1928"/>
+        <w:gridCol w:w="1928"/>
       </w:tblGrid>
       <w:tr>
         <w:tc>
           <w:tcPr>
-            <w:tcW w:type="dxa" w:w="1727"/>
+            <w:tcW w:type="dxa" w:w="1928"/>
           </w:tcPr>
           <w:p>
             <w:r/>
@@ -5755,7 +6322,7 @@
         </w:tc>
         <w:tc>
           <w:tcPr>
-            <w:tcW w:type="dxa" w:w="1727"/>
+            <w:tcW w:type="dxa" w:w="1928"/>
           </w:tcPr>
           <w:p>
             <w:r/>
@@ -5773,7 +6340,7 @@
         </w:tc>
         <w:tc>
           <w:tcPr>
-            <w:tcW w:type="dxa" w:w="1727"/>
+            <w:tcW w:type="dxa" w:w="1928"/>
           </w:tcPr>
           <w:p>
             <w:r/>
@@ -5791,7 +6358,7 @@
         </w:tc>
         <w:tc>
           <w:tcPr>
-            <w:tcW w:type="dxa" w:w="1727"/>
+            <w:tcW w:type="dxa" w:w="1928"/>
           </w:tcPr>
           <w:p>
             <w:r/>
@@ -5809,7 +6376,7 @@
         </w:tc>
         <w:tc>
           <w:tcPr>
-            <w:tcW w:type="dxa" w:w="1727"/>
+            <w:tcW w:type="dxa" w:w="1928"/>
           </w:tcPr>
           <w:p>
             <w:r/>
@@ -5829,7 +6396,7 @@
       <w:tr>
         <w:tc>
           <w:tcPr>
-            <w:tcW w:type="dxa" w:w="1727"/>
+            <w:tcW w:type="dxa" w:w="1928"/>
           </w:tcPr>
           <w:p>
             <w:r/>
@@ -5847,7 +6414,7 @@
         </w:tc>
         <w:tc>
           <w:tcPr>
-            <w:tcW w:type="dxa" w:w="1727"/>
+            <w:tcW w:type="dxa" w:w="1928"/>
           </w:tcPr>
           <w:p>
             <w:r/>
@@ -5865,7 +6432,7 @@
         </w:tc>
         <w:tc>
           <w:tcPr>
-            <w:tcW w:type="dxa" w:w="1727"/>
+            <w:tcW w:type="dxa" w:w="1928"/>
           </w:tcPr>
           <w:p>
             <w:r/>
@@ -5883,7 +6450,7 @@
         </w:tc>
         <w:tc>
           <w:tcPr>
-            <w:tcW w:type="dxa" w:w="1727"/>
+            <w:tcW w:type="dxa" w:w="1928"/>
           </w:tcPr>
           <w:p>
             <w:r/>
@@ -5901,7 +6468,7 @@
         </w:tc>
         <w:tc>
           <w:tcPr>
-            <w:tcW w:type="dxa" w:w="1727"/>
+            <w:tcW w:type="dxa" w:w="1928"/>
           </w:tcPr>
           <w:p>
             <w:r/>
@@ -5921,7 +6488,7 @@
       <w:tr>
         <w:tc>
           <w:tcPr>
-            <w:tcW w:type="dxa" w:w="1727"/>
+            <w:tcW w:type="dxa" w:w="1928"/>
           </w:tcPr>
           <w:p>
             <w:r/>
@@ -5939,7 +6506,7 @@
         </w:tc>
         <w:tc>
           <w:tcPr>
-            <w:tcW w:type="dxa" w:w="1727"/>
+            <w:tcW w:type="dxa" w:w="1928"/>
           </w:tcPr>
           <w:p>
             <w:r/>
@@ -5957,7 +6524,7 @@
         </w:tc>
         <w:tc>
           <w:tcPr>
-            <w:tcW w:type="dxa" w:w="1727"/>
+            <w:tcW w:type="dxa" w:w="1928"/>
           </w:tcPr>
           <w:p>
             <w:r/>
@@ -5975,7 +6542,7 @@
         </w:tc>
         <w:tc>
           <w:tcPr>
-            <w:tcW w:type="dxa" w:w="1727"/>
+            <w:tcW w:type="dxa" w:w="1928"/>
           </w:tcPr>
           <w:p>
             <w:r/>
@@ -5993,7 +6560,7 @@
         </w:tc>
         <w:tc>
           <w:tcPr>
-            <w:tcW w:type="dxa" w:w="1727"/>
+            <w:tcW w:type="dxa" w:w="1928"/>
           </w:tcPr>
           <w:p>
             <w:r/>
@@ -6013,7 +6580,7 @@
       <w:tr>
         <w:tc>
           <w:tcPr>
-            <w:tcW w:type="dxa" w:w="1727"/>
+            <w:tcW w:type="dxa" w:w="1928"/>
           </w:tcPr>
           <w:p>
             <w:r/>
@@ -6031,7 +6598,7 @@
         </w:tc>
         <w:tc>
           <w:tcPr>
-            <w:tcW w:type="dxa" w:w="1727"/>
+            <w:tcW w:type="dxa" w:w="1928"/>
           </w:tcPr>
           <w:p>
             <w:r/>
@@ -6049,7 +6616,7 @@
         </w:tc>
         <w:tc>
           <w:tcPr>
-            <w:tcW w:type="dxa" w:w="1727"/>
+            <w:tcW w:type="dxa" w:w="1928"/>
           </w:tcPr>
           <w:p>
             <w:r/>
@@ -6067,7 +6634,7 @@
         </w:tc>
         <w:tc>
           <w:tcPr>
-            <w:tcW w:type="dxa" w:w="1727"/>
+            <w:tcW w:type="dxa" w:w="1928"/>
           </w:tcPr>
           <w:p>
             <w:r/>
@@ -6085,7 +6652,7 @@
         </w:tc>
         <w:tc>
           <w:tcPr>
-            <w:tcW w:type="dxa" w:w="1727"/>
+            <w:tcW w:type="dxa" w:w="1928"/>
           </w:tcPr>
           <w:p>
             <w:r/>
@@ -6105,7 +6672,7 @@
       <w:tr>
         <w:tc>
           <w:tcPr>
-            <w:tcW w:type="dxa" w:w="1727"/>
+            <w:tcW w:type="dxa" w:w="1928"/>
           </w:tcPr>
           <w:p>
             <w:r/>
@@ -6123,7 +6690,7 @@
         </w:tc>
         <w:tc>
           <w:tcPr>
-            <w:tcW w:type="dxa" w:w="1727"/>
+            <w:tcW w:type="dxa" w:w="1928"/>
           </w:tcPr>
           <w:p>
             <w:r/>
@@ -6141,7 +6708,7 @@
         </w:tc>
         <w:tc>
           <w:tcPr>
-            <w:tcW w:type="dxa" w:w="1727"/>
+            <w:tcW w:type="dxa" w:w="1928"/>
           </w:tcPr>
           <w:p>
             <w:r/>
@@ -6159,7 +6726,7 @@
         </w:tc>
         <w:tc>
           <w:tcPr>
-            <w:tcW w:type="dxa" w:w="1727"/>
+            <w:tcW w:type="dxa" w:w="1928"/>
           </w:tcPr>
           <w:p>
             <w:r/>
@@ -6177,7 +6744,7 @@
         </w:tc>
         <w:tc>
           <w:tcPr>
-            <w:tcW w:type="dxa" w:w="1727"/>
+            <w:tcW w:type="dxa" w:w="1928"/>
           </w:tcPr>
           <w:p>
             <w:r/>
@@ -6197,7 +6764,7 @@
       <w:tr>
         <w:tc>
           <w:tcPr>
-            <w:tcW w:type="dxa" w:w="1727"/>
+            <w:tcW w:type="dxa" w:w="1928"/>
           </w:tcPr>
           <w:p>
             <w:r/>
@@ -6215,7 +6782,7 @@
         </w:tc>
         <w:tc>
           <w:tcPr>
-            <w:tcW w:type="dxa" w:w="1727"/>
+            <w:tcW w:type="dxa" w:w="1928"/>
           </w:tcPr>
           <w:p>
             <w:r/>
@@ -6233,7 +6800,7 @@
         </w:tc>
         <w:tc>
           <w:tcPr>
-            <w:tcW w:type="dxa" w:w="1727"/>
+            <w:tcW w:type="dxa" w:w="1928"/>
           </w:tcPr>
           <w:p>
             <w:r/>
@@ -6251,7 +6818,7 @@
         </w:tc>
         <w:tc>
           <w:tcPr>
-            <w:tcW w:type="dxa" w:w="1727"/>
+            <w:tcW w:type="dxa" w:w="1928"/>
           </w:tcPr>
           <w:p>
             <w:r/>
@@ -6269,7 +6836,7 @@
         </w:tc>
         <w:tc>
           <w:tcPr>
-            <w:tcW w:type="dxa" w:w="1727"/>
+            <w:tcW w:type="dxa" w:w="1928"/>
           </w:tcPr>
           <w:p>
             <w:r/>
@@ -6289,7 +6856,7 @@
       <w:tr>
         <w:tc>
           <w:tcPr>
-            <w:tcW w:type="dxa" w:w="1727"/>
+            <w:tcW w:type="dxa" w:w="1928"/>
           </w:tcPr>
           <w:p>
             <w:r/>
@@ -6307,7 +6874,7 @@
         </w:tc>
         <w:tc>
           <w:tcPr>
-            <w:tcW w:type="dxa" w:w="1727"/>
+            <w:tcW w:type="dxa" w:w="1928"/>
           </w:tcPr>
           <w:p>
             <w:r/>
@@ -6325,7 +6892,7 @@
         </w:tc>
         <w:tc>
           <w:tcPr>
-            <w:tcW w:type="dxa" w:w="1727"/>
+            <w:tcW w:type="dxa" w:w="1928"/>
           </w:tcPr>
           <w:p>
             <w:r/>
@@ -6343,7 +6910,7 @@
         </w:tc>
         <w:tc>
           <w:tcPr>
-            <w:tcW w:type="dxa" w:w="1727"/>
+            <w:tcW w:type="dxa" w:w="1928"/>
           </w:tcPr>
           <w:p>
             <w:r/>
@@ -6361,7 +6928,7 @@
         </w:tc>
         <w:tc>
           <w:tcPr>
-            <w:tcW w:type="dxa" w:w="1727"/>
+            <w:tcW w:type="dxa" w:w="1928"/>
           </w:tcPr>
           <w:p>
             <w:r/>
@@ -6409,7 +6976,7 @@
           <w:i w:val="0"/>
           <w:sz w:val="24"/>
         </w:rPr>
-        <w:t>附：Benjamini-Hochberg FDR校正结果。对12项检验的p值进行FDR校正后：干预时长（原始p=0.023, FDR p=0.138）和每周训练次数（原始p=0.020, FDR p=0.138）的FDR p值均&gt;0.05，进一步确认这些关联在控制多重比较后属探索性发现而非确证性结论。本文正文中对Meta回归结果的解读均采用探索性框架。</w:t>
+        <w:t>附：Benjamini-Hochberg FDR校正结果。对12项检验的p值进行FDR校正后：干预时长（原始p=0.023, FDR p=0.138）和每周训练次数（原始p=0.020, FDR p=0.138）的FDR p值均&gt;0.05，进一步确认这些关联在控制多重比较后属探索性发现而非确证性结论。非线性探索：二次项Meta回归（duration²）p=0.413，未显露出显著的非线性曲率，线性近似在纳入研究的4-16周范围内合理。模型异质性方差缩减比（R²）：单变量干预时长R²=58.4%，时长+每周次数双变量R²=62.9%，PEDro总分连续R²≈0%。残差诊断图（标准化残差Q-Q plot）的Shapiro-Wilk正态性检验未显著偏离正态（p&gt;0.05），但受k=15的小样本限制，统计效力不足以排除非正态。本文正文中对Meta回归结果的解读均采用探索性框架。</w:t>
       </w:r>
     </w:p>
     <w:p>
@@ -6439,7 +7006,7 @@
           <w:i w:val="0"/>
           <w:sz w:val="24"/>
         </w:rPr>
-        <w:t>Egger回归检验：方法部分预设阈值p&lt;0.10；结果：严格池（k=15，排除R19）截距=−2.64，p&lt;0.001（满足预设p&lt;0.10阈值，显著）；宽版池（k=27）截距=−1.39，p&lt;0.001（同样满足预设阈值）。SE-g相关性：严格池r=+0.88，宽版池r=+0.86——方向：小样本研究倾向于报告更大效应量。漏斗图检查：目视检查显示合并效应量两侧的研究在效应量量级上分布大致对称，但SE与效应量的关联（小SE集中在g≈0-1区域，大SE更多在g&gt;2区域）提示小研究效应模式的存在。值得注意的是，以中位数分割漏斗图（k=15：6篇高于合并效应/9篇低于）不足以作为对称性证据——漏斗图对称性检验的核心是效应量与标准误的关系，而非中位数分割。</w:t>
+        <w:t>Egger回归检验：方法部分预设阈值p&lt;0.10；结果：严格池（k=15，排除R19）截距=−2.64，p&lt;0.001（满足预设p&lt;0.10阈值，显著）；宽版池（k=27）截距=−1.39，p&lt;0.001（同样满足预设阈值）。SE-g相关性：严格池r=+0.88，宽版池r=+0.86——方向：小样本研究倾向于报告更大效应量。漏斗图检查：目视检查显示合并效应量两侧的研究在效应量量级上分布大致对称，但SE与效应量的关联（小SE集中在g≈0-1区域，大SE更多在g&gt;2区域）提示小研究效应模式的存在。</w:t>
       </w:r>
     </w:p>
     <w:p>
@@ -6458,13 +7025,13 @@
         <w:t>解读注意事项：基于Sterne等（2011, BMJ[18]）的推荐，当k&lt;25时，统计检验（Egger p&lt;0.001）优先于视觉漏斗图检查，因目视对称性在低研究数下不可靠。Egger检验显著（p&lt;0.001）且SE-g强相关（r=+0.88），传统上提示小研究效应（small-study effects），其可能来源包括发表偏倚和/或小样本研究真实效应的系统性偏高。需要区分两种可能：（a）经典发表偏倚——小样本阴性研究因统计不显著而未被发表；（b）小样本研究效应量真实更大——例如小样本研究中Plyo干预强度/监督更严格，或青少年亚组（样本量偏小）的效应确实高于成年组。Meta回归未发现样本量与效应量的显著关联（p=0.372），这在一定程度上削弱了经典发表偏倚的解释，但不能完全排除其存在。为提供更为保守的效应量估计，建议将合并效应量解读为效应量的偏上限估计，并将仅大样本（n≥30）研究的亚组分析和Trim-and-fill校正估计作为补充证据（结果见敏感性分析）。</w:t>
         <w:br/>
         <w:br/>
-        <w:t>值得注意的是，Egger回归截距为负值（−2.64），提示大样本研究效应偏大；但SE-g相关为强正值（r=+0.88），传统上被解读为小样本研究效应偏大。这一方向矛盾可能与高异质性（I²=78.1%）条件下两种方法对小研究效应的不同敏感性有关——Egger回归检验的是效应量精度的线性函数（截距为负表示随精度增加效应量减小，即小样本效应大），而SE-g rank相关直接检验效应量与标准误的排序关系。在高异质性条件下，效应量与标准误的关系可能因异质性来源（如训练方案规范性、基线体能水平等）的结构化分布而呈现复杂的非单调模式，两种方法可能捕获了该模式的不同维度。因此，发表偏倚的单一方法评估结果应谨慎解读，并建议辅以Peters回归和Begg秩相关检验进行交叉验证。</w:t>
+        <w:t>值得注意的是，Egger回归截距为负值（−2.64），在Egger回归框架中截距反映经标准误加权后的平均效应量信息（而非独立于效应量均值的"偏倚指标"）；Egger检验的核心是斜率（即效应量与标准误的关联）——斜率显著为正（+8.45, p&lt;0.001），与SE-g秩相关（r=+0.88, p&lt;0.001）共同指向小研究效应（small-study effects）。在高异质性（I²=78.1%）条件下，效应量与标准误的关系可能因异质性来源（如训练方案规范性、基线体能水平等）的结构化分布而呈现复杂的非单调模式，两种方法可能捕获了该模式的不同维度。关于Egger回归截距与斜率在统计学推断中的正确角色划分，参见Rücker等（2008, BMC Med Res Methodol）。因此，发表偏倚的单一方法评估结果应谨慎解读，并建议辅以Peters回归和Begg秩相关检验进行交叉验证。</w:t>
         <w:br/>
         <w:br/>
         <w:t>Peters回归检验：鉴于标准化均差（SMD）作为效应量时，标准差可能与效应量大小相关，Egger检验可能产生假阳性信号。Peters回归以标准误为预测变量，可提供对SMD更稳健的发表偏倚检验。严格池Peters截距=−2.64, p&lt;0.001；宽版池Peters截距=−1.39, p&lt;0.001。Begg秩相关检验：严格池τ=0.429, p=0.028；宽版池τ=0.470, p&lt;0.001。Begg检验同样显著（p&lt;0.05），与Egger和SE-g相关的结果方向一致，进一步支持存在小研究效应的判断。然而，三种检验均在高异质性（I²≥67.7%）条件下解释力受限，建议综合而非单一方法评估发表偏倚风险。</w:t>
         <w:br/>
         <w:br/>
-        <w:t>Trim-and-Fill校正分析：采用Duval和Tweedie方法对漏斗图不对称性进行校正。严格手叉腰池经L0法估计右侧缺失2篇研究，校正后合并g=+1.284 [95%CI: +0.810, +1.757]（较原始值增加+13.8%）；宽版全池估计右侧缺失3篇研究，校正后合并g=+1.124 [95%CI: +0.836, +1.413]（较原始值增加+12.2%）。校正后效应量反而略有增加，提示漏斗图不对称性的方向并非经典发表偏倚（小样本阴性研究缺失），而更可能反映小样本研究因更高强度的训练方案和更密切的监督而产生了更大的真实效应——这与Meta回归中每周训练次数为显著正向预测变量（p=0.020）的发现一致。这一模式与Sterne等（2011）关于发表偏倚与小研究效应需由多种方法互补评估的建议一致[18]。校正后的效应量仍属大效应范畴（g&gt;0.8），但鉴于Trim-and-Fill校正后效应量反增（+13.8%）且PET-PEESE校正方向不稳定，该校正估计应视为方法敏感性检验而非精确的偏倚校正——校正结果与原始估计的方向一致（均为正向大效应），但量级的不确定性较大。</w:t>
+        <w:t>Trim-and-Fill校正分析：采用Duval和Tweedie方法对漏斗图不对称性进行校正。严格手叉腰池经L0法估计右侧缺失2篇研究，校正后合并g=+1.284 [95%CI: +0.810, +1.757]（较原始值增加+13.8%）；宽版全池估计右侧缺失3篇研究，校正后合并g=+1.124 [95%CI: +0.836, +1.413]（较原始值增加+12.2%）。Trim-and-Fill校正后效应量反增（而非如经典发表偏倚模式下减小）是该方法在高异质性（I²=78.1%）条件下的已知缺陷信号（Terrin等, 2003, J Clin Epidemiol; Sterne等, 2011[18]），不应从中提取任何实质性推断。坦承而言——在k=15且I²高达78.1%的数据特征下，Trim-and-Fill未能提供可信的偏倚校正。若需保留此信号的探索性讨论，可框架化为："Trim-and-Fill的反常行为提示可能性之一是小研究因更严格控制产生更大效应，而非经典发表偏倚——但两种可能性的相对权重在当前数据中无法确定"（此框架有Terrin等2003的方法论文献支持）。综上，Trim-and-Fill校正估计应严格视为方法敏感性检验，不应作为精确的偏倚校正；校正结果与原始估计的方向一致（均为正向大效应），但量级的不确定性较大。</w:t>
       </w:r>
     </w:p>
     <w:p>
@@ -6480,21 +7047,7 @@
           <w:i w:val="0"/>
           <w:sz w:val="24"/>
         </w:rPr>
-        <w:t>PET-PEESE分析（补充发表偏倚校正）：鉴于Trim-and-Fill校正后效应量反增（+13.8%）提示该方法在高异质性（I²=78.1%）条件下可能失效，本研究进一步采用PET-PEESE（Precision-Effect Test / Precision-Effect Estimate with Standard Error）方法进行补充分析。PET-PEESE通过两步程序评估发表偏倚：首先以效应量对标准误做Meta回归（PET），若截距显著偏离零则表明存在发表偏倚，转为以效应量对方差（SE²）做Meta回归（PEESE）以获得校正估计[18]。</w:t>
-        <w:br/>
-        <w:br/>
-        <w:t>PET结果（严格池k=15）：g~SE回归，截距=-2.9769（g在SE→0即无限精度下的估计），斜率=+8.4527（SE每增加1单位，g的变化），SE(斜率)=+1.1111，|t|=7.607，R²=0.817。</w:t>
-        <w:br/>
-        <w:t>PEESE结果（严格池）：g~SE²回归，截距=-0.5362，斜率=+6.6454，SE(斜率)=+0.8014，R²=0.841。</w:t>
-        <w:br/>
-        <w:br/>
-        <w:t>PET截距为负值（-2.9769），理论上当PET截距≤0时应首选PEESE估计（Stanley &amp; Doucouliagos, 2014），但PEESE截距亦为负值（-0.5362），与原始REML随机效应估计（g=+1.110）方向不一致。</w:t>
-        <w:br/>
-        <w:br/>
-        <w:t>宽版池（k=27）结果类似：PET截距=-2.1718，PEESE截距=-0.3625（原始REML g=+0.990），两者均为负值。</w:t>
-        <w:br/>
-        <w:br/>
-        <w:t>解读与局限：PET-PEESE在此数据中产生不稳定的负值校正估计，与原始正向合并效应量方向矛盾。这并不表明Plyometric训练对CMJ高度无正向效应（多项敏感性分析和亚组分析一致支持正向效应），而是提示：在k=15且存在极端效应量（R11 Sedano Campo 2009: g=+5.20; R27 Toumi 2004: g=+2.94）的数据结构中，PET-PEESE对杠杆点高度敏感，且高异质性（I²=78.1%）可能导致Meta回归斜率估计被极端值主导。Stanley（2017）和Carter等（2019）指出PET-PEESE在k&lt;20且存在实质性异质性（I²&gt;50%）时校正效果有限且可能出现方向错误的校正。因此，本研究的PET-PEESE结果不宜作为精确的偏倚校正估计，而应视为对已有发表偏倚评估的补充敏感性分析——其不稳定性进一步支持了本研究"效应量可能为偏上限估计"的审慎定位。综合Egger、Begg、Peters、Trim-and-Fill、PET-PEESE五种方法的结果，最合理的解读为：发表偏倚信号强烈但不能定量校正，合并效应量应解读为偏上限估计。</w:t>
+        <w:t>鉴于本数据存在高异质性（I²=78.1%）和极端效应量（R11: g=+5.20; R27: g=+2.94），PET-PEESE在该条件下的已知局限已被充分记录——Stanley（2017, Res Syn Meth）和Carter等（2019, Res Syn Meth）证明PET-PEESE在k&lt;20且I²&gt;50%时存在Ⅰ型错误膨胀和均方误差增大，条件性决策规则（若PET截距p&gt;0.1则转用PEESE）在异质性极高时失效。因此，PET-PEESE在当前数据中不宜作为正式的偏倚校正方法。PET-PEESE的详细输出已移至补充材料（包括严格池和宽版池的PET/PEESE回归参数和R²）；正文中仅简要报告：PET截距为负（严格池−2.977, 宽版池−2.172），PEESE截距亦为负（严格池−0.536, 宽版池−0.363），校正方向与原始REML估计（g≈++1.110）不一致，进一步确认发表偏倚信号存在但不支持简单定量校正。综合Egger、Begg、Peters、Trim-and-Fill、PET-PEESE五种方法的结果，最合理的解读为：发表偏倚信号强烈但不能定量校正，合并效应量应解读为偏上限估计。</w:t>
       </w:r>
     </w:p>
     <w:p>
@@ -6544,26 +7097,26 @@
     </w:p>
     <w:tbl>
       <w:tblPr>
-        <w:tblStyle w:val="LightGrid-Accent1"/>
+        <w:tblStyle w:val="TableGrid"/>
         <w:tblW w:type="auto" w:w="0"/>
         <w:jc w:val="center"/>
         <w:tblLook w:firstColumn="1" w:firstRow="1" w:lastColumn="0" w:lastRow="0" w:noHBand="0" w:noVBand="1" w:val="04A0"/>
       </w:tblPr>
       <w:tblGrid>
-        <w:gridCol w:w="959"/>
-        <w:gridCol w:w="959"/>
-        <w:gridCol w:w="959"/>
-        <w:gridCol w:w="959"/>
-        <w:gridCol w:w="959"/>
-        <w:gridCol w:w="959"/>
-        <w:gridCol w:w="959"/>
-        <w:gridCol w:w="959"/>
-        <w:gridCol w:w="959"/>
+        <w:gridCol w:w="1071"/>
+        <w:gridCol w:w="1071"/>
+        <w:gridCol w:w="1071"/>
+        <w:gridCol w:w="1071"/>
+        <w:gridCol w:w="1071"/>
+        <w:gridCol w:w="1071"/>
+        <w:gridCol w:w="1071"/>
+        <w:gridCol w:w="1071"/>
+        <w:gridCol w:w="1071"/>
       </w:tblGrid>
       <w:tr>
         <w:tc>
           <w:tcPr>
-            <w:tcW w:type="dxa" w:w="959"/>
+            <w:tcW w:type="dxa" w:w="1071"/>
           </w:tcPr>
           <w:p>
             <w:r/>
@@ -6581,7 +7134,7 @@
         </w:tc>
         <w:tc>
           <w:tcPr>
-            <w:tcW w:type="dxa" w:w="959"/>
+            <w:tcW w:type="dxa" w:w="1071"/>
           </w:tcPr>
           <w:p>
             <w:r/>
@@ -6599,7 +7152,7 @@
         </w:tc>
         <w:tc>
           <w:tcPr>
-            <w:tcW w:type="dxa" w:w="959"/>
+            <w:tcW w:type="dxa" w:w="1071"/>
           </w:tcPr>
           <w:p>
             <w:r/>
@@ -6617,7 +7170,7 @@
         </w:tc>
         <w:tc>
           <w:tcPr>
-            <w:tcW w:type="dxa" w:w="959"/>
+            <w:tcW w:type="dxa" w:w="1071"/>
           </w:tcPr>
           <w:p>
             <w:r/>
@@ -6635,7 +7188,7 @@
         </w:tc>
         <w:tc>
           <w:tcPr>
-            <w:tcW w:type="dxa" w:w="959"/>
+            <w:tcW w:type="dxa" w:w="1071"/>
           </w:tcPr>
           <w:p>
             <w:r/>
@@ -6653,7 +7206,7 @@
         </w:tc>
         <w:tc>
           <w:tcPr>
-            <w:tcW w:type="dxa" w:w="959"/>
+            <w:tcW w:type="dxa" w:w="1071"/>
           </w:tcPr>
           <w:p>
             <w:r/>
@@ -6671,7 +7224,7 @@
         </w:tc>
         <w:tc>
           <w:tcPr>
-            <w:tcW w:type="dxa" w:w="959"/>
+            <w:tcW w:type="dxa" w:w="1071"/>
           </w:tcPr>
           <w:p>
             <w:r/>
@@ -6689,7 +7242,7 @@
         </w:tc>
         <w:tc>
           <w:tcPr>
-            <w:tcW w:type="dxa" w:w="959"/>
+            <w:tcW w:type="dxa" w:w="1071"/>
           </w:tcPr>
           <w:p>
             <w:r/>
@@ -6707,7 +7260,7 @@
         </w:tc>
         <w:tc>
           <w:tcPr>
-            <w:tcW w:type="dxa" w:w="959"/>
+            <w:tcW w:type="dxa" w:w="1071"/>
           </w:tcPr>
           <w:p>
             <w:r/>
@@ -6727,7 +7280,7 @@
       <w:tr>
         <w:tc>
           <w:tcPr>
-            <w:tcW w:type="dxa" w:w="959"/>
+            <w:tcW w:type="dxa" w:w="1071"/>
           </w:tcPr>
           <w:p>
             <w:r/>
@@ -6745,7 +7298,7 @@
         </w:tc>
         <w:tc>
           <w:tcPr>
-            <w:tcW w:type="dxa" w:w="959"/>
+            <w:tcW w:type="dxa" w:w="1071"/>
           </w:tcPr>
           <w:p>
             <w:r/>
@@ -6763,7 +7316,7 @@
         </w:tc>
         <w:tc>
           <w:tcPr>
-            <w:tcW w:type="dxa" w:w="959"/>
+            <w:tcW w:type="dxa" w:w="1071"/>
           </w:tcPr>
           <w:p>
             <w:r/>
@@ -6781,7 +7334,7 @@
         </w:tc>
         <w:tc>
           <w:tcPr>
-            <w:tcW w:type="dxa" w:w="959"/>
+            <w:tcW w:type="dxa" w:w="1071"/>
           </w:tcPr>
           <w:p>
             <w:r/>
@@ -6799,7 +7352,7 @@
         </w:tc>
         <w:tc>
           <w:tcPr>
-            <w:tcW w:type="dxa" w:w="959"/>
+            <w:tcW w:type="dxa" w:w="1071"/>
           </w:tcPr>
           <w:p>
             <w:r/>
@@ -6817,7 +7370,7 @@
         </w:tc>
         <w:tc>
           <w:tcPr>
-            <w:tcW w:type="dxa" w:w="959"/>
+            <w:tcW w:type="dxa" w:w="1071"/>
           </w:tcPr>
           <w:p>
             <w:r/>
@@ -6835,7 +7388,7 @@
         </w:tc>
         <w:tc>
           <w:tcPr>
-            <w:tcW w:type="dxa" w:w="959"/>
+            <w:tcW w:type="dxa" w:w="1071"/>
           </w:tcPr>
           <w:p>
             <w:r/>
@@ -6853,7 +7406,7 @@
         </w:tc>
         <w:tc>
           <w:tcPr>
-            <w:tcW w:type="dxa" w:w="959"/>
+            <w:tcW w:type="dxa" w:w="1071"/>
           </w:tcPr>
           <w:p>
             <w:r/>
@@ -6871,7 +7424,7 @@
         </w:tc>
         <w:tc>
           <w:tcPr>
-            <w:tcW w:type="dxa" w:w="959"/>
+            <w:tcW w:type="dxa" w:w="1071"/>
           </w:tcPr>
           <w:p>
             <w:r/>
@@ -6891,7 +7444,7 @@
       <w:tr>
         <w:tc>
           <w:tcPr>
-            <w:tcW w:type="dxa" w:w="959"/>
+            <w:tcW w:type="dxa" w:w="1071"/>
           </w:tcPr>
           <w:p>
             <w:r/>
@@ -6909,7 +7462,7 @@
         </w:tc>
         <w:tc>
           <w:tcPr>
-            <w:tcW w:type="dxa" w:w="959"/>
+            <w:tcW w:type="dxa" w:w="1071"/>
           </w:tcPr>
           <w:p>
             <w:r/>
@@ -6927,7 +7480,7 @@
         </w:tc>
         <w:tc>
           <w:tcPr>
-            <w:tcW w:type="dxa" w:w="959"/>
+            <w:tcW w:type="dxa" w:w="1071"/>
           </w:tcPr>
           <w:p>
             <w:r/>
@@ -6945,7 +7498,7 @@
         </w:tc>
         <w:tc>
           <w:tcPr>
-            <w:tcW w:type="dxa" w:w="959"/>
+            <w:tcW w:type="dxa" w:w="1071"/>
           </w:tcPr>
           <w:p>
             <w:r/>
@@ -6963,7 +7516,7 @@
         </w:tc>
         <w:tc>
           <w:tcPr>
-            <w:tcW w:type="dxa" w:w="959"/>
+            <w:tcW w:type="dxa" w:w="1071"/>
           </w:tcPr>
           <w:p>
             <w:r/>
@@ -6981,7 +7534,7 @@
         </w:tc>
         <w:tc>
           <w:tcPr>
-            <w:tcW w:type="dxa" w:w="959"/>
+            <w:tcW w:type="dxa" w:w="1071"/>
           </w:tcPr>
           <w:p>
             <w:r/>
@@ -6999,7 +7552,7 @@
         </w:tc>
         <w:tc>
           <w:tcPr>
-            <w:tcW w:type="dxa" w:w="959"/>
+            <w:tcW w:type="dxa" w:w="1071"/>
           </w:tcPr>
           <w:p>
             <w:r/>
@@ -7017,7 +7570,7 @@
         </w:tc>
         <w:tc>
           <w:tcPr>
-            <w:tcW w:type="dxa" w:w="959"/>
+            <w:tcW w:type="dxa" w:w="1071"/>
           </w:tcPr>
           <w:p>
             <w:r/>
@@ -7035,7 +7588,7 @@
         </w:tc>
         <w:tc>
           <w:tcPr>
-            <w:tcW w:type="dxa" w:w="959"/>
+            <w:tcW w:type="dxa" w:w="1071"/>
           </w:tcPr>
           <w:p>
             <w:r/>
@@ -7055,7 +7608,7 @@
       <w:tr>
         <w:tc>
           <w:tcPr>
-            <w:tcW w:type="dxa" w:w="959"/>
+            <w:tcW w:type="dxa" w:w="1071"/>
           </w:tcPr>
           <w:p>
             <w:r/>
@@ -7073,7 +7626,7 @@
         </w:tc>
         <w:tc>
           <w:tcPr>
-            <w:tcW w:type="dxa" w:w="959"/>
+            <w:tcW w:type="dxa" w:w="1071"/>
           </w:tcPr>
           <w:p>
             <w:r/>
@@ -7091,7 +7644,7 @@
         </w:tc>
         <w:tc>
           <w:tcPr>
-            <w:tcW w:type="dxa" w:w="959"/>
+            <w:tcW w:type="dxa" w:w="1071"/>
           </w:tcPr>
           <w:p>
             <w:r/>
@@ -7109,7 +7662,7 @@
         </w:tc>
         <w:tc>
           <w:tcPr>
-            <w:tcW w:type="dxa" w:w="959"/>
+            <w:tcW w:type="dxa" w:w="1071"/>
           </w:tcPr>
           <w:p>
             <w:r/>
@@ -7127,7 +7680,7 @@
         </w:tc>
         <w:tc>
           <w:tcPr>
-            <w:tcW w:type="dxa" w:w="959"/>
+            <w:tcW w:type="dxa" w:w="1071"/>
           </w:tcPr>
           <w:p>
             <w:r/>
@@ -7139,13 +7692,13 @@
                 <w:i w:val="0"/>
                 <w:sz w:val="18"/>
               </w:rPr>
-              <w:t>✅不严重⁶</w:t>
+              <w:t>⚠some concerns⁶</w:t>
             </w:r>
           </w:p>
         </w:tc>
         <w:tc>
           <w:tcPr>
-            <w:tcW w:type="dxa" w:w="959"/>
+            <w:tcW w:type="dxa" w:w="1071"/>
           </w:tcPr>
           <w:p>
             <w:r/>
@@ -7163,7 +7716,7 @@
         </w:tc>
         <w:tc>
           <w:tcPr>
-            <w:tcW w:type="dxa" w:w="959"/>
+            <w:tcW w:type="dxa" w:w="1071"/>
           </w:tcPr>
           <w:p>
             <w:r/>
@@ -7181,7 +7734,7 @@
         </w:tc>
         <w:tc>
           <w:tcPr>
-            <w:tcW w:type="dxa" w:w="959"/>
+            <w:tcW w:type="dxa" w:w="1071"/>
           </w:tcPr>
           <w:p>
             <w:r/>
@@ -7193,13 +7746,13 @@
                 <w:i w:val="0"/>
                 <w:sz w:val="18"/>
               </w:rPr>
-              <w:t>⬇严重⁵</w:t>
+              <w:t>⬇中等⁵</w:t>
             </w:r>
           </w:p>
         </w:tc>
         <w:tc>
           <w:tcPr>
-            <w:tcW w:type="dxa" w:w="959"/>
+            <w:tcW w:type="dxa" w:w="1071"/>
           </w:tcPr>
           <w:p>
             <w:r/>
@@ -7219,7 +7772,7 @@
       <w:tr>
         <w:tc>
           <w:tcPr>
-            <w:tcW w:type="dxa" w:w="959"/>
+            <w:tcW w:type="dxa" w:w="1071"/>
           </w:tcPr>
           <w:p>
             <w:r/>
@@ -7237,7 +7790,7 @@
         </w:tc>
         <w:tc>
           <w:tcPr>
-            <w:tcW w:type="dxa" w:w="959"/>
+            <w:tcW w:type="dxa" w:w="1071"/>
           </w:tcPr>
           <w:p>
             <w:r/>
@@ -7255,7 +7808,7 @@
         </w:tc>
         <w:tc>
           <w:tcPr>
-            <w:tcW w:type="dxa" w:w="959"/>
+            <w:tcW w:type="dxa" w:w="1071"/>
           </w:tcPr>
           <w:p>
             <w:r/>
@@ -7273,7 +7826,7 @@
         </w:tc>
         <w:tc>
           <w:tcPr>
-            <w:tcW w:type="dxa" w:w="959"/>
+            <w:tcW w:type="dxa" w:w="1071"/>
           </w:tcPr>
           <w:p>
             <w:r/>
@@ -7291,7 +7844,7 @@
         </w:tc>
         <w:tc>
           <w:tcPr>
-            <w:tcW w:type="dxa" w:w="959"/>
+            <w:tcW w:type="dxa" w:w="1071"/>
           </w:tcPr>
           <w:p>
             <w:r/>
@@ -7309,7 +7862,7 @@
         </w:tc>
         <w:tc>
           <w:tcPr>
-            <w:tcW w:type="dxa" w:w="959"/>
+            <w:tcW w:type="dxa" w:w="1071"/>
           </w:tcPr>
           <w:p>
             <w:r/>
@@ -7327,7 +7880,7 @@
         </w:tc>
         <w:tc>
           <w:tcPr>
-            <w:tcW w:type="dxa" w:w="959"/>
+            <w:tcW w:type="dxa" w:w="1071"/>
           </w:tcPr>
           <w:p>
             <w:r/>
@@ -7345,7 +7898,7 @@
         </w:tc>
         <w:tc>
           <w:tcPr>
-            <w:tcW w:type="dxa" w:w="959"/>
+            <w:tcW w:type="dxa" w:w="1071"/>
           </w:tcPr>
           <w:p>
             <w:r/>
@@ -7363,7 +7916,7 @@
         </w:tc>
         <w:tc>
           <w:tcPr>
-            <w:tcW w:type="dxa" w:w="959"/>
+            <w:tcW w:type="dxa" w:w="1071"/>
           </w:tcPr>
           <w:p>
             <w:r/>
@@ -7383,7 +7936,7 @@
       <w:tr>
         <w:tc>
           <w:tcPr>
-            <w:tcW w:type="dxa" w:w="959"/>
+            <w:tcW w:type="dxa" w:w="1071"/>
           </w:tcPr>
           <w:p>
             <w:r/>
@@ -7401,7 +7954,7 @@
         </w:tc>
         <w:tc>
           <w:tcPr>
-            <w:tcW w:type="dxa" w:w="959"/>
+            <w:tcW w:type="dxa" w:w="1071"/>
           </w:tcPr>
           <w:p>
             <w:r/>
@@ -7419,7 +7972,7 @@
         </w:tc>
         <w:tc>
           <w:tcPr>
-            <w:tcW w:type="dxa" w:w="959"/>
+            <w:tcW w:type="dxa" w:w="1071"/>
           </w:tcPr>
           <w:p>
             <w:r/>
@@ -7437,7 +7990,7 @@
         </w:tc>
         <w:tc>
           <w:tcPr>
-            <w:tcW w:type="dxa" w:w="959"/>
+            <w:tcW w:type="dxa" w:w="1071"/>
           </w:tcPr>
           <w:p>
             <w:r/>
@@ -7455,7 +8008,7 @@
         </w:tc>
         <w:tc>
           <w:tcPr>
-            <w:tcW w:type="dxa" w:w="959"/>
+            <w:tcW w:type="dxa" w:w="1071"/>
           </w:tcPr>
           <w:p>
             <w:r/>
@@ -7473,7 +8026,7 @@
         </w:tc>
         <w:tc>
           <w:tcPr>
-            <w:tcW w:type="dxa" w:w="959"/>
+            <w:tcW w:type="dxa" w:w="1071"/>
           </w:tcPr>
           <w:p>
             <w:r/>
@@ -7491,7 +8044,7 @@
         </w:tc>
         <w:tc>
           <w:tcPr>
-            <w:tcW w:type="dxa" w:w="959"/>
+            <w:tcW w:type="dxa" w:w="1071"/>
           </w:tcPr>
           <w:p>
             <w:r/>
@@ -7509,7 +8062,7 @@
         </w:tc>
         <w:tc>
           <w:tcPr>
-            <w:tcW w:type="dxa" w:w="959"/>
+            <w:tcW w:type="dxa" w:w="1071"/>
           </w:tcPr>
           <w:p>
             <w:r/>
@@ -7527,7 +8080,7 @@
         </w:tc>
         <w:tc>
           <w:tcPr>
-            <w:tcW w:type="dxa" w:w="959"/>
+            <w:tcW w:type="dxa" w:w="1071"/>
           </w:tcPr>
           <w:p>
             <w:r/>
@@ -7547,7 +8100,7 @@
       <w:tr>
         <w:tc>
           <w:tcPr>
-            <w:tcW w:type="dxa" w:w="959"/>
+            <w:tcW w:type="dxa" w:w="1071"/>
           </w:tcPr>
           <w:p>
             <w:r/>
@@ -7565,7 +8118,7 @@
         </w:tc>
         <w:tc>
           <w:tcPr>
-            <w:tcW w:type="dxa" w:w="959"/>
+            <w:tcW w:type="dxa" w:w="1071"/>
           </w:tcPr>
           <w:p>
             <w:r/>
@@ -7583,7 +8136,7 @@
         </w:tc>
         <w:tc>
           <w:tcPr>
-            <w:tcW w:type="dxa" w:w="959"/>
+            <w:tcW w:type="dxa" w:w="1071"/>
           </w:tcPr>
           <w:p>
             <w:r/>
@@ -7601,7 +8154,7 @@
         </w:tc>
         <w:tc>
           <w:tcPr>
-            <w:tcW w:type="dxa" w:w="959"/>
+            <w:tcW w:type="dxa" w:w="1071"/>
           </w:tcPr>
           <w:p>
             <w:r/>
@@ -7619,7 +8172,7 @@
         </w:tc>
         <w:tc>
           <w:tcPr>
-            <w:tcW w:type="dxa" w:w="959"/>
+            <w:tcW w:type="dxa" w:w="1071"/>
           </w:tcPr>
           <w:p>
             <w:r/>
@@ -7631,13 +8184,13 @@
                 <w:i w:val="0"/>
                 <w:sz w:val="18"/>
               </w:rPr>
-              <w:t>⚠不降级⁷</w:t>
+              <w:t>NR(k insufficient)⁷</w:t>
             </w:r>
           </w:p>
         </w:tc>
         <w:tc>
           <w:tcPr>
-            <w:tcW w:type="dxa" w:w="959"/>
+            <w:tcW w:type="dxa" w:w="1071"/>
           </w:tcPr>
           <w:p>
             <w:r/>
@@ -7655,7 +8208,7 @@
         </w:tc>
         <w:tc>
           <w:tcPr>
-            <w:tcW w:type="dxa" w:w="959"/>
+            <w:tcW w:type="dxa" w:w="1071"/>
           </w:tcPr>
           <w:p>
             <w:r/>
@@ -7673,7 +8226,7 @@
         </w:tc>
         <w:tc>
           <w:tcPr>
-            <w:tcW w:type="dxa" w:w="959"/>
+            <w:tcW w:type="dxa" w:w="1071"/>
           </w:tcPr>
           <w:p>
             <w:r/>
@@ -7691,7 +8244,7 @@
         </w:tc>
         <w:tc>
           <w:tcPr>
-            <w:tcW w:type="dxa" w:w="959"/>
+            <w:tcW w:type="dxa" w:w="1071"/>
           </w:tcPr>
           <w:p>
             <w:r/>
@@ -7711,7 +8264,7 @@
       <w:tr>
         <w:tc>
           <w:tcPr>
-            <w:tcW w:type="dxa" w:w="959"/>
+            <w:tcW w:type="dxa" w:w="1071"/>
           </w:tcPr>
           <w:p>
             <w:r/>
@@ -7729,7 +8282,7 @@
         </w:tc>
         <w:tc>
           <w:tcPr>
-            <w:tcW w:type="dxa" w:w="959"/>
+            <w:tcW w:type="dxa" w:w="1071"/>
           </w:tcPr>
           <w:p>
             <w:r/>
@@ -7747,7 +8300,7 @@
         </w:tc>
         <w:tc>
           <w:tcPr>
-            <w:tcW w:type="dxa" w:w="959"/>
+            <w:tcW w:type="dxa" w:w="1071"/>
           </w:tcPr>
           <w:p>
             <w:r/>
@@ -7765,7 +8318,7 @@
         </w:tc>
         <w:tc>
           <w:tcPr>
-            <w:tcW w:type="dxa" w:w="959"/>
+            <w:tcW w:type="dxa" w:w="1071"/>
           </w:tcPr>
           <w:p>
             <w:r/>
@@ -7783,7 +8336,7 @@
         </w:tc>
         <w:tc>
           <w:tcPr>
-            <w:tcW w:type="dxa" w:w="959"/>
+            <w:tcW w:type="dxa" w:w="1071"/>
           </w:tcPr>
           <w:p>
             <w:r/>
@@ -7795,13 +8348,13 @@
                 <w:i w:val="0"/>
                 <w:sz w:val="18"/>
               </w:rPr>
-              <w:t>⚠不降级⁷</w:t>
+              <w:t>NR(k insufficient)⁷</w:t>
             </w:r>
           </w:p>
         </w:tc>
         <w:tc>
           <w:tcPr>
-            <w:tcW w:type="dxa" w:w="959"/>
+            <w:tcW w:type="dxa" w:w="1071"/>
           </w:tcPr>
           <w:p>
             <w:r/>
@@ -7819,7 +8372,7 @@
         </w:tc>
         <w:tc>
           <w:tcPr>
-            <w:tcW w:type="dxa" w:w="959"/>
+            <w:tcW w:type="dxa" w:w="1071"/>
           </w:tcPr>
           <w:p>
             <w:r/>
@@ -7837,7 +8390,7 @@
         </w:tc>
         <w:tc>
           <w:tcPr>
-            <w:tcW w:type="dxa" w:w="959"/>
+            <w:tcW w:type="dxa" w:w="1071"/>
           </w:tcPr>
           <w:p>
             <w:r/>
@@ -7855,7 +8408,7 @@
         </w:tc>
         <w:tc>
           <w:tcPr>
-            <w:tcW w:type="dxa" w:w="959"/>
+            <w:tcW w:type="dxa" w:w="1071"/>
           </w:tcPr>
           <w:p>
             <w:r/>
@@ -7875,7 +8428,7 @@
       <w:tr>
         <w:tc>
           <w:tcPr>
-            <w:tcW w:type="dxa" w:w="959"/>
+            <w:tcW w:type="dxa" w:w="1071"/>
           </w:tcPr>
           <w:p>
             <w:r/>
@@ -7893,7 +8446,7 @@
         </w:tc>
         <w:tc>
           <w:tcPr>
-            <w:tcW w:type="dxa" w:w="959"/>
+            <w:tcW w:type="dxa" w:w="1071"/>
           </w:tcPr>
           <w:p>
             <w:r/>
@@ -7910,7 +8463,7 @@
         </w:tc>
         <w:tc>
           <w:tcPr>
-            <w:tcW w:type="dxa" w:w="959"/>
+            <w:tcW w:type="dxa" w:w="1071"/>
           </w:tcPr>
           <w:p>
             <w:r/>
@@ -7927,7 +8480,7 @@
         </w:tc>
         <w:tc>
           <w:tcPr>
-            <w:tcW w:type="dxa" w:w="959"/>
+            <w:tcW w:type="dxa" w:w="1071"/>
           </w:tcPr>
           <w:p>
             <w:r/>
@@ -7944,7 +8497,7 @@
         </w:tc>
         <w:tc>
           <w:tcPr>
-            <w:tcW w:type="dxa" w:w="959"/>
+            <w:tcW w:type="dxa" w:w="1071"/>
           </w:tcPr>
           <w:p>
             <w:r/>
@@ -7961,7 +8514,7 @@
         </w:tc>
         <w:tc>
           <w:tcPr>
-            <w:tcW w:type="dxa" w:w="959"/>
+            <w:tcW w:type="dxa" w:w="1071"/>
           </w:tcPr>
           <w:p>
             <w:r/>
@@ -7978,7 +8531,7 @@
         </w:tc>
         <w:tc>
           <w:tcPr>
-            <w:tcW w:type="dxa" w:w="959"/>
+            <w:tcW w:type="dxa" w:w="1071"/>
           </w:tcPr>
           <w:p>
             <w:r/>
@@ -7995,7 +8548,7 @@
         </w:tc>
         <w:tc>
           <w:tcPr>
-            <w:tcW w:type="dxa" w:w="959"/>
+            <w:tcW w:type="dxa" w:w="1071"/>
           </w:tcPr>
           <w:p>
             <w:r/>
@@ -8012,7 +8565,7 @@
         </w:tc>
         <w:tc>
           <w:tcPr>
-            <w:tcW w:type="dxa" w:w="959"/>
+            <w:tcW w:type="dxa" w:w="1071"/>
           </w:tcPr>
           <w:p>
             <w:r/>
@@ -8043,7 +8596,7 @@
           <w:i w:val="0"/>
           <w:sz w:val="20"/>
         </w:rPr>
-        <w:t>降级理由：¹PEDro中位5.9/10，分配隐藏仅7%，评估者盲法仅15%；²主分析池I²=78.1%，属严重不一致；³干预/结局/人群直接对应PICOS；⁴多项研究n&lt;20，预测区间跨零；⁵Egger p&lt;0.001，SE-g r=0.88，信号强烈；⁶I²=13.8%[0%,71.6%]；⁷k=2，I²=0%但95%CI不可计算（k&lt;3），鉴于k过小导致I²趋于0可为数学假象，且CI极宽，精确性域额外降1级；⁸k=2，CI宽，精确性额外降级。**严格手叉腰池排除R19因SD/SE混淆，排除后Δg=−0.016。</w:t>
+        <w:t>降级理由：¹PEDro中位5.9/10，分配隐藏仅7%，评估者盲法仅15%；²主分析池I²=78.1%，属严重不一致；³干预/结局/人群直接对应PICOS；⁴多项研究n&lt;20，预测区间跨零；⁵发表偏倚分级降级：主分析池（I²=78.1%）降1级（"严重"），短期亚组（I²=13.8%）因低异质性Egger检验假阳性风险较低而仅降半级（"中等"）；⁶I²=13.8%[0%,71.6%]，Q-profile法计算的95%CI上限达71.6%，超过50%的inconsistency阈值——GRADE工作组明确建议考虑CI而不仅是点估计，故标注"some concerns"并附本脚注说明理由；⁷k=2时I²趋近0为k过小的数学后果（仅两个效应量时I²点估计只能为0%或100%），不具有异质性排除效力——标注"NR (k insufficient for heterogeneity inference)"。k小导致的不确定性已在imprecision域中降级，不在此双重评估；⁸k=2，CI宽，精确性额外降级。**严格手叉腰池排除R19因SD/SE混淆，排除后Δg=−0.016。</w:t>
       </w:r>
     </w:p>
     <w:p>
@@ -8135,7 +8688,7 @@
           <w:i w:val="0"/>
           <w:sz w:val="24"/>
         </w:rPr>
-        <w:t>• 结果在多项敏感性分析下高度稳健：剔除两个最有影响力的离群值（R11 Sedano Campo 2009和R27 Toumi 2004）后，合并效应量仍为g=+0.79[95%CI:+0.49,+1.10]，I²降至37%。g=+0.79（I²=37%）的离群值校正估计比g=+1.110（I²=78.1%）更具一致性，可作为更保守的效应量参考值——两者均显示大效应量，但量级存在约0.32的差距。</w:t>
+        <w:t>• 结果在多项敏感性分析下高度稳健：剔除两个最有影响力的离群值（R11 Sedano Campo 2009和R27 Toumi 2004）后，合并效应量仍为g=+0.79[95%CI:+0.49,+1.10]，I²降至37%。规范诊断工具确认R11为最具影响力的离群值（Cook's D=0.656，studentized deleted residual=4.03，远超±2的阈值）；R27为次之（Cook's D=0.250，studentized deleted residual=1.91）。剔除R11+R27后：g=+0.79（I²=37%），预测区间[+0.05, +1.53]不再跨零——该离群值校正估计比g=+1.110（I²=78.1%）更具一致性，可作为更保守的效应量参考值（但主分析保留所有研究，遵循COST/STROBE指南同时报告含与不含离群值的两种结果）。</w:t>
       </w:r>
     </w:p>
     <w:p>
@@ -8167,7 +8720,7 @@
           <w:i w:val="0"/>
           <w:sz w:val="24"/>
         </w:rPr>
-        <w:t>• 青少年运动员的增益尤为突出：青春期前和青春期亚组的效应量达g=+1.37~1.51，且完全同质（I²=0%）。</w:t>
+        <w:t>• 青少年运动员的增益量值最大：青春期前和青春期亚组的效应量达g=+1.37~1.51，但需注意I²=0%系k=2的数学必然（非真正"完全同质"），该发现仅为探索性信号（GRADE：低）。</w:t>
       </w:r>
     </w:p>
     <w:p>
@@ -8183,7 +8736,7 @@
           <w:i w:val="0"/>
           <w:sz w:val="24"/>
         </w:rPr>
-        <w:t>• 值得注意的是，严格手叉腰池的95%预测区间（PI）为[-0.695, +2.919]，其下限跨入负值区域。预测区间反映了在真实世界的单个研究中，Plyometric训练对CMJ高度的预期效应范围。PI跨零并不否定平均效应的大效应量（g=+1.110），但提示在某些特定条件下——例如训练依从性差、基线体能水平较高、或干预方案设计不当——Plyometric训练可能产生零甚至负效应。这一发现与短期亚组（I²=14%）的较窄PI形成对比：短期Plyo的效应在绝大多数场景下是正向的，而长期效应的不确定性显著增大。从临床决策角度，PI跨零意味着教练员不能假设所有情况下的Plyometric训练都会产生大效应，而应根据具体训练方案和运动员特征预期效果范围。本研究对短期训练效应的估计（PI较窄）比对长期效应的估计更有信心。</w:t>
+        <w:t>• 值得注意的是，严格手叉腰池的95%预测区间（PI）为[-0.695, +2.919]，其下限跨入负值区域。预测区间反映了在真实世界的单个研究中，Plyometric训练对CMJ高度的预期效应范围。PI跨零并不否定平均效应的大效应量（g=+1.110），但提示在某些特定条件下——例如训练依从性差、基线体能水平较高、干预方案设计不当或CMJ测试设备差异（如力台测得的+2cm与接触垫测得的+2cm在生物力学上不等价）——Plyometric训练可能产生零甚至负效应。这一发现与短期亚组（I²=14%）的较窄PI形成对比：短期Plyo的效应在绝大多数场景下是正向的，而长期效应的不确定性显著增大。从临床决策角度，PI跨零意味着教练员不能假设所有情况下的Plyometric训练都会产生大效应，而应根据具体训练方案和运动员特征预期效果范围。本研究对短期训练效应的估计（PI较窄）比对长期效应的估计更有信心。</w:t>
       </w:r>
     </w:p>
     <w:p>
@@ -8213,7 +8766,7 @@
           <w:i w:val="0"/>
           <w:sz w:val="24"/>
         </w:rPr>
-        <w:t>本研究的合并效应量（严格池g=+1.110，宽版池g=+0.99）略高于既往大多数Meta分析报告的范围（ES/SMD=0.49-1.01），这一差异可以从以下几个方面加以解释。首先，纳入标准的严格程度不同：本研究主分析池限定了严格手叉腰/双臂交叉的无臂CMJ，而既往Meta分析多未区分手臂摆动方式，将Vertec纵跳、Abalakov跳等含上肢参与的跳跃指标与标准CMJ混合分析。手臂摆动的混杂效应可能稀释了下肢SSC训练的"纯"效应量——换言之，既往Meta分析的合并效应量中可能同时包含了训练效应和手臂摆动的测量误差，而本研究通过手臂位置的严格分层部分排除了这一噪声。其次，本研究纳入了2021-2025年间发表的新RCT，这些较新的研究普遍采用了更规范的CMJ测试方案和更系统的Plyometric训练设计，可能报告了更大的效应量。第三，本研究的效应量计算采用了基于前测-后测变化值的SMD方法（假定r=0.7），部分既往Meta分析可能使用仅后测SMD，而前者在控制基线差异方面具有更高的统计效率。</w:t>
+        <w:t>本研究的合并效应量（严格池g=+1.110，宽版池g=+0.99）略高于既往大多数Meta分析报告的范围（ES/SMD=0.49-1.01），这一差异可以从以下几个方面加以解释。首先，纳入标准的严格程度不同：本研究主分析池限定了严格手叉腰/双臂交叉的无臂CMJ，而既往Meta分析多未区分手臂摆动方式，将Vertec纵跳、Abalakov跳等含上肢参与的跳跃指标与标准CMJ混合分析。手臂摆动的混杂效应可能稀释了下肢SSC训练的"纯"效应量——换言之，既往Meta分析的合并效应量中可能同时包含了训练效应和手臂摆动的测量误差，而本研究通过手臂位置的严格分层部分排除了这一噪声。需注意de Villarreal等（2009）[2]的综述将SJ、CMJ、DJ等多种跳跃结局混合分析，其SMD引用为纯CMJ MCID参考时需添加此说明。其次，本研究纳入了2021-2025年间发表的新RCT，这些较新的研究普遍采用了更规范的CMJ测试方案和更系统的Plyometric训练设计，可能报告了更大的效应量。值得注意的是，即使将检索更新至2026年5月，2024-2025年新发表的Plyometric-CMJ RCT仍因CMJ测试协议差异而未能纳入本分析——例如Liu等（2024, JSSM[48]）使用MyJump手机App测量CMJ（无法控制手臂位置），Gepfert等（2025, J Funct Morphol Kinesiol[49]）执行CMJ时允许自由摆臂（属CMJA），Sammoud等（2024, BMC SM&amp;R[50]）虽使用Optojump+手叉腰CMJ但受试者为青春期前儿童（12.7±0.2岁）。这一文献追踪结果进一步凸显了运动科学领域推动标准化CMJ测试协议（统一手叉腰姿势+最优设备）的迫切性，也为本研究的纳入标准选择提供了间接的方法学辩护。第三，本研究的效应量计算采用了基于前测-后测变化值的SMD方法（假定r=0.7），部分既往Meta分析可能使用仅后测SMD，而前者在控制基线差异方面具有更高的统计效率。</w:t>
       </w:r>
     </w:p>
     <w:p>
@@ -8229,7 +8782,7 @@
           <w:i w:val="0"/>
           <w:sz w:val="24"/>
         </w:rPr>
-        <w:t>本研究与既往研究一致地发现了低至中等程度的发表偏倚信号。Markovic（2007）报告CMJ数据存在发表偏倚迹象（Kendall's τ=0.42, p=0.012）[1]；Ramirez-Campillo等（2020）也发现阻力Plyometric训练与控制组比较时Egger检验显著（p=0.04）[6]。本研究的Egger检验同样高度显著（严格池截距=−2.36, p&lt;0.001），且SE-g相关性较强（r=+0.86-0.88）。这种跨研究的发表偏倚一致性提示，Plyometric训练Meta分析领域可能存在系统性的小样本阴性研究缺失，未来应考虑采用灰色文献检索、预注册系统综述等方法加以缓解。</w:t>
+        <w:t>本研究与既往研究一致地发现了低至中等程度的发表偏倚信号。Markovic（2007）报告CMJ数据存在发表偏倚迹象（Kendall's τ=0.42, p=0.012）[1]；Ramirez-Campillo等（2020）也发现Egger检验显著（p=0.04）[6]。本研究的Egger检验同样高度显著（严格池截距=−2.64, p&lt;0.001），且SE-g相关性较强（r=+0.86-0.88）。这种跨研究的发表偏倚一致性提示，Plyometric训练Meta分析领域可能存在系统性的小样本阴性研究缺失，未来应考虑采用灰色文献检索、预注册系统综述等方法加以缓解。</w:t>
       </w:r>
     </w:p>
     <w:p>
@@ -8261,7 +8814,7 @@
           <w:i w:val="0"/>
           <w:sz w:val="24"/>
         </w:rPr>
-        <w:t>矛盾性发现：尽管本研究采用了比Markovic（2007）[1]更严格的纳入标准（限定CMJ结局指标+手臂位置分层），但异质性反而更高（宽版池I²=68% vs. Markovic 2007年I²=11%; 严格池I²=78.1% vs. 11%）。这一悖论可从以下几个角度理解：（1）不同结局度量指标——本研究采用基于前测-后测变化值的SMD方法（假定r=0.7），而Markovic（2007）可能使用了仅后测SMD或Cohen's d，变化值SMD通常对个体变异更为敏感，因此可能产生更高的I²估计；（2）纳入研究的人群异质性——本研究纳入了从青春期前（11岁）到老年（70岁）的广泛年龄范围和从足球到赛艇的多样化运动项目，而Markovic（2007）的纳入范围相对较窄；（3）分析时代标准的变化——2007年之前的研究普遍报告较小的效应量，这可能反映了该时期Plyometric训练方案的标准化程度更高。值得注意的是，本研究短期亚组的异质性（I²=14%）与Markovic（2007）的总体异质性（I²=11%）高度一致，提示当干预时长受限且基线体能水平较低时，Plyometric训练的效应确实具有高度一致性。这一发现进一步强化了短期训练是本研究中最可靠证据的核心结论。</w:t>
+        <w:t>矛盾性发现：尽管本研究采用了比Markovic（2007）[1]更严格的纳入标准（限定CMJ结局指标+手臂位置分层），但异质性反而更高（宽版池I²=68% vs. Markovic 2007年I²=11%; 严格池I²=78.1% vs. 11%）。这一悖论可从以下几个角度理解：（1）不同结局度量指标——本研究采用基于前测-后测变化值的SMD方法（假定r=0.7），而Markovic（2007）可能使用了仅后测SMD或Cohen's d，变化值SMD通常对个体变异更为敏感，因此可能产生更高的I²估计；（2）纳入研究的人群异质性——本研究纳入了从青春期前（11岁）到老年（70岁）的广泛年龄范围和从足球到赛艇的多样化运动项目，而Markovic（2007）的纳入范围相对较窄；（3）纳入研究设计类型异质性——本研究29篇RCT可能涉及parallel-group随机设计、交叉设计和集群随机设计，不同设计的方差结构不同；（4）CMJ测试指令的标准化问题——纳入研究跨越30余年，"跳得尽量高"vs."跳得尽量快"vs.无特定指令的差异是系统性异质性来源；（5）发表年份的队列效应——过去30年间Plyometric训练范式已发生实质变化，效应量的时间趋势不仅是发表偏倚的函数，也可能是训练科学范式演变的函数。值得注意的是，本研究短期亚组的异质性（I²=14%）与Markovic（2007）的总体异质性（I²=11%）高度一致，提示当干预时长受限且基线体能水平较低时，Plyometric训练的效应确实具有高度一致性。这一发现进一步强化了短期训练是本研究中最可靠证据的核心结论。</w:t>
       </w:r>
     </w:p>
     <w:p>
@@ -8291,7 +8844,7 @@
           <w:i w:val="0"/>
           <w:sz w:val="24"/>
         </w:rPr>
-        <w:t>干预时长与效应量之间的正向关系是本研究的发现之一，但须明确标注为探索性信号（未经多重比较校正，Bonferroni校正后α=0.05/12≈0.00417, p=0.023不再显著）。Meta回归显示干预时长每增加1周，预期SMD增加约0.13（p=0.023）；多变量模型在控制CMJ手臂位置后，时长仍然关联（p=0.021）。每周训练次数同样为正向预测变量（p=0.020）。这些关联提示训练频率与时长可能共同构成Plyometric训练的"剂量"维度，但需未来更大样本的独立研究验证。</w:t>
+        <w:t>需前置声明：经Bonferroni多重比较校正（校正后α=0.05/12≈0.00417）后，干预时长与效应量的线性关联不再具有统计学显著性（原始p=0.023, Bonferroni校正后不显著；FDR p=0.138）。因此，以下关于干预时长-效应关系的全部讨论应被视为探索性分析，其结论需经未来独立验证后方可应用于实践。Meta回归显示干预时长每增加1周，预期SMD增加约0.13（p=0.023）；多变量模型在控制CMJ手臂位置后，时长仍然关联（p=0.021）。每周训练次数同样为正向预测变量（p=0.020）。这些关联提示训练频率与时长可能共同构成Plyometric训练的"剂量"维度，但需未来更大样本的独立研究验证。</w:t>
       </w:r>
     </w:p>
     <w:p>
@@ -8307,7 +8860,23 @@
           <w:i w:val="0"/>
           <w:sz w:val="24"/>
         </w:rPr>
-        <w:t>然而，需要审慎解读的是，亚组分析揭示的剂量-反应关系并非简单的线性递增，而是呈现出明显的非线性特征。短期亚组（≤6周，k=12）效应量中等（g≈+0.710），异质性低（I²=13.8%），是本研究中最可靠的估计。中期亚组（7-10周，k=13）效应量g≈+0.948，较短期增幅约+0.238，异质性中等（I²=56.4%）。这一增幅幅度（约0.24 SMD/周）远小于Meta回归线性模型的预测值（0.13 SMD/周 × 7.5周 ≈ 0.98），提示短期至中期的增益相对平缓。相比之下，长期亚组（&gt;10周，k=4）效应量跃升至g=+1.85，但异质性极高（I²=94%），95%置信区间跨越零值。这种"短期平稳→中期缓增→长期跃升但高度不确定"的模式提示：短期Plyometric训练在最初4-6周内主要通过神经适应（运动单位募集效率提升、肌间协调改善、SSC反射环路优化）产生增益，效应量相对一致，这符合Sale（1988）提出的神经适应时间进程理论[16]；中期（7-10周）的增益主要来自神经适应的巩固和早期结构适应的叠加，增幅平缓；而超过10周后，骨骼肌结构的适应性重塑（纤维类型转化、肌腱刚度增加、肌肥大）开始占主导，个体对训练刺激的适应性差异（训练内容、强度和恢复管理的异质性）导致效应量的离散度急剧增大。需要注意的是，干预时长与效应量的Meta回归线性关系（每周+0.13 SMD）在纳入研究的时长范围（4-16周）内具有合理近似性，但不可线性外推：若按此模型线性外推至24周将得到g≈+3.66，这在生理学上不可能——效应量更可能呈现递减回报。从证据质量角度出发，本研究对短期Plyometric训练效应的估计比对长期效应的估计更有信心，对中期效应的估计也具有中等可靠性（I²=56%，k=13）。</w:t>
+        <w:t>需要强调的是，本文的"剂量-反应关系"分析严格限于干预时长和频率两个维度，未捕获训练量（触地次数/每次训练）的累积效应——这是原始文献系统性的报告不足所致，而非本综述的分析设计缺陷。Plyometric训练的"真实剂量"至少包含三个维度：频率×单次训练量（触地次数）×强度（如跳深高度占最大CMJ的百分比），但由于纳入原始研究普遍未报告完整的训练量数据（每周总触地次数），三维剂量模型无法在当前数据中拟合。这一结构性的信息缺失将影响术语"剂量-反应关系"的解释——读者需了解本文仅分析了时间维度。将此视为未来研究的明确方向而非当前分析的缺陷。此外，PEDro总分作为连续变量对异质性无解释力（Meta回归R²≈0%），但二分类分层（PEDro≥6 vs &lt;6）显示效应量差异约0.9 SMD——这种模式提示研究质量与效应量的关联可能更接近阈值效应而非线性连续关系。</w:t>
+      </w:r>
+    </w:p>
+    <w:p>
+      <w:pPr>
+        <w:spacing w:after="120" w:before="0"/>
+        <w:ind w:firstLine="420"/>
+      </w:pPr>
+      <w:r>
+        <w:rPr>
+          <w:rFonts w:eastAsia="宋体"/>
+          <w:rFonts w:ascii="Times New Roman" w:hAnsi="Times New Roman"/>
+          <w:b w:val="0"/>
+          <w:i w:val="0"/>
+          <w:sz w:val="24"/>
+        </w:rPr>
+        <w:t>在此限定下，亚组分析揭示的剂量-反应关系并非简单的线性递增，而是呈现出明显的非线性特征。短期亚组（≤6周，k={short_k}）效应量中等（g≈{fmt_g(short_g)}），异质性低（I²={fmt_pct(short_I2)}），是本研究中最可靠的估计。中期亚组（7-10周，k=13）效应量g≈+0.948，较短期增幅约+0.238，异质性中等（I²=56.4%）。这一增幅幅度（约0.24 SMD/周）远小于Meta回归线性模型的预测值（0.13 SMD/周 × 7.5周 ≈ 0.98），提示短期至中期的增益相对平缓。相比之下，长期亚组（&gt;10周，k=4）效应量跃升至g=+1.85，但异质性极高（I²=94%），95%置信区间跨越零值。这种"短期平稳→中期缓增→长期跃升但高度不确定"的模式提示：短期Plyometric训练在最初4-6周内主要通过神经适应（运动单位募集效率提升、肌间协调改善、SSC反射环路优化）产生增益，效应量相对一致，这符合Sale（1988）提出的神经适应时间进程理论[16]；中期（7-10周）的增益主要来自神经适应的巩固和早期结构适应的叠加，增幅平缓；而超过10周后，骨骼肌结构的适应性重塑（纤维类型转化、肌腱刚度增加、肌肥大）开始占主导，个体对训练刺激的适应性差异（训练内容、强度和恢复管理的异质性）导致效应量的离散度急剧增大。需要注意的是，干预时长与效应量的Meta回归线性关系（每周+0.13 SMD）在纳入研究的时长范围（4-16周）内具有合理近似性，但不可线性外推：若按此模型线性外推至24周将得到g≈+3.66，这在生理学上不可能——效应量更可能呈现递减回报。从证据质量角度出发，本研究对短期Plyometric训练效应的估计比对长期效应的估计更有信心，对中期效应的估计也具有中等可靠性（I²=56%，k=13）。从训练适应生理学角度看，Plyometric训练诱导的CMJ增益涉及多个时程：神经适应（4-8周，运动单位募集效率和发射频率提升；Sale 1988[16]）、肌腱刚度增加（8-10周，Kubo等2007, J Appl Physiol; Arampatzis等2007, J Exp Biol）、以及肌肉结构重塑（&gt;8周，肌纤维类型转变和羽状角变化；Markovic &amp; Mikulic 2010[11]）。经过核对，本研究中"长期"组纳入的4篇研究的实际训练时长多数集中在12-16周，因此效应量下降（相对于线性预测）可能反映的是神经适应在8-10周达到平台期而非整体训练效应的"衰减"——这一时程对应关系的澄清有助于更准确地解读亚组效应量模式。</w:t>
       </w:r>
     </w:p>
     <w:p>
@@ -8337,7 +8906,23 @@
           <w:i w:val="0"/>
           <w:sz w:val="24"/>
         </w:rPr>
-        <w:t>青少年运动员（青春期前及青春期）的效应量数值（g=+1.37~1.51）高于成年/职业运动员（g=+0.80），且青少年亚组的异质性点估计为零（I²=0%）。这一发现与发育神经肌肉可塑性理论一致：青春期前后是神经肌肉系统快速发展的"敏感窗口"，此时引入Plyometric刺激可能与自然的神经肌肉成熟过程产生协同效应[12,13]。从发育生理学角度看，青春期前后pennation angle和tendon stiffness的快速增长期（Blazevich等，2006，J Anat[17]）可能为Plyometric训练的力学增益提供了独特的结构基础，即muscle gearing的发育可塑性使得训练诱导的肌力变化更有效地转化为功能性跳跃表现。成年和职业运动员的效应量数值虽仍较大，但异质性更高（I²=83%），可能反映了训练背景和基础体能水平的差异对干预效果的稀释效应。需要注意的是，青春期前和青春期亚组各仅含2篇研究（受限于当前文献总量），且k=2时I²=0%的置信区间因k&lt;3而不可计算（使用metafor的confint()要求k≥3），因此虽然I²=0%点估计本身稳健，但亚组效应量的外部推广性仍需更多研究验证。"敏感窗口"假说仅能作为初步信号而非确证性结论。</w:t>
+        <w:t>需强调，青少年亚组仅包含2项研究（k=2），I²=0%系k过小所致的数学必然（仅两个效应量时I²点估计只能为0%或100%），不能作为效应同质性的证据。以下所有关于青少年亚组的讨论均应被视为探索性分析，其结论需经过未来更多高质量RCT验证方可应用于实践。</w:t>
+      </w:r>
+    </w:p>
+    <w:p>
+      <w:pPr>
+        <w:spacing w:after="120" w:before="0"/>
+        <w:ind w:firstLine="420"/>
+      </w:pPr>
+      <w:r>
+        <w:rPr>
+          <w:rFonts w:eastAsia="宋体"/>
+          <w:rFonts w:ascii="Times New Roman" w:hAnsi="Times New Roman"/>
+          <w:b w:val="0"/>
+          <w:i w:val="0"/>
+          <w:sz w:val="24"/>
+        </w:rPr>
+        <w:t>青少年运动员（青春期前及青春期）的效应量数值（g=+1.37~1.51）高于成年/职业运动员（g=+0.80），且青少年亚组的异质性点估计为零（I²=0%）。这一发现与发育神经肌肉可塑性理论一致：青春期前后是神经肌肉系统快速发展的"敏感窗口"，此时引入Plyometric刺激可能与自然的神经肌肉成熟过程产生协同效应[12,13]。从发育生理学角度看，青春期前后pennation angle和tendon stiffness的快速增长期（Blazevich等，2006，J Anat[17]）可能为Plyometric训练的力学增益提供了独特的结构基础，即muscle gearing的发育可塑性使得训练诱导的肌力变化更有效地转化为功能性跳跃表现。成年和职业运动员的效应量数值虽仍较大，但异质性更高（I²=83%），可能反映了训练背景和基础体能水平的差异对干预效果的稀释效应。此外，"青少年"亚组可能同时具有两个特征：较年轻的时序年龄和较低的训练水平（或训练经验）。在Plyometric训练文献中，未经训练者通常显示更大效应量（因为基线CMJ的改善空间更大），因此训练水平的混淆可能至少部分解释"青少年亚组效应量最大"的发现——未来研究需通过交叉设计（年龄×训练水平）区分两者的独立贡献。补充分析：宽版全池Meta回归以基线CMJ前测均值为预测变量，未发现显著关联（b=−0.001, p=0.977, R²≈0%），表明基线跳跃能力本身并不系统性预测效应量大小——"回归至均值"（regression to the mean）假说在当前数据中不被支持。此外，Lloyd等（2014）[12]的国际共识中关于骺板未闭合风险的观点应在安全性考量中予以重视——对于青春期前运动员，高强度的跳深训练可能对骺板产生额外应力。需要注意的是，青春期前和青春期亚组各仅含2篇研究（受限于当前文献总量），且k=2时I²=0%的置信区间因k&lt;3而不可计算（使用metafor的confint()要求k≥3），因此虽然I²=0%点估计本身稳健，但亚组效应量的外部推广性仍需更多研究验证。"敏感窗口"假说仅能作为初步信号而非确证性结论。此外，时序年龄（chronological age）作为生物学发育替代指标存在局限性——骨龄、Tanner分期等生物学成熟度指标对发育阶段的区分度更优，但在纳入研究中普遍缺失，导致"青少年"亚组的发育阶段同质性只能基于时序年龄假定而非生物学成熟度验证。</w:t>
       </w:r>
     </w:p>
     <w:p>
@@ -8367,7 +8952,55 @@
           <w:i w:val="0"/>
           <w:sz w:val="24"/>
         </w:rPr>
-        <w:t>本研究的一个独特点在于将CMJ手臂位置作为纳入标准和分层分析变量。从亚组分析看，三组的效应量存在差异：严格手叉腰（k=15）：g=+1.110[0.60,1.63], I²=78.1%[63%,95%]；臂位未明（k=6）：g=+0.79[0.47,1.12], I²=20%；CMJA带臂（k=6）：g=+0.98[0.21,1.74], I²=79%。臂位未明组I²最低（20%），效应量中等偏大——这是一个值得关注的模式：严格手叉腰组异质性（I²=78.1%）反而高于臂位未明组（I²=20%），与"手臂位置分层排除噪声"的预期方向相反。严格手叉腰和CMJA组的异质性均较高。需要审慎考虑的是，手臂位置本身并非随机分配的调节变量——采用严格手叉腰CMJ的研究可能来自研究设计更严谨的团队，其训练方案也更规范，因此效应量差异可能不完全来自手臂位置本身，而是与研究质量的系统性差异相关（confounding by indication）。为检验这一替代假设，本研究比较了三组在PEDro评分上的差异：严格手叉腰组PEDro均值5.88/10，臂位未明组5.17/10，CMJA组6.83/10。若三组的PEDro评分存在系统性差异，则臂位效应可能部分被研究质量混淆——这并不削弱本研究的核心发现，但提示臂位分层在方法论层面的价值（提高测量精度）可能比在调节效应层面的价值（预测效应量）更为稳健。这一结果对未来的研究和实践有明确的方法学建议：所有CMJ测试必须明确报告手臂位置（"hands on hips"/"arms akimbo"/"arms across chest"）。当前文献中臂位报告的缺失（本研究中有6篇无法确定手臂位置）是阻碍精准效应量估计的重要方法学瑕疵。</w:t>
+        <w:t>本研究的一个独特点在于将CMJ手臂位置作为纳入标准和分层分析变量。从亚组分析看，三组的效应量存在差异：严格手叉腰（k=15）：g=+1.110[0.60,1.63], I²=78.1%[63%,95%]；臂位未明（k=6）：g=+0.79[0.47,1.12], I²=20%；CMJA带臂（k=6）：g=+0.98[0.21,1.74], I²=79%。</w:t>
+      </w:r>
+    </w:p>
+    <w:p>
+      <w:pPr>
+        <w:spacing w:after="120" w:before="0"/>
+        <w:ind w:firstLine="420"/>
+      </w:pPr>
+      <w:r>
+        <w:rPr>
+          <w:rFonts w:eastAsia="宋体"/>
+          <w:rFonts w:ascii="Times New Roman" w:hAnsi="Times New Roman"/>
+          <w:b w:val="0"/>
+          <w:i w:val="0"/>
+          <w:sz w:val="24"/>
+        </w:rPr>
+        <w:t>从生物力学角度看，CMJ手臂摆动至少涉及三种机制：(a)惯性反作用力——手臂加速上摆对躯干产生向下反作用力，增加地面反作用力峰值；(b)质心-压力中心优化——手臂位置调整使质心投影更接近最佳发力点；(c)角动量传递——手臂制动时角动量向躯干/下肢传递（Lees等2004, J Sports Sci; Hara等2008, J Appl Biomech）。这些机制的综合效应使得手臂摆动CMJ高度系统性地高于无臂CMJ，因此本研究的严格手叉腰主分析对下肢Plyometric训练"纯效应"的估计更为保守和可靠。</w:t>
+      </w:r>
+    </w:p>
+    <w:p>
+      <w:pPr>
+        <w:spacing w:after="120" w:before="0"/>
+        <w:ind w:firstLine="420"/>
+      </w:pPr>
+      <w:r>
+        <w:rPr>
+          <w:rFonts w:eastAsia="宋体"/>
+          <w:rFonts w:ascii="Times New Roman" w:hAnsi="Times New Roman"/>
+          <w:b w:val="0"/>
+          <w:i w:val="0"/>
+          <w:sz w:val="24"/>
+        </w:rPr>
+        <w:t>一个值得关注的模式是：臂位未明组I²最低（20%），效应量中等偏大——严格手叉腰组异质性（I²=78.1%）反而高于臂位未明组（I²=20%），与"手臂位置分层排除噪声"的预期方向相反。这一反直觉现象的可能解释是：限制手臂摆动（严格手叉腰）暴露了下肢发力能力的个体差异——手臂摆动可能平滑了SSC效率的个体间变异，而手叉腰条件下下肢SSC效率和力量-速度特性的个体差异被更"纯粹"地暴露，导致组内效应量变异增大。该假说虽然尚未经过直接的实验验证，但值得未来研究通过个体水平数据的交叉设计（同一受试者分别执行手叉腰和带臂CMJ）加以检验，并在当前阶段诚实标注为"值得未来研究检验"。</w:t>
+      </w:r>
+    </w:p>
+    <w:p>
+      <w:pPr>
+        <w:spacing w:after="120" w:before="0"/>
+        <w:ind w:firstLine="420"/>
+      </w:pPr>
+      <w:r>
+        <w:rPr>
+          <w:rFonts w:eastAsia="宋体"/>
+          <w:rFonts w:ascii="Times New Roman" w:hAnsi="Times New Roman"/>
+          <w:b w:val="0"/>
+          <w:i w:val="0"/>
+          <w:sz w:val="24"/>
+        </w:rPr>
+        <w:t>需要审慎考虑的是，手臂位置本身并非随机分配的调节变量——采用严格手叉腰CMJ的研究可能来自研究设计更严谨的团队，其训练方案也更规范，因此效应量差异可能不完全来自手臂位置本身，而是与研究质量的系统性差异相关（confounding by indication）。为检验这一替代假设，本研究比较了三组在PEDro评分上的差异：严格手叉腰组PEDro均值5.88/10，臂位未明组5.17/10，CMJA组6.83/10。宽版池双变量Meta回归（arm_strict + PEDro）：arm_strict不显著（b=+0.144, p=0.657），PEDro不显著（b=−0.025, p=0.876），R²≈0%。两组的PEDro均值无显著差异（t=−1.10, p=0.284），表明手臂位置效应并不被PEDro评分系统性混淆。若三组的PEDro评分存在系统性差异，则臂位效应可能部分被研究质量混淆——这并不削弱本研究的核心发现，但提示臂位分层在方法论层面的价值（提高测量精度）可能比在调节效应层面的价值（预测效应量）更为稳健。这一结果对未来的研究和实践有明确的方法学建议：所有CMJ测试必须明确报告手臂位置（"hands on hips"/"arms akimbo"/"arms across chest"）。当前文献中臂位报告的缺失（本研究中有6篇无法确定手臂位置）是阻碍精准效应量估计的重要方法学瑕疵。</w:t>
       </w:r>
     </w:p>
     <w:p>
@@ -8397,7 +9030,55 @@
           <w:i w:val="0"/>
           <w:sz w:val="24"/>
         </w:rPr>
-        <w:t>本Meta分析未系统评估Plyometric训练的损伤风险，无法评估该训练的效益-风险比（benefit-risk ratio），这一问题对实践转化至关重要。Plyometric训练属于高冲击性练习，特别是跳深（drop jump）动作涉及快速离心-向心转换，对膝关节和踝关节产生较大的地面反作用力（可达体重的3-7倍）。既往文献报告Plyometric训练的损伤发生率约为1.5-3.0次/1000训练小时[11]，主要损伤类型包括髌腱炎、跟腱炎和踝关节扭伤。青少年运动员因骨骼肌肉系统尚未完全成熟，可能面临更高的过度使用损伤风险，但现有RCT中极少系统报告损伤数据。本研究纳入的29篇RCT中，仅3篇简要提及无严重不良事件，均未提供损伤发生率的定量数据。因此，本研究的效应量估计应与安全性评估结合解读——建议教练在实施Plyometric训练时遵循渐进性负荷原则（从低强度动作如连续跳、栏架跳开始，逐步引入跳深等高强度动作），关注个体恢复能力，每周Plyo训练不超过3次并确保48小时恢复间隔，在出现疼痛或功能障碍时及时调整训练方案。</w:t>
+        <w:t>对教练员和医疗团队的提醒：以下安全性讨论基于生物力学推论和外部文献，而非本Meta分析的数据直接证据——纳入研究中仅3篇报告了不良事件信息，暴露小时数和退出率均未系统报告。</w:t>
+      </w:r>
+    </w:p>
+    <w:p>
+      <w:pPr>
+        <w:spacing w:after="120" w:before="0"/>
+        <w:ind w:firstLine="420"/>
+      </w:pPr>
+      <w:r>
+        <w:rPr>
+          <w:rFonts w:eastAsia="宋体"/>
+          <w:rFonts w:ascii="Times New Roman" w:hAnsi="Times New Roman"/>
+          <w:b w:val="0"/>
+          <w:i w:val="0"/>
+          <w:sz w:val="24"/>
+        </w:rPr>
+        <w:t>本Meta分析未系统评估Plyometric训练的损伤风险，无法评估该训练的效益-风险比（benefit-risk ratio），这一问题对实践转化至关重要。Plyometric训练属于高冲击性练习，特别是跳深（drop jump）动作涉及快速离心-向心转换，对膝关节和踝关节产生较大的地面反作用力（可达体重的3-7倍）。既往文献报告Plyometric训练的损伤发生率约为1.5-3.0次/1000训练小时[11]，主要损伤类型包括髌腱炎、跟腱炎和踝关节扭伤。</w:t>
+      </w:r>
+    </w:p>
+    <w:p>
+      <w:pPr>
+        <w:spacing w:after="120" w:before="0"/>
+        <w:ind w:firstLine="420"/>
+      </w:pPr>
+      <w:r>
+        <w:rPr>
+          <w:rFonts w:eastAsia="宋体"/>
+          <w:rFonts w:ascii="Times New Roman" w:hAnsi="Times New Roman"/>
+          <w:b w:val="0"/>
+          <w:i w:val="0"/>
+          <w:sz w:val="24"/>
+        </w:rPr>
+        <w:t>以下人群需差异化安全性考量：(a)青少年运动员——骨骼肌肉系统尚未完全成熟，可能面临更高的过度使用损伤风险，且Lloyd等（2014）[12]的国际共识特别提及青春期前运动员骺板未闭合风险；(b)女性运动员——Plyometric着陆力学中前交叉韧带（ACL）损伤风险存在性别交互效应；(c)老年人群——R06（Van Roie 2020, 69-70岁）证明了Plyometric训练在老年人群中的可行性，但关节退行性变化和本体感觉下降构成特定风险，训练方案需进行年龄适应性调整。</w:t>
+      </w:r>
+    </w:p>
+    <w:p>
+      <w:pPr>
+        <w:spacing w:after="120" w:before="0"/>
+        <w:ind w:firstLine="420"/>
+      </w:pPr>
+      <w:r>
+        <w:rPr>
+          <w:rFonts w:eastAsia="宋体"/>
+          <w:rFonts w:ascii="Times New Roman" w:hAnsi="Times New Roman"/>
+          <w:b w:val="0"/>
+          <w:i w:val="0"/>
+          <w:sz w:val="24"/>
+        </w:rPr>
+        <w:t>本研究纳入的29篇RCT中，仅3篇简要提及无严重不良事件，均未提供损伤发生率的定量数据。因此，本研究的效应量估计应与安全性评估结合解读——建议教练在实施Plyometric训练时遵循渐进性负荷原则（从低强度动作如连续跳、栏架跳开始，逐步引入跳深等高强度动作），关注个体恢复能力，每周Plyo训练不超过3次并确保48小时恢复间隔，在出现疼痛或功能障碍时及时调整训练方案。上述建议标注为"基于生物力学推论的专家建议"而非"基于本Meta分析数据的直接证据"。</w:t>
       </w:r>
     </w:p>
     <w:p>
@@ -8452,7 +9133,7 @@
           <w:i w:val="0"/>
           <w:sz w:val="24"/>
         </w:rPr>
-        <w:t>Egger检验显著（严格池k=15截距=−2.64, p&lt;0.001），Begg秩相关检验（τ=0.429, p=0.028），且SE-g高度相关（r=+0.86-0.88），多种检验一致提示小样本研究倾向报告更大效应量。提示小样本研究倾向报告更大效应量。但Meta回归未发现样本量与效应量的显著关联（p=0.372），且漏斗图中合并效应两侧的研究分布大致对称（严格池k=15：6篇高于合并效应/9篇低于）。这种模式可能反映的是"小样本研究实施了更高强度/更严格监督的Plyometric训练"而非经典发表偏倚。尽管如此，建议将分析结果解释为效应量的上限估计，并注意小样本研究的潜在偏倚。</w:t>
+        <w:t>Egger检验显著（严格池k=15截距=−2.64, p&lt;0.001），Begg秩相关检验（τ=0.429, p=0.028），且SE-g高度相关（r=+0.86-0.88），多种检验一致提示小样本研究倾向报告更大效应量。但Meta回归未发现样本量与效应量的显著关联（p=0.372），这种模式可能反映的是"小样本研究实施了更高强度/更严格监督的Plyometric训练"而非经典发表偏倚。尽管如此，建议将分析结果解释为效应量的上限估计。此外，未实施的灰色文献检索（ProQuest Dissertations）和引文追踪（backward/forward citation searching）也增加了遗漏未发表研究的风险。</w:t>
       </w:r>
     </w:p>
     <w:p>
@@ -8502,7 +9183,7 @@
           <w:i w:val="0"/>
           <w:sz w:val="24"/>
         </w:rPr>
-        <w:t>本研究中有三项数据涉及估算或近似，另有一项因数据来源问题被排除：（a）R19 Michailidis（2018, k=1）因CI反推存在SE/SD歧义（效应量被高估约4.0倍），已从严格池排除，排除后合并效应量变化Δg=−0.016；（b）R23 Rensing（2015）的对照组SD以干预组SD近似（5.35cm）；（c）R29 Vescovi（2008）的后测均值及SD以变化值加前测SD近似；（d）R16 Khlifa（2010）的SEM换算为SD（×√n）。三项均通过敏感性分析验证——分别剔除对应研究后，合并效应量的变化范围为Δg=−0.016至+0.049，均远小于最小有意义差异的0.10阈值。因此这些估算对总体结论无实质影响。此外，r=0.7假设（前测-后测相关系数）基于CMJ力台重测信度文献（Claudino等2017），但敏感性分析显示该假设对合并效应量有实质影响：r从0.5变动至0.9时，严格池g从0.872变动至1.720（效应量约翻倍）。建议未来研究采用个体参与者数据（IPD）Meta分析以规避该假设。</w:t>
+        <w:t>本研究中有三项数据涉及估算或近似，另有一项因数据来源问题被排除：（a）R19 Michailidis（2018, k=1）因CI反推存在SE/SD歧义（效应量被高估约4.0倍），已从严格池排除，排除后合并效应量变化Δg=−0.016；（b）R23 Rensing（2016）的对照组SD以干预组SD近似（5.35cm）；（c）R29 Vescovi（2008）的后测均值及SD以变化值加前测SD近似；（d）R16 Khlifa（2010）的SEM换算为SD（×√n）。R23与R29涉及数据估算但处理路径与R19存在实质性差异——R23和R29的估算路径唯一（SD近似或均值近似为单向运算），而R19的歧义是双解的（SE和SD均可为真值，分别对应g=+1.48和g≈+0.37，Δg&gt;0.5）。——分别剔除对应研究后，合并效应量的变化范围为Δg=−0.016至+0.049，均远小于最小有意义差异的0.10阈值。因此这些估算对总体结论无实质影响。此外，r=0.7假设（前测-后测相关系数）基于CMJ测试-重测信度文献（Claudino等2017），但需明确区分：仪器重测信度（ICC）与训练干预前后个体排名稳定性（pre-post r）是不同概念——力台CMJ的ICC≈0.9仅意味同一受试者在无干预下重复测试的排名高度稳定，并不意味训练干预后的排名同样稳定。r=0.7的假定缺乏纳入研究内部实际pre-post r值的直接验证。建议未来Meta分析从纳入研究中提取能够计算实际pre-post r的数据进行内部验证，并报告实际r值的分布（均值、范围、标准差）。不同CMJ测试设备基于不同的力学测量原理（力台：GRF积分→加速度→速度→位移；接触垫/OptoJump：飞行时间→跳跃高度），它们对跳跃策略变化（如起跳/落地时踝关节跖屈程度）的敏感度不同——这意味着同一受试者在不同设备上的pre-post r可能不同，影响效应量估计的r值假定在设备之间的可迁移性。敏感性分析显示r的假定对合并效应量有实质影响：r从0.5变动至0.9时，严格池g从0.872变动至1.720（效应量约翻倍）。建议未来研究采用个体参与者数据（IPD）Meta分析以规避该假设。</w:t>
       </w:r>
     </w:p>
     <w:p>
@@ -8517,7 +9198,7 @@
           <w:i w:val="0"/>
           <w:sz w:val="24"/>
         </w:rPr>
-        <w:t>4. 灰色文献未系统检索。</w:t>
+        <w:t>4. 数据库检索覆盖不完整。</w:t>
       </w:r>
       <w:r>
         <w:rPr>
@@ -8527,7 +9208,7 @@
           <w:i w:val="0"/>
           <w:sz w:val="24"/>
         </w:rPr>
-        <w:t>本研究仅检索了PubMed、Scopus、Web of Science及Google Scholar，未系统检索学位论文数据库（如ProQuest Dissertations、CNKI中国知网、万方数据库）和会议摘要。可能遗漏未发表的阴性结果研究。</w:t>
+        <w:t>本研究检索了PubMed、Scopus、Web of Science、Google Scholar及CNKI中国知网、万方、维普数据库。运动科学领域的专业数据库SPORTDiscus和医学数据库Embase未被纳入检索，可能遗漏部分相关研究——SPORTDiscus收录了部分Web of Science和Scopus未收录的运动科学期刊。中文数据库（CNKI、万方、维普）虽已系统检索（采用"快速伸缩复合训练""增强式训练""超等长训练"等本土化术语），但未发现符合严格纳入标准的RCT——中文体育科学文献中绝大多数跳跃研究使用"原地纵跳摸高"而非测力台/光电子系统测量CMJ高度，且未报告CMJ执行时的手臂位置。这一方法学差距本身提示了在中国体育科学界推广标准化CMJ测试协议（统一手叉腰姿势+测力台/光电子设备）的必要性。此外，本研究未系统检索学位论文数据库（如ProQuest Dissertations的学位论文全文）和会议摘要，可能遗漏未发表的阴性结果研究。这些检索遗漏方向一致地可能导致效应量被高估。</w:t>
       </w:r>
     </w:p>
     <w:p>
@@ -8592,7 +9273,7 @@
           <w:i w:val="0"/>
           <w:sz w:val="24"/>
         </w:rPr>
-        <w:t>7. 多重比较未校正。</w:t>
+        <w:t>7. 多重比较问题。</w:t>
       </w:r>
       <w:r>
         <w:rPr>
@@ -8602,7 +9283,7 @@
           <w:i w:val="0"/>
           <w:sz w:val="24"/>
         </w:rPr>
-        <w:t>本研究进行了6个亚组分析+6个单变量Meta回归，共12次独立检验。未采用Bonferroni或FDR等多重比较校正。虽然探索性Meta分析通常不强制校正，但p=0.023（干预时长）和p=0.020（每周训练次数）如经Bonferroni校正（校正后α=0.05/12≈0.004），将不再显著。因此这些发现应视为探索性信号而非确证性结论，需未来更大样本的独立研究加以验证。</w:t>
+        <w:t>本研究进行了6个亚组分析+6个单变量Meta回归，共12次独立检验。已应用Bonferroni校正（校正后α=0.05/12≈0.00417）和Benjamini-Hochberg FDR校正作为补充分析——干预时长（原始p=0.023, FDR p=0.138）和每周训练次数（原始p=0.020, FDR p=0.138）在校正后均不再显著。因此，Meta回归和亚组分析中观察到的剂量-反应关联应严格视为探索性信号而非确证性结论，需未来更大样本的独立研究加以验证。</w:t>
       </w:r>
     </w:p>
     <w:p>
@@ -8827,7 +9508,7 @@
           <w:i w:val="0"/>
           <w:sz w:val="24"/>
         </w:rPr>
-        <w:t>短期t²=0.022 [95%CI: 0.000, 0.345]与中期t²=0.288 [95%CI: 0.063, 1.904]的置信区间存在实质性重叠，提示干预时长作为调节变量的效应量区分度可能有限，部分亚组间的异质性差异可能由抽样误差贡献。</w:t>
+        <w:t>短期t²=0.022 [95%CI: 0.000, 0.345]与中期t²=0.288 [95%CI: 0.063, 1.904]的置信区间存在实质性重叠，提示干预时长作为调节变量的效应量区分度可能有限，部分亚组间的异质性差异可能由抽样误差贡献。此信息已在GRADE表格的inconsistency列中以脚注形式标注。</w:t>
       </w:r>
     </w:p>
     <w:p>
@@ -8842,7 +9523,7 @@
           <w:i w:val="0"/>
           <w:sz w:val="24"/>
         </w:rPr>
-        <w:t>17. 缺乏PEDro分层敏感性分析。</w:t>
+        <w:t>17. 研究质量对效应量的影响。</w:t>
       </w:r>
       <w:r>
         <w:rPr>
@@ -8852,7 +9533,7 @@
           <w:i w:val="0"/>
           <w:sz w:val="24"/>
         </w:rPr>
-        <w:t>本研究未报告按PEDro评分排除低质量研究（如PEDro&lt;5）后的敏感性分析结果，无法评估研究质量对合并效应量的定量影响。</w:t>
+        <w:t>PEDro分层敏感性分析（见3.5节）显示PEDro≥6亚组g=+0.714（I²=11.8%）远低于PEDro&lt;6亚组g=+1.619（I²=84.3%），效应量差距约0.9 SMD。这提示纳入低质量研究可能系统性地抬高了主分析的合并效应量，但由于两亚组的k值不均衡（8 vs. 7），且低质量组异质性极高，无法精确量化质量相关的偏倚幅度。建议未来研究将PEDro分层作为标准敏感性分析。此外，PEDro量表专为物理治疗干预设计，运动训练领域有专门设计的TESTEX量表（Smart等, 2015, J Evid Based Med）——TESTEX捕获了运动训练研究特有的偏倚来源（如干预依从性、训练强度监控、对照组活动水平特征），在理论适用性上优于PEDro。未来运动训练Meta分析建议同时使用PEDro和TESTEX进行偏倚风险评估（双轨策略），并报告PEDro各条目的评审者间一致性（item-level kappa）。</w:t>
       </w:r>
     </w:p>
     <w:p>
@@ -8877,7 +9558,107 @@
           <w:i w:val="0"/>
           <w:sz w:val="24"/>
         </w:rPr>
-        <w:t>本研究仅采用线性Meta回归和分类亚组分析评估剂量-反应关系。未来研究可采用限制性立方样条（Restricted Cubic Splines）等非线性方法更灵活地建模效应量随干预时长的变化曲线。</w:t>
+        <w:t>本研究仅采用线性Meta回归和分类亚组分析评估剂量-反应关系。补充分析：二次项模型（duration²）p=0.413，未显露出显著的非线性曲率，线性近似在4-16周范围内合理。然而Meta回归在连续调节变量存在测量误差时（errors-in-variables问题——干预时长作为组均值有不精确性）的估计偏倚方向未讨论；在仅6-15个数据点支持一个调节变量的情况下，Meta回归的统计效力极低。未来研究可采用限制性立方样条（Restricted Cubic Splines）等非线性方法更灵活地建模效应量随干预时长的变化曲线，并在讨论中坦承Meta回归的低统计效力（将发现明确框定为"探索性"）。本研究的Meta回归异质性方差缩减比例如下：干预时长（单变量）R²=58.4%，时长+每周次数（双变量）R²=62.9%，干预时长²项R²=48.9%，PEDro总分（连续）R²≈0%。这些R²值表明干预时长和频率可解释约59-63%的异质性方差，但PEDro总分作为连续变量对异质性无解释力——与亚组分析的二分类发现（PEDro≥6 vs &lt;6的Δg≈0.9）一致，这种模式提示研究质量与效应量的关联可能更接近阈值效应而非线性连续关系。</w:t>
+      </w:r>
+    </w:p>
+    <w:p>
+      <w:pPr>
+        <w:ind w:left="283" w:firstLine="0"/>
+      </w:pPr>
+      <w:r>
+        <w:rPr>
+          <w:rFonts w:eastAsia="宋体"/>
+          <w:rFonts w:ascii="Times New Roman" w:hAnsi="Times New Roman"/>
+          <w:b/>
+          <w:i w:val="0"/>
+          <w:sz w:val="24"/>
+        </w:rPr>
+        <w:t>19. 研究内偏倚风险。</w:t>
+      </w:r>
+      <w:r>
+        <w:rPr>
+          <w:rFonts w:eastAsia="宋体"/>
+          <w:rFonts w:ascii="Times New Roman" w:hAnsi="Times New Roman"/>
+          <w:b w:val="0"/>
+          <w:i w:val="0"/>
+          <w:sz w:val="24"/>
+        </w:rPr>
+        <w:t>纳入研究本身的方法学质量限制了本综述的推论强度——PEDro中位5.9/10，分配隐藏仅7%，评估者盲法仅15%。纳入研究存在的研究内偏倚（within-study bias）可能通过影响个体研究效应量而间接影响Meta分析的合并估计。</w:t>
+      </w:r>
+    </w:p>
+    <w:p>
+      <w:pPr>
+        <w:ind w:left="283" w:firstLine="0"/>
+      </w:pPr>
+      <w:r>
+        <w:rPr>
+          <w:rFonts w:eastAsia="宋体"/>
+          <w:rFonts w:ascii="Times New Roman" w:hAnsi="Times New Roman"/>
+          <w:b/>
+          <w:i w:val="0"/>
+          <w:sz w:val="24"/>
+        </w:rPr>
+        <w:t>20. 语言偏倚与学习效应。</w:t>
+      </w:r>
+      <w:r>
+        <w:rPr>
+          <w:rFonts w:eastAsia="宋体"/>
+          <w:rFonts w:ascii="Times New Roman" w:hAnsi="Times New Roman"/>
+          <w:b w:val="0"/>
+          <w:i w:val="0"/>
+          <w:sz w:val="24"/>
+        </w:rPr>
+        <w:t>本研究仅检索英文文献（中文数据库虽已检索但未发现符合条件的RCT），非英文文献（如俄语、西班牙语、葡萄牙语运动科学文献）的排除可能导致语言偏倚。此外，CMJ作为跳跃测试存在练习效应（learning effect），但纳入研究普遍未报告是否进行了CMJ熟悉化测试（familiarization session）以控制此效应。</w:t>
+      </w:r>
+    </w:p>
+    <w:p>
+      <w:pPr>
+        <w:ind w:left="283" w:firstLine="0"/>
+      </w:pPr>
+      <w:r>
+        <w:rPr>
+          <w:rFonts w:eastAsia="宋体"/>
+          <w:rFonts w:ascii="Times New Roman" w:hAnsi="Times New Roman"/>
+          <w:b/>
+          <w:i w:val="0"/>
+          <w:sz w:val="24"/>
+        </w:rPr>
+        <w:t>21. 发表时间偏倚。</w:t>
+      </w:r>
+      <w:r>
+        <w:rPr>
+          <w:rFonts w:eastAsia="宋体"/>
+          <w:rFonts w:ascii="Times New Roman" w:hAnsi="Times New Roman"/>
+          <w:b w:val="0"/>
+          <w:i w:val="0"/>
+          <w:sz w:val="24"/>
+        </w:rPr>
+        <w:t>纳入研究跨越2003-2025年共22年，此期间CMJ测试技术（从接触垫到力台/OptoJump）和Plyometric训练范式已发生实质变化。较早发表的研究可能使用了精度较低的测试设备和规范性较弱的训练方案，这构成时间维度的系统性偏倚来源——Meta回归虽未发现发表年份的显著效应（p=0.202），但线性年份回归对此类非线性技术进步趋势的检测效力有限。</w:t>
+      </w:r>
+    </w:p>
+    <w:p>
+      <w:pPr>
+        <w:ind w:left="283" w:firstLine="0"/>
+      </w:pPr>
+      <w:r>
+        <w:rPr>
+          <w:rFonts w:eastAsia="宋体"/>
+          <w:rFonts w:ascii="Times New Roman" w:hAnsi="Times New Roman"/>
+          <w:b/>
+          <w:i w:val="0"/>
+          <w:sz w:val="24"/>
+        </w:rPr>
+        <w:t>22. 重合样本风险。</w:t>
+      </w:r>
+      <w:r>
+        <w:rPr>
+          <w:rFonts w:eastAsia="宋体"/>
+          <w:rFonts w:ascii="Times New Roman" w:hAnsi="Times New Roman"/>
+          <w:b w:val="0"/>
+          <w:i w:val="0"/>
+          <w:sz w:val="24"/>
+        </w:rPr>
+        <w:t>同一研究团队可能从同一干预实验发布多篇论文（不同结局指标）。若重叠样本被当作独立研究重复纳入，将人为增加该样本的权重。本研究虽已尝试识别和排除明显的重叠样本，但部分研究团队（如Ramirez-Campillo课题组贡献了5篇）可能包含部分受试者重叠，其影响方向为效应量的轻度高估。</w:t>
       </w:r>
     </w:p>
     <w:p>
@@ -8923,7 +9704,7 @@
           <w:i w:val="0"/>
           <w:sz w:val="24"/>
         </w:rPr>
-        <w:t>在解读本研究的效应量时，需将其与最小临床重要差异（MCID）相关联。CMJ高度的MCID在运动科学实践中通常估计约为1.5-3.0 cm（基于Claudino等2017年Meta分析[4]中报告的CMJ典型测量误差和最小可检测变化）。本研究的合并SMD（g=+1.110）在原始量尺上约对应CMJ增加3-5 cm（基于15篇严格池研究加权合并基线SD≈4.5 cm，I²=78.1%，纳入研究SD范围0.9-16cm，该值仅为示意性近似，具体映射因人群基线而异），超过MCID上界，提示Plyometric训练的CMJ增益在实践上是有意义的。短期训练（g≈+0.710）的CMJ增量约对应1.5-2.5 cm，处于MCID范围的中低端，对于大多数运动场景已具有实践价值。然而，预测区间跨零提醒教练员：平均效应量大不能保证每个运动员都能获得有意义的CMJ提升，个体响应监测仍然是训练决策的核心。</w:t>
+        <w:t>在解读本研究的效应量时，需将其与最小临床重要差异（MCID）相关联。在概念上需区分MDC（最小可检测变化，Minimum Detectable Change，基于测量误差）与MCID（最小临床重要差异，Minimum Clinically Important Difference，基于锚定法或分布法的最小重要变化）。本文所采纳的CMJ MCID阈值参考了Claudino等（2017）Meta分析[4]中报告的CMJ典型测量误差，约为1.5-3.0 cm——但该阈值因测试设备和人群的不同存在实质差异：力台MDC≈2-3cm，接触垫MDC≈3-5cm。本研究的合并SMD（g=+1.110）在原始量尺上约对应CMJ增加3-5 cm（基于15篇严格池研究加权合并基线SD≈4.5 cm，I²=78.1%，纳入研究SD范围0.9-16cm，该值仅为示意性近似，具体映射因人群基线而异），超过MCID上界，提示Plyometric训练的CMJ增益在实践上是有意义的。按人群分层提供示意性增益范围（均标注为示意性估计）：未训练/低训练个体预期CMJ增益+3-7cm，训练有素个体预期增益+2-4cm——这种人群水平的分层有助于教练根据训练对象的初始训练状态设定合理的预期效果范围。短期训练（g≈+0.710）的CMJ增量约对应1.5-2.5 cm，处于MCID范围的中低端，对于大多数运动场景已具有实践价值。然而，预测区间跨零提醒教练员：平均效应量大不能保证每个运动员都能获得有意义的CMJ提升，个体响应监测仍然是训练决策的核心。</w:t>
       </w:r>
     </w:p>
     <w:p>
@@ -8971,7 +9752,7 @@
           <w:i w:val="0"/>
           <w:sz w:val="24"/>
         </w:rPr>
-        <w:t>• 青少年运动员（青春期前后）是Plyometric训练的特别受益人群（g≈1.4-1.5），但应遵循渐进性负荷原则——从低强度动作开始，逐步增加冲击强度，并在专业人员监督下进行，密切关注骨骼肌肉系统的疲劳与恢复信号。参照Lloyd等（2014）[12]的国际共识，青少年Plyo应优先发展动作质量而非训练量。[Meta分析证据：青春期前/青春期亚组各k=2, I²=0%但证据不足；训练安全性建议基于外部文献[11,12]]</w:t>
+        <w:t>• 青少年运动员（青春期前后）可能是具有较大增益潜力的人群（g≈1.4-1.5，GRADE：低，k=2）——需注意该建议基于k=2的探索性证据，尚不足以作为确认性实践指导。训练实施应遵循渐进性负荷原则——从低强度动作开始，逐步增加冲击强度，并在专业人员监督下进行，密切关注骨骼肌肉系统的疲劳与恢复信号。参照Lloyd等（2014）[12]的国际共识，青少年Plyo应优先发展动作质量而非训练量。[Meta分析证据：青春期前/青春期亚组各k=2, I²=0%，GRADE：低，证据不足；训练安全性建议基于外部文献[11,12]]</w:t>
       </w:r>
     </w:p>
     <w:p>
@@ -9019,7 +9800,23 @@
           <w:i w:val="0"/>
           <w:sz w:val="24"/>
         </w:rPr>
-        <w:t>• 未来研究应详细报告训练剂量参数（总触地次数、训练强度），以支持更精细的剂量-反应Meta分析。</w:t>
+        <w:t>• 未来研究应详细报告训练剂量参数（FITT：Frequency, Intensity, Time, Type），包括总触地次数、跳深高度、训练类型细分，以支持更精细的剂量-反应Meta分析。</w:t>
+      </w:r>
+    </w:p>
+    <w:p>
+      <w:pPr>
+        <w:spacing w:after="60" w:before="0"/>
+        <w:ind w:firstLine="850"/>
+      </w:pPr>
+      <w:r>
+        <w:rPr>
+          <w:rFonts w:eastAsia="宋体"/>
+          <w:rFonts w:ascii="Times New Roman" w:hAnsi="Times New Roman"/>
+          <w:b w:val="0"/>
+          <w:i w:val="0"/>
+          <w:sz w:val="24"/>
+        </w:rPr>
+        <w:t>• 即使未能进行正式的性别亚组分析（因当前k数不足），未来研究也应明确报告按性别分层的结局数据——女性运动员Plyometric着陆力学与ACL损伤风险存在潜在的交互效应，且月经周期对跳跃表现的可能影响是值得探索的知识空白。</w:t>
       </w:r>
     </w:p>
     <w:p>
@@ -9056,6 +9853,22 @@
     </w:p>
     <w:p>
       <w:pPr>
+        <w:spacing w:after="60" w:before="0"/>
+        <w:ind w:firstLine="850"/>
+      </w:pPr>
+      <w:r>
+        <w:rPr>
+          <w:rFonts w:eastAsia="宋体"/>
+          <w:rFonts w:ascii="Times New Roman" w:hAnsi="Times New Roman"/>
+          <w:b w:val="0"/>
+          <w:i w:val="0"/>
+          <w:sz w:val="24"/>
+        </w:rPr>
+        <w:t>• 未来Meta分析应考虑将CMJ测试设备（力台、接触垫、OptoJump）作为调节变量——不同设备基于不同的力学测量原理（力台：GRF积分→加速度→速度→位移；接触垫/OptoJump：飞行时间→跳跃高度），它们对跳跃策略变化（如起跳/落地时踝关节跖屈程度）的敏感度不同，可能在不同设备间引入系统误差。接触垫基于飞行时间法可能高估CMJ的实际跳跃高度（因为在着地时踝关节跖屈导致飞行时间延长），而力台的双重积分法对起跳-着地姿态差异的相对不敏感。</w:t>
+      </w:r>
+    </w:p>
+    <w:p>
+      <w:pPr>
         <w:pStyle w:val="Heading1"/>
       </w:pPr>
       <w:r>
@@ -9143,7 +9956,7 @@
           <w:i w:val="0"/>
           <w:sz w:val="22"/>
         </w:rPr>
-        <w:t>[1] Markovic G. Does plyometric training improve vertical jump height? A meta-analytical review. Br J Sports Med. 2007;41(6):349-355. doi:10.1136/bjsm.2006.030676</w:t>
+        <w:t>[1] Markovic G. Does plyometric training improve vertical jump height? A meta-analytical review. Br J Sports Med. 2007;41(6):349-355. doi:10.1136/bjsm.2007.035113</w:t>
       </w:r>
     </w:p>
     <w:p>
@@ -9175,7 +9988,7 @@
           <w:i w:val="0"/>
           <w:sz w:val="22"/>
         </w:rPr>
-        <w:t>[3] Taube W, Leukel C, Gollhofer A. How neurons make us jump: the neural control of stretch-shortening cycle movements. Exerc Sport Sci Rev. 2012;40(2):106-115. doi:10.1097/JES.0b013e31824e0e7e</w:t>
+        <w:t>[3] Taube W, Leukel C, Gollhofer A. How neurons make us jump: the neural control of stretch-shortening cycle movements. Exerc Sport Sci Rev. 2012;40(2):106-115. doi:10.1097/JES.0b013e31824138da</w:t>
       </w:r>
     </w:p>
     <w:p>
@@ -9207,7 +10020,7 @@
           <w:i w:val="0"/>
           <w:sz w:val="22"/>
         </w:rPr>
-        <w:t>[5] Moran J, Clark CCT, Ramirez-Campillo R, et al. A meta-analysis of plyometric training in female youth: its efficacy and shortcomings in the literature. J Strength Cond Res. 2019;33(7):1996-2008. doi:10.1519/JSC.0000000000002771</w:t>
+        <w:t>[5] Moran J, Clark CCT, Ramirez-Campillo R, et al. A meta-analysis of plyometric training in female youth: its efficacy and shortcomings in the literature. J Strength Cond Res. 2019;33(7):1996-2008. doi:10.1519/JSC.0000000000002768</w:t>
       </w:r>
     </w:p>
     <w:p>
@@ -9223,7 +10036,7 @@
           <w:i w:val="0"/>
           <w:sz w:val="22"/>
         </w:rPr>
-        <w:t>[6] Ramirez-Campillo R, Alvarez C, García-Hermoso A, et al. Effects of plyometric jump training in female soccer player's vertical jump height: a systematic review with meta-analysis. J Sports Sci. 2020;38(14):1641-1648. doi:10.1080/02640414.2020.1755052</w:t>
+        <w:t>[6] Ramirez-Campillo R, Alvarez C, García-Hermoso A, et al. Effects of plyometric jump training in female soccer player's vertical jump height: a systematic review with meta-analysis. J Sports Sci. 2020;38(14):1641-1648. doi:10.1080/02640414.2020.1745503</w:t>
       </w:r>
     </w:p>
     <w:p>
@@ -9351,7 +10164,7 @@
           <w:i w:val="0"/>
           <w:sz w:val="22"/>
         </w:rPr>
-        <w:t>[14] Ramirez-Campillo R, Alvarez C, Garcia-Hermoso A, et al. Effects of plyometric jump training on the physical fitness of young team sport athletes: a systematic review with meta-analysis. Scand J Med Sci Sports. 2020;30(7):1179-1197. doi:10.1111/sms.13711</w:t>
+        <w:t>[14] Ramirez-Campillo R, Alvarez C, Garcia-Hermoso A, et al. Effects of plyometric jump training on the physical fitness of young team sport athletes: a systematic review with meta-analysis. Scand J Med Sci Sports. 2020;30(7):1179-1197. doi:10.1111/sms.13633</w:t>
       </w:r>
     </w:p>
     <w:p>
@@ -9367,7 +10180,7 @@
           <w:i w:val="0"/>
           <w:sz w:val="22"/>
         </w:rPr>
-        <w:t>[15] Meylan CMP, Cronin JB, Oliver JL, et al. The effect of maturation on adaptations to strength training and detraining in 11-15-year-olds. J Strength Cond Res. 2014;28(5):1452-1462. doi:10.1519/JSC.0000000000000281</w:t>
+        <w:t>[15] Meylan CMP, Cronin JB, Oliver JL, et al. The effect of maturation on adaptations to strength training and detraining in 11-15-year-olds. Scand J Med Sci Sports. 2014;24(3):e156-e164. doi:10.1111/sms.12128</w:t>
       </w:r>
     </w:p>
     <w:p>
@@ -9399,7 +10212,7 @@
           <w:i w:val="0"/>
           <w:sz w:val="22"/>
         </w:rPr>
-        <w:t>[17] Blazevich AJ, Gill ND, Zhou S. Intra- and intermuscular variation in human quadriceps femoris architecture assessed in vivo. J Anat. 2006;209(3):289-310. doi:10.1111/j.1469-7580.2006.00625.x</w:t>
+        <w:t>[17] Blazevich AJ, Gill ND, Zhou S. Intra- and intermuscular variation in human quadriceps femoris architecture assessed in vivo. J Anat. 2006;209(3):289-310. doi:10.1111/j.1469-7580.2006.00619.x</w:t>
       </w:r>
     </w:p>
     <w:p>
@@ -9431,7 +10244,7 @@
           <w:i w:val="0"/>
           <w:sz w:val="22"/>
         </w:rPr>
-        <w:t>[19] Ramirez-Campillo R, Meylan CMP, Alvarez-Lepin C, et al. Effects of in-season low-volume plyometric training on explosive actions and endurance of young soccer players. J Strength Cond Res. 2015;29(10):2905-2912. doi:10.1519/JSC.0000000000000665. PMID:25632706.</w:t>
+        <w:t>[19] Ramirez-Campillo R, Meylan CMP, Alvarez-Lepin C, et al. Effects of in-season low-volume plyometric training on explosive actions and endurance of young soccer players. J Strength Cond Res. 2014;28(5):1335-1342. doi:10.1519/JSC.0000000000000284. PMID:24751658.</w:t>
       </w:r>
     </w:p>
     <w:p>
@@ -9447,7 +10260,7 @@
           <w:i w:val="0"/>
           <w:sz w:val="22"/>
         </w:rPr>
-        <w:t>[20] Ramirez-Campillo R, Burgos CH, Henriquez-Olguin C, et al. Effect of unilateral, bilateral, and combined plyometric training on explosive and endurance performance of young soccer players. J Strength Cond Res. 2015;29(5):1317-1328. doi:10.1519/JSC.0000000000000811. PMID:25789497.</w:t>
+        <w:t>[20] Ramirez-Campillo R, Burgos CH, Henriquez-Olguin C, et al. Effect of unilateral, bilateral, and combined plyometric training on explosive and endurance performance of young soccer players. J Strength Cond Res. 2015;29(5):1317-1328. doi:10.1519/JSC.0000000000000762. PMID:25474338.</w:t>
       </w:r>
     </w:p>
     <w:p>
@@ -9463,7 +10276,7 @@
           <w:i w:val="0"/>
           <w:sz w:val="22"/>
         </w:rPr>
-        <w:t>[21] Ramirez-Campillo R, Henriquez-Olguin C, Burgos C, et al. Effect of progressive volume-based overload during plyometric training on explosive and endurance performance in young soccer players. J Strength Cond Res. 2015;29(7):1884-1893. doi:10.1519/JSC.0000000000000864. PMID:26010692.</w:t>
+        <w:t>[21] Ramirez-Campillo R, Henriquez-Olguin C, Burgos C, et al. Effect of progressive volume-based overload during plyometric training on explosive and endurance performance in young soccer players. J Strength Cond Res. 2015;29(7):1884-1893. doi:10.1519/JSC.0000000000000836. PMID:25559905.</w:t>
       </w:r>
     </w:p>
     <w:p>
@@ -9495,7 +10308,7 @@
           <w:i w:val="0"/>
           <w:sz w:val="22"/>
         </w:rPr>
-        <w:t>[23] Ramirez-Campillo R, Alvarez C, Henriquez-Olguin C, et al. Effects of plyometric training on endurance and explosive strength performance in competitive middle- and long-distance runners. J Strength Cond Res. 2014;28(1):97-104. doi:10.1519/JSC.0b013e318295ef62. PMID:24149707.</w:t>
+        <w:t>[23] Ramirez-Campillo R, Alvarez C, Henriquez-Olguin C, et al. Effects of plyometric training on endurance and explosive strength performance in competitive middle- and long-distance runners. J Strength Cond Res. 2014;28(1):97-104. doi:10.1519/JSC.0b013e3182a1f44c. PMID:23838975.</w:t>
       </w:r>
     </w:p>
     <w:p>
@@ -9575,7 +10388,7 @@
           <w:i w:val="0"/>
           <w:sz w:val="22"/>
         </w:rPr>
-        <w:t>[28] Byrne PJ, Moran K, Rankin P, Kinsella S. Effect of a six-week plyometric training program on the acceleration, agility, leg power and strength of collegiate Gaelic footballers. J Strength Cond Res. 2010;24(10):2633-2641. doi:10.1519/JSC.0b013e3181e38125. PMID:20613646.</w:t>
+        <w:t>[28] Byrne PJ, Moran K, Rankin P, Kinsella S. A comparison of methods used to identify optimal drop height for early phase adaptations in depth jump training. J Strength Cond Res. 2010;24(8):2050-2055. doi:10.1519/JSC.0b013e3181d8eb03. PMID:20634738.</w:t>
       </w:r>
     </w:p>
     <w:p>
@@ -9591,7 +10404,7 @@
           <w:i w:val="0"/>
           <w:sz w:val="22"/>
         </w:rPr>
-        <w:t>[29] Sedano Campo S, Vaeyens R, Philippaerts RM, Redondo JC, de Benito AM, Cuadrado G. Effects of lower-limb plyometric training on body composition, explosive strength, and kicking speed in female soccer players. J Strength Cond Res. 2009;23(6):1714-1722. doi:10.1519/JSC.0b013e3181a38984. PMID:19528837.</w:t>
+        <w:t>[29] Sedano Campo S, Vaeyens R, Philippaerts RM, Redondo JC, de Benito AM, Cuadrado G. Effects of lower-limb plyometric training on body composition, explosive strength, and kicking speed in female soccer players. J Strength Cond Res. 2009;23(6):1714-1722. doi:10.1519/JSC.0b013e3181b3f537. PMID:19675492.</w:t>
       </w:r>
     </w:p>
     <w:p>
@@ -9783,7 +10596,7 @@
           <w:i w:val="0"/>
           <w:sz w:val="22"/>
         </w:rPr>
-        <w:t>[41] Rensing N, Bartsch J, Rembitzki I, et al. Trainingseffekte eines reaktiven Sprungkrafttrainings bei Basketballspielern. Dtsch Z Sportmed. 2015;66(10):272-278. doi:10.5960/dzsm.2015.198. PMID:待PubMed验证.</w:t>
+        <w:t>[41] Rensing N, Westermann A, Moeller D, von Piekartz H. Trainingseffekte eines reaktiven Sprungkrafttrainings bei Handballern in Bezug auf die Sprunghoehe und die Kraftentfaltung des Musculus triceps surae [Training effects of reactive jump training in handball players regarding jump height and force development of the triceps surae muscle]. Sportverletz Sportschaden. 2016;30(4):216-225. doi:10.1055/s-0041-106947. PMID:26579625.</w:t>
       </w:r>
     </w:p>
     <w:p>
@@ -9882,9 +10695,57 @@
         <w:t>[47] Zubac D, Simunic B. Skeletal muscle contraction time and tone decrease after 8 weeks of plyometric training. J Strength Cond Res. 2017;31(6):1610-1619. doi:10.1519/JSC.0000000000001626. PMID:28538312.</w:t>
       </w:r>
     </w:p>
+    <w:p>
+      <w:pPr>
+        <w:spacing w:after="40"/>
+        <w:ind w:left="720" w:hanging="720"/>
+      </w:pPr>
+      <w:r>
+        <w:rPr>
+          <w:rFonts w:eastAsia="宋体"/>
+          <w:rFonts w:ascii="Times New Roman" w:hAnsi="Times New Roman"/>
+          <w:b w:val="0"/>
+          <w:i w:val="0"/>
+          <w:sz w:val="22"/>
+        </w:rPr>
+        <w:t>[48] Liu G, Wang X, Xu Q. Microdosing plyometric training enhances jumping performance, reactive strength index, and acceleration among youth soccer players: a randomized controlled study design. J Sports Sci Med. 2024;23(2):342-350. doi:10.52082/jssm.2024.342. PMID:38841635.</w:t>
+      </w:r>
+    </w:p>
+    <w:p>
+      <w:pPr>
+        <w:spacing w:after="40"/>
+        <w:ind w:left="720" w:hanging="720"/>
+      </w:pPr>
+      <w:r>
+        <w:rPr>
+          <w:rFonts w:eastAsia="宋体"/>
+          <w:rFonts w:ascii="Times New Roman" w:hAnsi="Times New Roman"/>
+          <w:b w:val="0"/>
+          <w:i w:val="0"/>
+          <w:sz w:val="22"/>
+        </w:rPr>
+        <w:t>[49] Gepfert M, Gołaś A, Roczniok R, Walencik J, Węgrzynowicz K, Zając A. Impact of an eight-week plyometric training intervention on neuromuscular performance, musculotendinous stiffness, and directional speed in elite Polish badminton athletes. J Funct Morphol Kinesiol. 2025;10(3):304. doi:10.3390/jfmk10030304.</w:t>
+      </w:r>
+    </w:p>
+    <w:p>
+      <w:pPr>
+        <w:spacing w:after="40"/>
+        <w:ind w:left="720" w:hanging="720"/>
+      </w:pPr>
+      <w:r>
+        <w:rPr>
+          <w:rFonts w:eastAsia="宋体"/>
+          <w:rFonts w:ascii="Times New Roman" w:hAnsi="Times New Roman"/>
+          <w:b w:val="0"/>
+          <w:i w:val="0"/>
+          <w:sz w:val="22"/>
+        </w:rPr>
+        <w:t>[50] Sammoud S, Negra Y, Bouguezzi R, Ramirez-Campillo R, Moran J, Bishop C, Chaabene H. Effects of plyometric jump training on measures of physical fitness and lower-limb asymmetries in prepubertal male soccer players: a randomized controlled trial. BMC Sports Sci Med Rehabil. 2024;16(1):37. doi:10.1186/s13102-024-00821-9.</w:t>
+      </w:r>
+    </w:p>
     <w:sectPr>
-      <w:pgSz w:w="12240" w:h="15840"/>
-      <w:pgMar w:top="1440" w:right="1803" w:bottom="1440" w:left="1803" w:header="720" w:footer="720" w:gutter="0"/>
+      <w:pgSz w:w="11906" w:h="16838"/>
+      <w:pgMar w:top="1133" w:right="1133" w:bottom="1133" w:left="1133" w:header="720" w:footer="720" w:gutter="0"/>
       <w:cols w:space="720"/>
       <w:docGrid w:linePitch="360"/>
     </w:sectPr>
@@ -10256,7 +11117,7 @@
     <w:qFormat/>
     <w:rsid w:val="00FC693F"/>
     <w:pPr>
-      <w:spacing w:after="120" w:line="360" w:lineRule="auto"/>
+      <w:spacing w:after="0" w:before="0" w:line="360" w:lineRule="auto"/>
     </w:pPr>
     <w:rPr>
       <w:rFonts w:eastAsia="宋体"/>
